--- a/src/main/resources/templates/syllabus_tamplate.docx
+++ b/src/main/resources/templates/syllabus_tamplate.docx
@@ -300,17 +300,7 @@
           <w:bCs/>
           <w:lang w:val="en-US"/>
         </w:rPr>
-        <w:t>Course (code, title</w:t>
-      </w:r>
-      <w:proofErr w:type="gramStart"/>
-      <w:r>
-        <w:rPr>
-          <w:rFonts w:cs="Times New Roman"/>
-          <w:b/>
-          <w:bCs/>
-          <w:lang w:val="en-US"/>
-        </w:rPr>
-        <w:t xml:space="preserve">): </w:t>
+        <w:t xml:space="preserve">Course (code, title): </w:t>
       </w:r>
       <w:r>
         <w:rPr>
@@ -323,7 +313,6 @@
         <w:t>{{</w:t>
       </w:r>
       <w:proofErr w:type="spellStart"/>
-      <w:proofErr w:type="gramEnd"/>
       <w:r>
         <w:rPr>
           <w:rFonts w:cs="Times New Roman"/>
@@ -343,7 +332,29 @@
           <w:u w:val="single"/>
           <w:lang w:val="en-US"/>
         </w:rPr>
-        <w:t>}} {{courseTitle}}</w:t>
+        <w:t>}} {{</w:t>
+      </w:r>
+      <w:proofErr w:type="spellStart"/>
+      <w:r>
+        <w:rPr>
+          <w:rFonts w:cs="Times New Roman"/>
+          <w:b/>
+          <w:bCs/>
+          <w:u w:val="single"/>
+          <w:lang w:val="en-US"/>
+        </w:rPr>
+        <w:t>courseTitle</w:t>
+      </w:r>
+      <w:proofErr w:type="spellEnd"/>
+      <w:r>
+        <w:rPr>
+          <w:rFonts w:cs="Times New Roman"/>
+          <w:b/>
+          <w:bCs/>
+          <w:u w:val="single"/>
+          <w:lang w:val="en-US"/>
+        </w:rPr>
+        <w:t>}}</w:t>
       </w:r>
     </w:p>
     <w:p>
@@ -428,17 +439,7 @@
           <w:bCs/>
           <w:lang w:val="en-US"/>
         </w:rPr>
-        <w:t xml:space="preserve"> (code, title</w:t>
-      </w:r>
-      <w:proofErr w:type="gramStart"/>
-      <w:r>
-        <w:rPr>
-          <w:rFonts w:cs="Times New Roman"/>
-          <w:b/>
-          <w:bCs/>
-          <w:lang w:val="en-US"/>
-        </w:rPr>
-        <w:t>)</w:t>
+        <w:t xml:space="preserve"> (code, title)</w:t>
       </w:r>
       <w:r>
         <w:rPr>
@@ -457,7 +458,6 @@
         <w:t>{{</w:t>
       </w:r>
       <w:proofErr w:type="spellStart"/>
-      <w:proofErr w:type="gramEnd"/>
       <w:r>
         <w:rPr>
           <w:rFonts w:cs="Times New Roman"/>
@@ -613,7 +613,6 @@
         </w:rPr>
         <w:t xml:space="preserve"> </w:t>
       </w:r>
-      <w:proofErr w:type="gramStart"/>
       <w:r>
         <w:rPr>
           <w:rFonts w:cs="Times New Roman"/>
@@ -651,21 +650,18 @@
       <w:r>
         <w:rPr>
           <w:rFonts w:cs="Times New Roman"/>
+          <w:lang w:val="en-US"/>
+        </w:rPr>
+        <w:t xml:space="preserve"> </w:t>
+      </w:r>
+      <w:r>
+        <w:rPr>
+          <w:rFonts w:cs="Times New Roman"/>
           <w:b/>
           <w:bCs/>
           <w:lang w:val="en-US"/>
         </w:rPr>
-        <w:t>Semester</w:t>
-      </w:r>
-      <w:proofErr w:type="gramEnd"/>
-      <w:r>
-        <w:rPr>
-          <w:rFonts w:cs="Times New Roman"/>
-          <w:b/>
-          <w:bCs/>
-          <w:lang w:val="en-US"/>
-        </w:rPr>
-        <w:t xml:space="preserve">: </w:t>
+        <w:t xml:space="preserve">Semester: </w:t>
       </w:r>
       <w:r>
         <w:rPr>
@@ -770,7 +766,6 @@
           <w:lang w:val="en-US"/>
         </w:rPr>
       </w:pPr>
-      <w:proofErr w:type="gramStart"/>
       <w:r>
         <w:rPr>
           <w:rFonts w:cs="Times New Roman"/>
@@ -787,7 +782,6 @@
         </w:rPr>
         <w:t>{{</w:t>
       </w:r>
-      <w:proofErr w:type="gramEnd"/>
       <w:r>
         <w:rPr>
           <w:rFonts w:cs="Times New Roman"/>
@@ -843,17 +837,7 @@
           <w:bCs/>
           <w:lang w:val="en-US"/>
         </w:rPr>
-        <w:t xml:space="preserve">Laboratory/Practical </w:t>
-      </w:r>
-      <w:proofErr w:type="gramStart"/>
-      <w:r>
-        <w:rPr>
-          <w:rFonts w:cs="Times New Roman"/>
-          <w:b/>
-          <w:bCs/>
-          <w:lang w:val="en-US"/>
-        </w:rPr>
-        <w:t>classes:</w:t>
+        <w:t>Laboratory/Practical classes:</w:t>
       </w:r>
       <w:r>
         <w:rPr>
@@ -869,7 +853,6 @@
         </w:rPr>
         <w:t>{{</w:t>
       </w:r>
-      <w:proofErr w:type="gramEnd"/>
       <w:r>
         <w:rPr>
           <w:rFonts w:cs="Times New Roman"/>
@@ -919,7 +902,6 @@
           <w:lang w:val="en-US"/>
         </w:rPr>
       </w:pPr>
-      <w:proofErr w:type="gramStart"/>
       <w:r>
         <w:rPr>
           <w:rFonts w:cs="Times New Roman"/>
@@ -938,7 +920,6 @@
         <w:t>{{</w:t>
       </w:r>
       <w:proofErr w:type="spellStart"/>
-      <w:proofErr w:type="gramEnd"/>
       <w:r>
         <w:rPr>
           <w:rFonts w:cs="Times New Roman"/>
@@ -1044,7 +1025,6 @@
           <w:lang w:val="en-US"/>
         </w:rPr>
       </w:pPr>
-      <w:proofErr w:type="gramStart"/>
       <w:r>
         <w:rPr>
           <w:rFonts w:cs="Times New Roman"/>
@@ -1061,7 +1041,6 @@
         </w:rPr>
         <w:t>{{</w:t>
       </w:r>
-      <w:proofErr w:type="gramEnd"/>
       <w:r>
         <w:rPr>
           <w:rFonts w:cs="Times New Roman"/>
@@ -1189,7 +1168,6 @@
         </w:rPr>
         <w:t xml:space="preserve"> </w:t>
       </w:r>
-      <w:proofErr w:type="gramStart"/>
       <w:r>
         <w:rPr>
           <w:rFonts w:cs="Times New Roman"/>
@@ -1217,7 +1195,6 @@
         <w:t>finalAssessment</w:t>
       </w:r>
       <w:proofErr w:type="spellEnd"/>
-      <w:proofErr w:type="gramEnd"/>
       <w:r>
         <w:rPr>
           <w:rFonts w:cs="Times New Roman"/>
@@ -1422,15 +1399,7 @@
           <w:rFonts w:cs="Times New Roman"/>
           <w:lang w:val="en-US"/>
         </w:rPr>
-        <w:t xml:space="preserve">The Course’s Academic program (Syllabus) (code, </w:t>
-      </w:r>
-      <w:proofErr w:type="gramStart"/>
-      <w:r>
-        <w:rPr>
-          <w:rFonts w:cs="Times New Roman"/>
-          <w:lang w:val="en-US"/>
-        </w:rPr>
-        <w:t xml:space="preserve">title) </w:t>
+        <w:t xml:space="preserve">The Course’s Academic program (Syllabus) (code, title) </w:t>
       </w:r>
       <w:r>
         <w:rPr>
@@ -1443,7 +1412,6 @@
         <w:t>{{</w:t>
       </w:r>
       <w:proofErr w:type="spellStart"/>
-      <w:proofErr w:type="gramEnd"/>
       <w:r>
         <w:rPr>
           <w:rFonts w:cs="Times New Roman"/>
@@ -1506,23 +1474,7 @@
           <w:rFonts w:cs="Times New Roman"/>
           <w:lang w:val="en-US"/>
         </w:rPr>
-        <w:t xml:space="preserve">eloped </w:t>
-      </w:r>
-      <w:proofErr w:type="gramStart"/>
-      <w:r>
-        <w:rPr>
-          <w:rFonts w:cs="Times New Roman"/>
-          <w:lang w:val="en-US"/>
-        </w:rPr>
-        <w:t>on the basis of</w:t>
-      </w:r>
-      <w:proofErr w:type="gramEnd"/>
-      <w:r>
-        <w:rPr>
-          <w:rFonts w:cs="Times New Roman"/>
-          <w:lang w:val="en-US"/>
-        </w:rPr>
-        <w:t xml:space="preserve"> </w:t>
+        <w:t xml:space="preserve">eloped on the basis of </w:t>
       </w:r>
       <w:r>
         <w:rPr>
@@ -1545,7 +1497,6 @@
         </w:rPr>
         <w:t xml:space="preserve"> on </w:t>
       </w:r>
-      <w:proofErr w:type="gramStart"/>
       <w:r>
         <w:rPr>
           <w:rFonts w:cs="Times New Roman"/>
@@ -1573,7 +1524,6 @@
         <w:t>groupOfAcademicPrograms</w:t>
       </w:r>
       <w:proofErr w:type="spellEnd"/>
-      <w:proofErr w:type="gramEnd"/>
       <w:r>
         <w:rPr>
           <w:rFonts w:cs="Times New Roman"/>
@@ -1694,15 +1644,7 @@
           <w:rFonts w:cs="Times New Roman"/>
           <w:lang w:val="en-US"/>
         </w:rPr>
-        <w:t xml:space="preserve">Minutes № 1, «___» </w:t>
-      </w:r>
-      <w:proofErr w:type="gramStart"/>
-      <w:r>
-        <w:rPr>
-          <w:rFonts w:cs="Times New Roman"/>
-          <w:lang w:val="en-US"/>
-        </w:rPr>
-        <w:t>August</w:t>
+        <w:t>Minutes № 1, «___» August</w:t>
       </w:r>
       <w:r>
         <w:rPr>
@@ -1711,7 +1653,6 @@
         </w:rPr>
         <w:t>,</w:t>
       </w:r>
-      <w:proofErr w:type="gramEnd"/>
       <w:r>
         <w:rPr>
           <w:rFonts w:cs="Times New Roman"/>
@@ -1906,46 +1847,13 @@
         </w:rPr>
         <w:t>r</w:t>
       </w:r>
-      <w:proofErr w:type="gramStart"/>
       <w:r>
         <w:rPr>
           <w:rFonts w:cs="Times New Roman"/>
           <w:lang w:val="en-US"/>
         </w:rPr>
         <w:tab/>
-        <w:t xml:space="preserve">  _</w:t>
-      </w:r>
-      <w:proofErr w:type="gramEnd"/>
-      <w:r>
-        <w:rPr>
-          <w:rFonts w:cs="Times New Roman"/>
-          <w:lang w:val="en-US"/>
-        </w:rPr>
-        <w:t>________</w:t>
-      </w:r>
-      <w:proofErr w:type="gramStart"/>
-      <w:r>
-        <w:rPr>
-          <w:rFonts w:cs="Times New Roman"/>
-          <w:lang w:val="en-US"/>
-        </w:rPr>
-        <w:t xml:space="preserve">__ </w:t>
-      </w:r>
-      <w:proofErr w:type="gramEnd"/>
-      <w:r>
-        <w:rPr>
-          <w:rFonts w:cs="Times New Roman"/>
-          <w:lang w:val="en-US"/>
-        </w:rPr>
-        <w:t>_</w:t>
-      </w:r>
-      <w:proofErr w:type="gramStart"/>
-      <w:r>
-        <w:rPr>
-          <w:rFonts w:cs="Times New Roman"/>
-          <w:lang w:val="en-US"/>
-        </w:rPr>
-        <w:t>__</w:t>
+        <w:t xml:space="preserve">  ___________ ___</w:t>
       </w:r>
       <w:r>
         <w:rPr>
@@ -1977,7 +1885,6 @@
         <w:t>}}/{{</w:t>
       </w:r>
       <w:proofErr w:type="spellStart"/>
-      <w:proofErr w:type="gramEnd"/>
       <w:r>
         <w:rPr>
           <w:rFonts w:cs="Times New Roman"/>
@@ -1986,7 +1893,6 @@
         <w:t>authorPosition</w:t>
       </w:r>
       <w:proofErr w:type="spellEnd"/>
-      <w:proofErr w:type="gramStart"/>
       <w:r>
         <w:rPr>
           <w:rFonts w:cs="Times New Roman"/>
@@ -1999,15 +1905,7 @@
           <w:rFonts w:cs="Times New Roman"/>
           <w:lang w:val="en-US"/>
         </w:rPr>
-        <w:t>_</w:t>
-      </w:r>
-      <w:proofErr w:type="gramEnd"/>
-      <w:r>
-        <w:rPr>
-          <w:rFonts w:cs="Times New Roman"/>
-          <w:lang w:val="en-US"/>
-        </w:rPr>
-        <w:t xml:space="preserve">__________________________ </w:t>
+        <w:t xml:space="preserve">___________________________ </w:t>
       </w:r>
     </w:p>
     <w:p>
@@ -2182,23 +2080,7 @@
           <w:rFonts w:cs="Times New Roman"/>
           <w:lang w:val="en-US"/>
         </w:rPr>
-        <w:t>, “_</w:t>
-      </w:r>
-      <w:proofErr w:type="gramStart"/>
-      <w:r>
-        <w:rPr>
-          <w:rFonts w:cs="Times New Roman"/>
-          <w:lang w:val="en-US"/>
-        </w:rPr>
-        <w:t>_”_</w:t>
-      </w:r>
-      <w:proofErr w:type="gramEnd"/>
-      <w:r>
-        <w:rPr>
-          <w:rFonts w:cs="Times New Roman"/>
-          <w:lang w:val="en-US"/>
-        </w:rPr>
-        <w:t>_____________2022</w:t>
+        <w:t>, “__”______________2022</w:t>
       </w:r>
       <w:r>
         <w:rPr>
@@ -3322,7 +3204,6 @@
                 <w:lang w:val="en-US"/>
               </w:rPr>
             </w:pPr>
-            <w:proofErr w:type="gramStart"/>
             <w:r>
               <w:rPr>
                 <w:rFonts w:cs="Times New Roman"/>
@@ -3347,7 +3228,6 @@
               <w:t>}}/{{</w:t>
             </w:r>
             <w:proofErr w:type="spellStart"/>
-            <w:proofErr w:type="gramEnd"/>
             <w:r>
               <w:rPr>
                 <w:rFonts w:cs="Times New Roman"/>
@@ -4625,14 +4505,50 @@
               <w:pStyle w:val="aa"/>
               <w:rPr>
                 <w:rFonts w:cs="Times New Roman"/>
-              </w:rPr>
-            </w:pPr>
-            <w:r>
-              <w:rPr>
-                <w:rStyle w:val="None"/>
-                <w:rFonts w:cs="Times New Roman"/>
-              </w:rPr>
-              <w:t>1</w:t>
+                <w:sz w:val="18"/>
+                <w:szCs w:val="18"/>
+              </w:rPr>
+            </w:pPr>
+            <w:r>
+              <w:rPr>
+                <w:rFonts w:cs="Times New Roman"/>
+                <w:sz w:val="18"/>
+                <w:szCs w:val="18"/>
+                <w14:textOutline w14:w="12700" w14:cap="flat" w14:cmpd="sng" w14:algn="ctr">
+                  <w14:noFill/>
+                  <w14:prstDash w14:val="solid"/>
+                  <w14:miter w14:lim="400000"/>
+                </w14:textOutline>
+              </w:rPr>
+              <w:t>{{</w:t>
+            </w:r>
+            <w:proofErr w:type="spellStart"/>
+            <w:r>
+              <w:rPr>
+                <w:rFonts w:cs="Times New Roman"/>
+                <w:sz w:val="18"/>
+                <w:szCs w:val="18"/>
+                <w14:textOutline w14:w="12700" w14:cap="flat" w14:cmpd="sng" w14:algn="ctr">
+                  <w14:noFill/>
+                  <w14:prstDash w14:val="solid"/>
+                  <w14:miter w14:lim="400000"/>
+                </w14:textOutline>
+              </w:rPr>
+              <w:t>w_n</w:t>
+            </w:r>
+            <w:proofErr w:type="spellEnd"/>
+            <w:r>
+              <w:rPr>
+                <w:rFonts w:cs="Times New Roman"/>
+                <w:sz w:val="18"/>
+                <w:szCs w:val="18"/>
+                <w14:textOutline w14:w="12700" w14:cap="flat" w14:cmpd="sng" w14:algn="ctr">
+                  <w14:noFill/>
+                  <w14:prstDash w14:val="solid"/>
+                  <w14:miter w14:lim="400000"/>
+                </w14:textOutline>
+              </w:rPr>
+              <w:t>}}</w:t>
             </w:r>
           </w:p>
         </w:tc>
@@ -4651,6 +4567,112 @@
               <w:bottom w:w="80" w:type="dxa"/>
               <w:right w:w="80" w:type="dxa"/>
             </w:tcMar>
+          </w:tcPr>
+          <w:p>
+            <w:pPr>
+              <w:pStyle w:val="aa"/>
+              <w:rPr>
+                <w:rFonts w:cs="Times New Roman"/>
+                <w:lang w:val="en-US"/>
+              </w:rPr>
+            </w:pPr>
+            <w:r>
+              <w:rPr>
+                <w:rFonts w:cs="Times New Roman"/>
+                <w14:textOutline w14:w="12700" w14:cap="flat" w14:cmpd="sng" w14:algn="ctr">
+                  <w14:noFill/>
+                  <w14:prstDash w14:val="solid"/>
+                  <w14:miter w14:lim="400000"/>
+                </w14:textOutline>
+              </w:rPr>
+              <w:t>{{</w:t>
+            </w:r>
+            <w:proofErr w:type="spellStart"/>
+            <w:r>
+              <w:rPr>
+                <w:rFonts w:cs="Times New Roman"/>
+                <w14:textOutline w14:w="12700" w14:cap="flat" w14:cmpd="sng" w14:algn="ctr">
+                  <w14:noFill/>
+                  <w14:prstDash w14:val="solid"/>
+                  <w14:miter w14:lim="400000"/>
+                </w14:textOutline>
+              </w:rPr>
+              <w:t>l_t</w:t>
+            </w:r>
+            <w:proofErr w:type="spellEnd"/>
+            <w:r>
+              <w:rPr>
+                <w:rFonts w:cs="Times New Roman"/>
+                <w14:textOutline w14:w="12700" w14:cap="flat" w14:cmpd="sng" w14:algn="ctr">
+                  <w14:noFill/>
+                  <w14:prstDash w14:val="solid"/>
+                  <w14:miter w14:lim="400000"/>
+                </w14:textOutline>
+              </w:rPr>
+              <w:t>}}</w:t>
+            </w:r>
+          </w:p>
+        </w:tc>
+        <w:tc>
+          <w:tcPr>
+            <w:tcW w:w="1701" w:type="dxa"/>
+            <w:tcBorders>
+              <w:top w:val="single" w:sz="4" w:space="0" w:color="000000"/>
+              <w:left w:val="single" w:sz="4" w:space="0" w:color="000000"/>
+              <w:bottom w:val="single" w:sz="4" w:space="0" w:color="000000"/>
+              <w:right w:val="single" w:sz="4" w:space="0" w:color="000000"/>
+            </w:tcBorders>
+            <w:tcMar>
+              <w:top w:w="80" w:type="dxa"/>
+              <w:left w:w="80" w:type="dxa"/>
+              <w:bottom w:w="80" w:type="dxa"/>
+              <w:right w:w="80" w:type="dxa"/>
+            </w:tcMar>
+          </w:tcPr>
+          <w:p>
+            <w:pPr>
+              <w:pStyle w:val="aa"/>
+              <w:rPr>
+                <w:rFonts w:cs="Times New Roman"/>
+              </w:rPr>
+            </w:pPr>
+            <w:r>
+              <w:rPr>
+                <w:rFonts w:cs="Times New Roman"/>
+              </w:rPr>
+              <w:t>{{</w:t>
+            </w:r>
+            <w:proofErr w:type="spellStart"/>
+            <w:r>
+              <w:rPr>
+                <w:rFonts w:cs="Times New Roman"/>
+              </w:rPr>
+              <w:t>refs</w:t>
+            </w:r>
+            <w:proofErr w:type="spellEnd"/>
+            <w:r>
+              <w:rPr>
+                <w:rFonts w:cs="Times New Roman"/>
+              </w:rPr>
+              <w:t>}}</w:t>
+            </w:r>
+          </w:p>
+        </w:tc>
+        <w:tc>
+          <w:tcPr>
+            <w:tcW w:w="992" w:type="dxa"/>
+            <w:tcBorders>
+              <w:top w:val="single" w:sz="4" w:space="0" w:color="000000"/>
+              <w:left w:val="single" w:sz="4" w:space="0" w:color="000000"/>
+              <w:bottom w:val="single" w:sz="4" w:space="0" w:color="000000"/>
+              <w:right w:val="single" w:sz="4" w:space="0" w:color="000000"/>
+            </w:tcBorders>
+            <w:tcMar>
+              <w:top w:w="80" w:type="dxa"/>
+              <w:left w:w="80" w:type="dxa"/>
+              <w:bottom w:w="80" w:type="dxa"/>
+              <w:right w:w="80" w:type="dxa"/>
+            </w:tcMar>
             <w:vAlign w:val="center"/>
           </w:tcPr>
           <w:p>
@@ -4658,116 +4680,78 @@
               <w:pStyle w:val="aa"/>
               <w:rPr>
                 <w:rFonts w:cs="Times New Roman"/>
-                <w:lang w:val="en-US"/>
-              </w:rPr>
-            </w:pPr>
-            <w:r>
-              <w:rPr>
-                <w:rStyle w:val="None"/>
-                <w:rFonts w:cs="Times New Roman"/>
-                <w:lang w:val="en-US"/>
-                <w14:textOutline w14:w="12700" w14:cap="flat" w14:cmpd="sng" w14:algn="ctr">
-                  <w14:noFill/>
-                  <w14:prstDash w14:val="solid"/>
-                  <w14:miter w14:lim="400000"/>
-                </w14:textOutline>
-              </w:rPr>
-              <w:t>Politics as a science and academic course</w:t>
-            </w:r>
-          </w:p>
-        </w:tc>
-        <w:tc>
-          <w:tcPr>
-            <w:tcW w:w="1701" w:type="dxa"/>
-            <w:tcBorders>
-              <w:top w:val="single" w:sz="4" w:space="0" w:color="000000"/>
-              <w:left w:val="single" w:sz="4" w:space="0" w:color="000000"/>
-              <w:bottom w:val="single" w:sz="4" w:space="0" w:color="000000"/>
-              <w:right w:val="single" w:sz="4" w:space="0" w:color="000000"/>
-            </w:tcBorders>
-            <w:tcMar>
-              <w:top w:w="80" w:type="dxa"/>
-              <w:left w:w="80" w:type="dxa"/>
-              <w:bottom w:w="80" w:type="dxa"/>
-              <w:right w:w="80" w:type="dxa"/>
-            </w:tcMar>
-          </w:tcPr>
-          <w:p>
-            <w:pPr>
-              <w:pStyle w:val="aa"/>
-              <w:rPr>
-                <w:rFonts w:cs="Times New Roman"/>
-              </w:rPr>
-            </w:pPr>
+              </w:rPr>
+            </w:pPr>
+            <w:r>
+              <w:rPr>
+                <w:rFonts w:cs="Times New Roman"/>
+              </w:rPr>
+              <w:t>{{</w:t>
+            </w:r>
             <w:proofErr w:type="spellStart"/>
             <w:r>
               <w:rPr>
-                <w:rStyle w:val="None"/>
-                <w:rFonts w:cs="Times New Roman"/>
-                <w14:textOutline w14:w="12700" w14:cap="flat" w14:cmpd="sng" w14:algn="ctr">
-                  <w14:noFill/>
-                  <w14:prstDash w14:val="solid"/>
-                  <w14:miter w14:lim="400000"/>
-                </w14:textOutline>
-              </w:rPr>
-              <w:t>off</w:t>
-            </w:r>
-            <w:r>
-              <w:rPr>
-                <w:rStyle w:val="None"/>
-                <w:rFonts w:cs="Times New Roman"/>
-                <w14:textOutline w14:w="12700" w14:cap="flat" w14:cmpd="sng" w14:algn="ctr">
-                  <w14:noFill/>
-                  <w14:prstDash w14:val="solid"/>
-                  <w14:miter w14:lim="400000"/>
-                </w14:textOutline>
-              </w:rPr>
-              <w:t>line</w:t>
+                <w:rFonts w:cs="Times New Roman"/>
+              </w:rPr>
+              <w:t>l_h</w:t>
             </w:r>
             <w:proofErr w:type="spellEnd"/>
             <w:r>
               <w:rPr>
-                <w:rStyle w:val="None"/>
-                <w:rFonts w:cs="Times New Roman"/>
-                <w14:textOutline w14:w="12700" w14:cap="flat" w14:cmpd="sng" w14:algn="ctr">
-                  <w14:noFill/>
-                  <w14:prstDash w14:val="solid"/>
-                  <w14:miter w14:lim="400000"/>
-                </w14:textOutline>
-              </w:rPr>
-              <w:t xml:space="preserve"> </w:t>
+                <w:rFonts w:cs="Times New Roman"/>
+              </w:rPr>
+              <w:t>}}</w:t>
+            </w:r>
+          </w:p>
+        </w:tc>
+        <w:tc>
+          <w:tcPr>
+            <w:tcW w:w="1134" w:type="dxa"/>
+            <w:tcBorders>
+              <w:top w:val="single" w:sz="4" w:space="0" w:color="000000"/>
+              <w:left w:val="single" w:sz="4" w:space="0" w:color="000000"/>
+              <w:bottom w:val="single" w:sz="4" w:space="0" w:color="000000"/>
+              <w:right w:val="single" w:sz="4" w:space="0" w:color="000000"/>
+            </w:tcBorders>
+            <w:tcMar>
+              <w:top w:w="80" w:type="dxa"/>
+              <w:left w:w="80" w:type="dxa"/>
+              <w:bottom w:w="80" w:type="dxa"/>
+              <w:right w:w="80" w:type="dxa"/>
+            </w:tcMar>
+          </w:tcPr>
+          <w:p>
+            <w:pPr>
+              <w:pStyle w:val="aa"/>
+              <w:rPr>
+                <w:rFonts w:cs="Times New Roman"/>
+              </w:rPr>
+            </w:pPr>
+            <w:r>
+              <w:rPr>
+                <w:rFonts w:cs="Times New Roman"/>
+              </w:rPr>
+              <w:t>{{</w:t>
             </w:r>
             <w:proofErr w:type="spellStart"/>
             <w:r>
               <w:rPr>
-                <w:rStyle w:val="None"/>
-                <w:rFonts w:cs="Times New Roman"/>
-                <w14:textOutline w14:w="12700" w14:cap="flat" w14:cmpd="sng" w14:algn="ctr">
-                  <w14:noFill/>
-                  <w14:prstDash w14:val="solid"/>
-                  <w14:miter w14:lim="400000"/>
-                </w14:textOutline>
-              </w:rPr>
-              <w:t>lecture</w:t>
+                <w:rFonts w:cs="Times New Roman"/>
+              </w:rPr>
+              <w:t>p_h</w:t>
             </w:r>
             <w:proofErr w:type="spellEnd"/>
             <w:r>
               <w:rPr>
-                <w:rStyle w:val="None"/>
-                <w:rFonts w:cs="Times New Roman"/>
-                <w14:textOutline w14:w="12700" w14:cap="flat" w14:cmpd="sng" w14:algn="ctr">
-                  <w14:noFill/>
-                  <w14:prstDash w14:val="solid"/>
-                  <w14:miter w14:lim="400000"/>
-                </w14:textOutline>
-              </w:rPr>
-              <w:t xml:space="preserve"> </w:t>
-            </w:r>
-          </w:p>
-        </w:tc>
-        <w:tc>
-          <w:tcPr>
-            <w:tcW w:w="992" w:type="dxa"/>
+                <w:rFonts w:cs="Times New Roman"/>
+              </w:rPr>
+              <w:t>}}</w:t>
+            </w:r>
+          </w:p>
+        </w:tc>
+        <w:tc>
+          <w:tcPr>
+            <w:tcW w:w="851" w:type="dxa"/>
             <w:tcBorders>
               <w:top w:val="single" w:sz="4" w:space="0" w:color="000000"/>
               <w:left w:val="single" w:sz="4" w:space="0" w:color="000000"/>
@@ -4787,62 +4771,41 @@
               <w:pStyle w:val="aa"/>
               <w:rPr>
                 <w:rFonts w:cs="Times New Roman"/>
-              </w:rPr>
-            </w:pPr>
-            <w:r>
-              <w:rPr>
-                <w:rStyle w:val="None"/>
-                <w:rFonts w:cs="Times New Roman"/>
-                <w14:textOutline w14:w="12700" w14:cap="flat" w14:cmpd="sng" w14:algn="ctr">
-                  <w14:noFill/>
-                  <w14:prstDash w14:val="solid"/>
-                  <w14:miter w14:lim="400000"/>
-                </w14:textOutline>
-              </w:rPr>
-              <w:t>1</w:t>
-            </w:r>
-          </w:p>
-        </w:tc>
-        <w:tc>
-          <w:tcPr>
-            <w:tcW w:w="1134" w:type="dxa"/>
-            <w:tcBorders>
-              <w:top w:val="single" w:sz="4" w:space="0" w:color="000000"/>
-              <w:left w:val="single" w:sz="4" w:space="0" w:color="000000"/>
-              <w:bottom w:val="single" w:sz="4" w:space="0" w:color="000000"/>
-              <w:right w:val="single" w:sz="4" w:space="0" w:color="000000"/>
-            </w:tcBorders>
-            <w:tcMar>
-              <w:top w:w="80" w:type="dxa"/>
-              <w:left w:w="80" w:type="dxa"/>
-              <w:bottom w:w="80" w:type="dxa"/>
-              <w:right w:w="80" w:type="dxa"/>
-            </w:tcMar>
-          </w:tcPr>
-          <w:p>
-            <w:pPr>
-              <w:pStyle w:val="aa"/>
-              <w:rPr>
-                <w:rFonts w:cs="Times New Roman"/>
-              </w:rPr>
-            </w:pPr>
-            <w:r>
-              <w:rPr>
-                <w:rStyle w:val="None"/>
-                <w:rFonts w:cs="Times New Roman"/>
-                <w14:textOutline w14:w="12700" w14:cap="flat" w14:cmpd="sng" w14:algn="ctr">
-                  <w14:noFill/>
-                  <w14:prstDash w14:val="solid"/>
-                  <w14:miter w14:lim="400000"/>
-                </w14:textOutline>
-              </w:rPr>
-              <w:t>1</w:t>
-            </w:r>
-          </w:p>
-        </w:tc>
-        <w:tc>
-          <w:tcPr>
-            <w:tcW w:w="851" w:type="dxa"/>
+                <w:sz w:val="18"/>
+                <w:szCs w:val="18"/>
+              </w:rPr>
+            </w:pPr>
+            <w:r>
+              <w:rPr>
+                <w:rFonts w:cs="Times New Roman"/>
+                <w:sz w:val="18"/>
+                <w:szCs w:val="18"/>
+              </w:rPr>
+              <w:t>{{</w:t>
+            </w:r>
+            <w:proofErr w:type="spellStart"/>
+            <w:r>
+              <w:rPr>
+                <w:rFonts w:cs="Times New Roman"/>
+                <w:sz w:val="18"/>
+                <w:szCs w:val="18"/>
+              </w:rPr>
+              <w:t>st_h</w:t>
+            </w:r>
+            <w:proofErr w:type="spellEnd"/>
+            <w:r>
+              <w:rPr>
+                <w:rFonts w:cs="Times New Roman"/>
+                <w:sz w:val="18"/>
+                <w:szCs w:val="18"/>
+              </w:rPr>
+              <w:t>}}</w:t>
+            </w:r>
+          </w:p>
+        </w:tc>
+        <w:tc>
+          <w:tcPr>
+            <w:tcW w:w="838" w:type="dxa"/>
             <w:tcBorders>
               <w:top w:val="single" w:sz="4" w:space="0" w:color="000000"/>
               <w:left w:val="single" w:sz="4" w:space="0" w:color="000000"/>
@@ -4862,57 +4825,35 @@
               <w:pStyle w:val="aa"/>
               <w:rPr>
                 <w:rFonts w:cs="Times New Roman"/>
-              </w:rPr>
-            </w:pPr>
-            <w:r>
-              <w:rPr>
-                <w:rStyle w:val="None"/>
-                <w:rFonts w:cs="Times New Roman"/>
-                <w14:textOutline w14:w="12700" w14:cap="flat" w14:cmpd="sng" w14:algn="ctr">
-                  <w14:noFill/>
-                  <w14:prstDash w14:val="solid"/>
-                  <w14:miter w14:lim="400000"/>
-                </w14:textOutline>
-              </w:rPr>
-              <w:t>1</w:t>
-            </w:r>
-          </w:p>
-        </w:tc>
-        <w:tc>
-          <w:tcPr>
-            <w:tcW w:w="838" w:type="dxa"/>
-            <w:tcBorders>
-              <w:top w:val="single" w:sz="4" w:space="0" w:color="000000"/>
-              <w:left w:val="single" w:sz="4" w:space="0" w:color="000000"/>
-              <w:bottom w:val="single" w:sz="4" w:space="0" w:color="000000"/>
-              <w:right w:val="single" w:sz="4" w:space="0" w:color="000000"/>
-            </w:tcBorders>
-            <w:tcMar>
-              <w:top w:w="80" w:type="dxa"/>
-              <w:left w:w="80" w:type="dxa"/>
-              <w:bottom w:w="80" w:type="dxa"/>
-              <w:right w:w="80" w:type="dxa"/>
-            </w:tcMar>
-            <w:vAlign w:val="center"/>
-          </w:tcPr>
-          <w:p>
-            <w:pPr>
-              <w:pStyle w:val="aa"/>
-              <w:rPr>
-                <w:rFonts w:cs="Times New Roman"/>
-              </w:rPr>
-            </w:pPr>
-            <w:r>
-              <w:rPr>
-                <w:rStyle w:val="None"/>
-                <w:rFonts w:cs="Times New Roman"/>
-                <w14:textOutline w14:w="12700" w14:cap="flat" w14:cmpd="sng" w14:algn="ctr">
-                  <w14:noFill/>
-                  <w14:prstDash w14:val="solid"/>
-                  <w14:miter w14:lim="400000"/>
-                </w14:textOutline>
-              </w:rPr>
-              <w:t>1</w:t>
+                <w:sz w:val="18"/>
+                <w:szCs w:val="18"/>
+              </w:rPr>
+            </w:pPr>
+            <w:r>
+              <w:rPr>
+                <w:rFonts w:cs="Times New Roman"/>
+                <w:sz w:val="18"/>
+                <w:szCs w:val="18"/>
+              </w:rPr>
+              <w:t>{{</w:t>
+            </w:r>
+            <w:proofErr w:type="spellStart"/>
+            <w:r>
+              <w:rPr>
+                <w:rFonts w:cs="Times New Roman"/>
+                <w:sz w:val="18"/>
+                <w:szCs w:val="18"/>
+              </w:rPr>
+              <w:t>s_h</w:t>
+            </w:r>
+            <w:proofErr w:type="spellEnd"/>
+            <w:r>
+              <w:rPr>
+                <w:rFonts w:cs="Times New Roman"/>
+                <w:sz w:val="18"/>
+                <w:szCs w:val="18"/>
+              </w:rPr>
+              <w:t>}}</w:t>
             </w:r>
           </w:p>
         </w:tc>
@@ -4946,13 +4887,6 @@
                 <w:rFonts w:cs="Times New Roman"/>
               </w:rPr>
             </w:pPr>
-            <w:r>
-              <w:rPr>
-                <w:rStyle w:val="None"/>
-                <w:rFonts w:cs="Times New Roman"/>
-              </w:rPr>
-              <w:t>2</w:t>
-            </w:r>
           </w:p>
         </w:tc>
         <w:tc>
@@ -4979,14 +4913,6 @@
                 <w:lang w:val="en-US"/>
               </w:rPr>
             </w:pPr>
-            <w:r>
-              <w:rPr>
-                <w:rStyle w:val="None"/>
-                <w:rFonts w:cs="Times New Roman"/>
-                <w:lang w:val="en-US"/>
-              </w:rPr>
-              <w:t>The main stages of the formation and development of political science</w:t>
-            </w:r>
           </w:p>
         </w:tc>
         <w:tc>
@@ -5012,56 +4938,6 @@
                 <w:rFonts w:cs="Times New Roman"/>
               </w:rPr>
             </w:pPr>
-            <w:r>
-              <w:rPr>
-                <w:rStyle w:val="None"/>
-                <w:rFonts w:cs="Times New Roman"/>
-                <w14:textOutline w14:w="12700" w14:cap="flat" w14:cmpd="sng" w14:algn="ctr">
-                  <w14:noFill/>
-                  <w14:prstDash w14:val="solid"/>
-                  <w14:miter w14:lim="400000"/>
-                </w14:textOutline>
-              </w:rPr>
-              <w:t xml:space="preserve">Basic </w:t>
-            </w:r>
-            <w:proofErr w:type="spellStart"/>
-            <w:r>
-              <w:rPr>
-                <w:rStyle w:val="None"/>
-                <w:rFonts w:cs="Times New Roman"/>
-                <w14:textOutline w14:w="12700" w14:cap="flat" w14:cmpd="sng" w14:algn="ctr">
-                  <w14:noFill/>
-                  <w14:prstDash w14:val="solid"/>
-                  <w14:miter w14:lim="400000"/>
-                </w14:textOutline>
-              </w:rPr>
-              <w:t>literature</w:t>
-            </w:r>
-            <w:proofErr w:type="spellEnd"/>
-            <w:r>
-              <w:rPr>
-                <w:rStyle w:val="None"/>
-                <w:rFonts w:cs="Times New Roman"/>
-                <w14:textOutline w14:w="12700" w14:cap="flat" w14:cmpd="sng" w14:algn="ctr">
-                  <w14:noFill/>
-                  <w14:prstDash w14:val="solid"/>
-                  <w14:miter w14:lim="400000"/>
-                </w14:textOutline>
-              </w:rPr>
-              <w:t>, 1, 3</w:t>
-            </w:r>
-            <w:r>
-              <w:rPr>
-                <w:rStyle w:val="None"/>
-                <w:rFonts w:cs="Times New Roman"/>
-                <w14:textOutline w14:w="12700" w14:cap="flat" w14:cmpd="sng" w14:algn="ctr">
-                  <w14:noFill/>
-                  <w14:prstDash w14:val="solid"/>
-                  <w14:miter w14:lim="400000"/>
-                </w14:textOutline>
-              </w:rPr>
-              <w:t>-14</w:t>
-            </w:r>
           </w:p>
         </w:tc>
         <w:tc>
@@ -5088,18 +4964,6 @@
                 <w:rFonts w:cs="Times New Roman"/>
               </w:rPr>
             </w:pPr>
-            <w:r>
-              <w:rPr>
-                <w:rStyle w:val="None"/>
-                <w:rFonts w:cs="Times New Roman"/>
-                <w14:textOutline w14:w="12700" w14:cap="flat" w14:cmpd="sng" w14:algn="ctr">
-                  <w14:noFill/>
-                  <w14:prstDash w14:val="solid"/>
-                  <w14:miter w14:lim="400000"/>
-                </w14:textOutline>
-              </w:rPr>
-              <w:t>1</w:t>
-            </w:r>
           </w:p>
         </w:tc>
         <w:tc>
@@ -5125,18 +4989,6 @@
                 <w:rFonts w:cs="Times New Roman"/>
               </w:rPr>
             </w:pPr>
-            <w:r>
-              <w:rPr>
-                <w:rStyle w:val="None"/>
-                <w:rFonts w:cs="Times New Roman"/>
-                <w14:textOutline w14:w="12700" w14:cap="flat" w14:cmpd="sng" w14:algn="ctr">
-                  <w14:noFill/>
-                  <w14:prstDash w14:val="solid"/>
-                  <w14:miter w14:lim="400000"/>
-                </w14:textOutline>
-              </w:rPr>
-              <w:t>1</w:t>
-            </w:r>
           </w:p>
         </w:tc>
         <w:tc>
@@ -5163,34 +5015,6 @@
                 <w:rFonts w:cs="Times New Roman"/>
               </w:rPr>
             </w:pPr>
-            <w:r>
-              <w:rPr>
-                <w:rStyle w:val="None"/>
-                <w:rFonts w:cs="Times New Roman"/>
-                <w:lang w:val="en-US"/>
-              </w:rPr>
-              <w:t>1</w:t>
-            </w:r>
-            <w:r>
-              <w:rPr>
-                <w:rStyle w:val="None"/>
-                <w:rFonts w:cs="Times New Roman"/>
-                <w:lang w:val="en-US"/>
-              </w:rPr>
-              <w:t xml:space="preserve"> </w:t>
-            </w:r>
-            <w:r>
-              <w:rPr>
-                <w:rStyle w:val="None"/>
-                <w:rFonts w:cs="Times New Roman"/>
-                <w14:textOutline w14:w="12700" w14:cap="flat" w14:cmpd="sng" w14:algn="ctr">
-                  <w14:noFill/>
-                  <w14:prstDash w14:val="solid"/>
-                  <w14:miter w14:lim="400000"/>
-                </w14:textOutline>
-              </w:rPr>
-              <w:t>PA</w:t>
-            </w:r>
           </w:p>
         </w:tc>
         <w:tc>
@@ -5214,83 +5038,10 @@
             <w:pPr>
               <w:pStyle w:val="aa"/>
               <w:rPr>
-                <w:rStyle w:val="None"/>
-                <w:rFonts w:cs="Times New Roman"/>
-                <w:lang w:val="en-US"/>
-              </w:rPr>
-            </w:pPr>
-            <w:r>
-              <w:rPr>
-                <w:rStyle w:val="None"/>
-                <w:rFonts w:cs="Times New Roman"/>
-                <w:lang w:val="en-US"/>
-              </w:rPr>
-              <w:t>1</w:t>
-            </w:r>
-          </w:p>
-          <w:p>
-            <w:pPr>
-              <w:pStyle w:val="aa"/>
-              <w:rPr>
-                <w:rFonts w:cs="Times New Roman"/>
-                <w:lang w:val="en-US"/>
-              </w:rPr>
-            </w:pPr>
-            <w:r>
-              <w:rPr>
-                <w:rStyle w:val="None"/>
-                <w:rFonts w:cs="Times New Roman"/>
-                <w:highlight w:val="cyan"/>
-                <w:lang w:val="en-US"/>
-                <w14:textOutline w14:w="12700" w14:cap="flat" w14:cmpd="sng" w14:algn="ctr">
-                  <w14:noFill/>
-                  <w14:prstDash w14:val="solid"/>
-                  <w14:miter w14:lim="400000"/>
-                </w14:textOutline>
-              </w:rPr>
-              <w:t>Choice</w:t>
-            </w:r>
-            <w:r>
-              <w:rPr>
-                <w:rStyle w:val="None"/>
-                <w:rFonts w:cs="Times New Roman"/>
-                <w:lang w:val="en-US"/>
-                <w14:textOutline w14:w="12700" w14:cap="flat" w14:cmpd="sng" w14:algn="ctr">
-                  <w14:noFill/>
-                  <w14:prstDash w14:val="solid"/>
-                  <w14:miter w14:lim="400000"/>
-                </w14:textOutline>
-              </w:rPr>
-              <w:t xml:space="preserve"> of the topic </w:t>
-            </w:r>
-            <w:proofErr w:type="gramStart"/>
-            <w:r>
-              <w:rPr>
-                <w:rStyle w:val="None"/>
-                <w:rFonts w:cs="Times New Roman"/>
-                <w:lang w:val="en-US"/>
-                <w14:textOutline w14:w="12700" w14:cap="flat" w14:cmpd="sng" w14:algn="ctr">
-                  <w14:noFill/>
-                  <w14:prstDash w14:val="solid"/>
-                  <w14:miter w14:lim="400000"/>
-                </w14:textOutline>
-              </w:rPr>
-              <w:t>( individual</w:t>
-            </w:r>
-            <w:proofErr w:type="gramEnd"/>
-            <w:r>
-              <w:rPr>
-                <w:rStyle w:val="None"/>
-                <w:rFonts w:cs="Times New Roman"/>
-                <w:lang w:val="en-US"/>
-                <w14:textOutline w14:w="12700" w14:cap="flat" w14:cmpd="sng" w14:algn="ctr">
-                  <w14:noFill/>
-                  <w14:prstDash w14:val="solid"/>
-                  <w14:miter w14:lim="400000"/>
-                </w14:textOutline>
-              </w:rPr>
-              <w:t xml:space="preserve"> presentation)</w:t>
-            </w:r>
+                <w:rFonts w:cs="Times New Roman"/>
+                <w:lang w:val="en-US"/>
+              </w:rPr>
+            </w:pPr>
           </w:p>
         </w:tc>
       </w:tr>
@@ -5323,13 +5074,6 @@
                 <w:rFonts w:cs="Times New Roman"/>
               </w:rPr>
             </w:pPr>
-            <w:r>
-              <w:rPr>
-                <w:rStyle w:val="None"/>
-                <w:rFonts w:cs="Times New Roman"/>
-              </w:rPr>
-              <w:t>3</w:t>
-            </w:r>
           </w:p>
         </w:tc>
         <w:tc>
@@ -5356,14 +5100,6 @@
                 <w:lang w:val="en-US"/>
               </w:rPr>
             </w:pPr>
-            <w:r>
-              <w:rPr>
-                <w:rStyle w:val="None"/>
-                <w:rFonts w:cs="Times New Roman"/>
-                <w:lang w:val="en-US"/>
-              </w:rPr>
-              <w:t>Politics in the system of public life</w:t>
-            </w:r>
           </w:p>
         </w:tc>
         <w:tc>
@@ -5389,57 +5125,6 @@
                 <w:rFonts w:cs="Times New Roman"/>
               </w:rPr>
             </w:pPr>
-            <w:r>
-              <w:rPr>
-                <w:rStyle w:val="None"/>
-                <w:rFonts w:cs="Times New Roman"/>
-                <w14:textOutline w14:w="12700" w14:cap="flat" w14:cmpd="sng" w14:algn="ctr">
-                  <w14:noFill/>
-                  <w14:prstDash w14:val="solid"/>
-                  <w14:miter w14:lim="400000"/>
-                </w14:textOutline>
-              </w:rPr>
-              <w:t xml:space="preserve">Basic </w:t>
-            </w:r>
-            <w:proofErr w:type="spellStart"/>
-            <w:r>
-              <w:rPr>
-                <w:rStyle w:val="None"/>
-                <w:rFonts w:cs="Times New Roman"/>
-                <w14:textOutline w14:w="12700" w14:cap="flat" w14:cmpd="sng" w14:algn="ctr">
-                  <w14:noFill/>
-                  <w14:prstDash w14:val="solid"/>
-                  <w14:miter w14:lim="400000"/>
-                </w14:textOutline>
-              </w:rPr>
-              <w:t>literature</w:t>
-            </w:r>
-            <w:proofErr w:type="spellEnd"/>
-            <w:r>
-              <w:rPr>
-                <w:rStyle w:val="None"/>
-                <w:rFonts w:cs="Times New Roman"/>
-                <w14:textOutline w14:w="12700" w14:cap="flat" w14:cmpd="sng" w14:algn="ctr">
-                  <w14:noFill/>
-                  <w14:prstDash w14:val="solid"/>
-                  <w14:miter w14:lim="400000"/>
-                </w14:textOutline>
-              </w:rPr>
-              <w:t xml:space="preserve">, </w:t>
-            </w:r>
-            <w:r>
-              <w:rPr>
-                <w:rStyle w:val="None"/>
-                <w:rFonts w:cs="Times New Roman"/>
-                <w:highlight w:val="cyan"/>
-                <w14:textOutline w14:w="12700" w14:cap="flat" w14:cmpd="sng" w14:algn="ctr">
-                  <w14:noFill/>
-                  <w14:prstDash w14:val="solid"/>
-                  <w14:miter w14:lim="400000"/>
-                </w14:textOutline>
-              </w:rPr>
-              <w:t>1, 3 -14</w:t>
-            </w:r>
           </w:p>
         </w:tc>
         <w:tc>
@@ -5466,18 +5151,6 @@
                 <w:rFonts w:cs="Times New Roman"/>
               </w:rPr>
             </w:pPr>
-            <w:r>
-              <w:rPr>
-                <w:rStyle w:val="None"/>
-                <w:rFonts w:cs="Times New Roman"/>
-                <w14:textOutline w14:w="12700" w14:cap="flat" w14:cmpd="sng" w14:algn="ctr">
-                  <w14:noFill/>
-                  <w14:prstDash w14:val="solid"/>
-                  <w14:miter w14:lim="400000"/>
-                </w14:textOutline>
-              </w:rPr>
-              <w:t>1</w:t>
-            </w:r>
           </w:p>
         </w:tc>
         <w:tc>
@@ -5503,18 +5176,6 @@
                 <w:rFonts w:cs="Times New Roman"/>
               </w:rPr>
             </w:pPr>
-            <w:r>
-              <w:rPr>
-                <w:rStyle w:val="None"/>
-                <w:rFonts w:cs="Times New Roman"/>
-                <w14:textOutline w14:w="12700" w14:cap="flat" w14:cmpd="sng" w14:algn="ctr">
-                  <w14:noFill/>
-                  <w14:prstDash w14:val="solid"/>
-                  <w14:miter w14:lim="400000"/>
-                </w14:textOutline>
-              </w:rPr>
-              <w:t>1</w:t>
-            </w:r>
           </w:p>
         </w:tc>
         <w:tc>
@@ -5541,34 +5202,6 @@
                 <w:rFonts w:cs="Times New Roman"/>
               </w:rPr>
             </w:pPr>
-            <w:r>
-              <w:rPr>
-                <w:rStyle w:val="None"/>
-                <w:rFonts w:cs="Times New Roman"/>
-                <w:lang w:val="en-US"/>
-              </w:rPr>
-              <w:t>1</w:t>
-            </w:r>
-            <w:r>
-              <w:rPr>
-                <w:rStyle w:val="None"/>
-                <w:rFonts w:cs="Times New Roman"/>
-                <w:lang w:val="en-US"/>
-              </w:rPr>
-              <w:t xml:space="preserve"> </w:t>
-            </w:r>
-            <w:r>
-              <w:rPr>
-                <w:rStyle w:val="None"/>
-                <w:rFonts w:cs="Times New Roman"/>
-                <w14:textOutline w14:w="12700" w14:cap="flat" w14:cmpd="sng" w14:algn="ctr">
-                  <w14:noFill/>
-                  <w14:prstDash w14:val="solid"/>
-                  <w14:miter w14:lim="400000"/>
-                </w14:textOutline>
-              </w:rPr>
-              <w:t>PA</w:t>
-            </w:r>
           </w:p>
         </w:tc>
         <w:tc>
@@ -5595,18 +5228,6 @@
                 <w:rFonts w:cs="Times New Roman"/>
               </w:rPr>
             </w:pPr>
-            <w:r>
-              <w:rPr>
-                <w:rStyle w:val="None"/>
-                <w:rFonts w:cs="Times New Roman"/>
-                <w14:textOutline w14:w="12700" w14:cap="flat" w14:cmpd="sng" w14:algn="ctr">
-                  <w14:noFill/>
-                  <w14:prstDash w14:val="solid"/>
-                  <w14:miter w14:lim="400000"/>
-                </w14:textOutline>
-              </w:rPr>
-              <w:t>1</w:t>
-            </w:r>
           </w:p>
         </w:tc>
       </w:tr>
@@ -5639,13 +5260,6 @@
                 <w:rFonts w:cs="Times New Roman"/>
               </w:rPr>
             </w:pPr>
-            <w:r>
-              <w:rPr>
-                <w:rStyle w:val="None"/>
-                <w:rFonts w:cs="Times New Roman"/>
-              </w:rPr>
-              <w:t>4</w:t>
-            </w:r>
           </w:p>
         </w:tc>
         <w:tc>
@@ -5672,14 +5286,6 @@
                 <w:lang w:val="en-US"/>
               </w:rPr>
             </w:pPr>
-            <w:r>
-              <w:rPr>
-                <w:rStyle w:val="None"/>
-                <w:rFonts w:cs="Times New Roman"/>
-                <w:lang w:val="en-US"/>
-              </w:rPr>
-              <w:t>Political power: the essence and mechanism of implementation</w:t>
-            </w:r>
           </w:p>
         </w:tc>
         <w:tc>
@@ -5705,44 +5311,6 @@
                 <w:rFonts w:cs="Times New Roman"/>
               </w:rPr>
             </w:pPr>
-            <w:r>
-              <w:rPr>
-                <w:rStyle w:val="None"/>
-                <w:rFonts w:cs="Times New Roman"/>
-                <w14:textOutline w14:w="12700" w14:cap="flat" w14:cmpd="sng" w14:algn="ctr">
-                  <w14:noFill/>
-                  <w14:prstDash w14:val="solid"/>
-                  <w14:miter w14:lim="400000"/>
-                </w14:textOutline>
-              </w:rPr>
-              <w:t xml:space="preserve">Basic </w:t>
-            </w:r>
-            <w:proofErr w:type="spellStart"/>
-            <w:r>
-              <w:rPr>
-                <w:rStyle w:val="None"/>
-                <w:rFonts w:cs="Times New Roman"/>
-                <w14:textOutline w14:w="12700" w14:cap="flat" w14:cmpd="sng" w14:algn="ctr">
-                  <w14:noFill/>
-                  <w14:prstDash w14:val="solid"/>
-                  <w14:miter w14:lim="400000"/>
-                </w14:textOutline>
-              </w:rPr>
-              <w:t>literature</w:t>
-            </w:r>
-            <w:proofErr w:type="spellEnd"/>
-            <w:r>
-              <w:rPr>
-                <w:rStyle w:val="None"/>
-                <w:rFonts w:cs="Times New Roman"/>
-                <w14:textOutline w14:w="12700" w14:cap="flat" w14:cmpd="sng" w14:algn="ctr">
-                  <w14:noFill/>
-                  <w14:prstDash w14:val="solid"/>
-                  <w14:miter w14:lim="400000"/>
-                </w14:textOutline>
-              </w:rPr>
-              <w:t>, 1, 3 -14</w:t>
-            </w:r>
           </w:p>
         </w:tc>
         <w:tc>
@@ -5769,18 +5337,6 @@
                 <w:rFonts w:cs="Times New Roman"/>
               </w:rPr>
             </w:pPr>
-            <w:r>
-              <w:rPr>
-                <w:rStyle w:val="None"/>
-                <w:rFonts w:cs="Times New Roman"/>
-                <w14:textOutline w14:w="12700" w14:cap="flat" w14:cmpd="sng" w14:algn="ctr">
-                  <w14:noFill/>
-                  <w14:prstDash w14:val="solid"/>
-                  <w14:miter w14:lim="400000"/>
-                </w14:textOutline>
-              </w:rPr>
-              <w:t>1</w:t>
-            </w:r>
           </w:p>
         </w:tc>
         <w:tc>
@@ -5806,18 +5362,6 @@
                 <w:rFonts w:cs="Times New Roman"/>
               </w:rPr>
             </w:pPr>
-            <w:r>
-              <w:rPr>
-                <w:rStyle w:val="None"/>
-                <w:rFonts w:cs="Times New Roman"/>
-                <w14:textOutline w14:w="12700" w14:cap="flat" w14:cmpd="sng" w14:algn="ctr">
-                  <w14:noFill/>
-                  <w14:prstDash w14:val="solid"/>
-                  <w14:miter w14:lim="400000"/>
-                </w14:textOutline>
-              </w:rPr>
-              <w:t>1</w:t>
-            </w:r>
           </w:p>
         </w:tc>
         <w:tc>
@@ -5844,34 +5388,6 @@
                 <w:rFonts w:cs="Times New Roman"/>
               </w:rPr>
             </w:pPr>
-            <w:r>
-              <w:rPr>
-                <w:rStyle w:val="None"/>
-                <w:rFonts w:cs="Times New Roman"/>
-                <w:lang w:val="en-US"/>
-              </w:rPr>
-              <w:t>1</w:t>
-            </w:r>
-            <w:r>
-              <w:rPr>
-                <w:rStyle w:val="None"/>
-                <w:rFonts w:cs="Times New Roman"/>
-                <w:lang w:val="en-US"/>
-              </w:rPr>
-              <w:t xml:space="preserve"> </w:t>
-            </w:r>
-            <w:r>
-              <w:rPr>
-                <w:rStyle w:val="None"/>
-                <w:rFonts w:cs="Times New Roman"/>
-                <w14:textOutline w14:w="12700" w14:cap="flat" w14:cmpd="sng" w14:algn="ctr">
-                  <w14:noFill/>
-                  <w14:prstDash w14:val="solid"/>
-                  <w14:miter w14:lim="400000"/>
-                </w14:textOutline>
-              </w:rPr>
-              <w:t>PA</w:t>
-            </w:r>
           </w:p>
         </w:tc>
         <w:tc>
@@ -5895,67 +5411,9 @@
             <w:pPr>
               <w:pStyle w:val="aa"/>
               <w:rPr>
-                <w:rStyle w:val="None"/>
-                <w:rFonts w:cs="Times New Roman"/>
-              </w:rPr>
-            </w:pPr>
-            <w:r>
-              <w:rPr>
-                <w:rStyle w:val="None"/>
-                <w:rFonts w:cs="Times New Roman"/>
-                <w:lang w:val="en-US"/>
-              </w:rPr>
-              <w:t>1</w:t>
-            </w:r>
-          </w:p>
-          <w:p>
-            <w:pPr>
-              <w:pStyle w:val="aa"/>
-              <w:rPr>
-                <w:rFonts w:cs="Times New Roman"/>
-              </w:rPr>
-            </w:pPr>
-            <w:r>
-              <w:rPr>
-                <w:rStyle w:val="None"/>
-                <w:rFonts w:cs="Times New Roman"/>
-                <w:lang w:val="de-DE"/>
-                <w14:textOutline w14:w="12700" w14:cap="flat" w14:cmpd="sng" w14:algn="ctr">
-                  <w14:noFill/>
-                  <w14:prstDash w14:val="solid"/>
-                  <w14:miter w14:lim="400000"/>
-                </w14:textOutline>
-              </w:rPr>
-              <w:t xml:space="preserve">Outline </w:t>
-            </w:r>
-            <w:proofErr w:type="gramStart"/>
-            <w:r>
-              <w:rPr>
-                <w:rStyle w:val="None"/>
-                <w:rFonts w:cs="Times New Roman"/>
-                <w:lang w:val="en-US"/>
-                <w14:textOutline w14:w="12700" w14:cap="flat" w14:cmpd="sng" w14:algn="ctr">
-                  <w14:noFill/>
-                  <w14:prstDash w14:val="solid"/>
-                  <w14:miter w14:lim="400000"/>
-                </w14:textOutline>
-              </w:rPr>
-              <w:t>( individual</w:t>
-            </w:r>
-            <w:proofErr w:type="gramEnd"/>
-            <w:r>
-              <w:rPr>
-                <w:rStyle w:val="None"/>
-                <w:rFonts w:cs="Times New Roman"/>
-                <w:lang w:val="en-US"/>
-                <w14:textOutline w14:w="12700" w14:cap="flat" w14:cmpd="sng" w14:algn="ctr">
-                  <w14:noFill/>
-                  <w14:prstDash w14:val="solid"/>
-                  <w14:miter w14:lim="400000"/>
-                </w14:textOutline>
-              </w:rPr>
-              <w:t xml:space="preserve"> presentation)</w:t>
-            </w:r>
+                <w:rFonts w:cs="Times New Roman"/>
+              </w:rPr>
+            </w:pPr>
           </w:p>
         </w:tc>
       </w:tr>
@@ -5988,13 +5446,6 @@
                 <w:rFonts w:cs="Times New Roman"/>
               </w:rPr>
             </w:pPr>
-            <w:r>
-              <w:rPr>
-                <w:rStyle w:val="None"/>
-                <w:rFonts w:cs="Times New Roman"/>
-              </w:rPr>
-              <w:t>5</w:t>
-            </w:r>
           </w:p>
         </w:tc>
         <w:tc>
@@ -6021,19 +5472,6 @@
                 <w:lang w:val="en-US"/>
               </w:rPr>
             </w:pPr>
-            <w:r>
-              <w:rPr>
-                <w:rStyle w:val="None"/>
-                <w:rFonts w:cs="Times New Roman"/>
-                <w:lang w:val="en-US"/>
-                <w14:textOutline w14:w="12700" w14:cap="flat" w14:cmpd="sng" w14:algn="ctr">
-                  <w14:noFill/>
-                  <w14:prstDash w14:val="solid"/>
-                  <w14:miter w14:lim="400000"/>
-                </w14:textOutline>
-              </w:rPr>
-              <w:t>Political elites and political leadership</w:t>
-            </w:r>
           </w:p>
         </w:tc>
         <w:tc>
@@ -6059,44 +5497,6 @@
                 <w:rFonts w:cs="Times New Roman"/>
               </w:rPr>
             </w:pPr>
-            <w:r>
-              <w:rPr>
-                <w:rStyle w:val="None"/>
-                <w:rFonts w:cs="Times New Roman"/>
-                <w14:textOutline w14:w="12700" w14:cap="flat" w14:cmpd="sng" w14:algn="ctr">
-                  <w14:noFill/>
-                  <w14:prstDash w14:val="solid"/>
-                  <w14:miter w14:lim="400000"/>
-                </w14:textOutline>
-              </w:rPr>
-              <w:t xml:space="preserve">Basic </w:t>
-            </w:r>
-            <w:proofErr w:type="spellStart"/>
-            <w:r>
-              <w:rPr>
-                <w:rStyle w:val="None"/>
-                <w:rFonts w:cs="Times New Roman"/>
-                <w14:textOutline w14:w="12700" w14:cap="flat" w14:cmpd="sng" w14:algn="ctr">
-                  <w14:noFill/>
-                  <w14:prstDash w14:val="solid"/>
-                  <w14:miter w14:lim="400000"/>
-                </w14:textOutline>
-              </w:rPr>
-              <w:t>literature</w:t>
-            </w:r>
-            <w:proofErr w:type="spellEnd"/>
-            <w:r>
-              <w:rPr>
-                <w:rStyle w:val="None"/>
-                <w:rFonts w:cs="Times New Roman"/>
-                <w14:textOutline w14:w="12700" w14:cap="flat" w14:cmpd="sng" w14:algn="ctr">
-                  <w14:noFill/>
-                  <w14:prstDash w14:val="solid"/>
-                  <w14:miter w14:lim="400000"/>
-                </w14:textOutline>
-              </w:rPr>
-              <w:t>, 1, 3 -14</w:t>
-            </w:r>
           </w:p>
         </w:tc>
         <w:tc>
@@ -6123,18 +5523,6 @@
                 <w:rFonts w:cs="Times New Roman"/>
               </w:rPr>
             </w:pPr>
-            <w:r>
-              <w:rPr>
-                <w:rStyle w:val="None"/>
-                <w:rFonts w:cs="Times New Roman"/>
-                <w14:textOutline w14:w="12700" w14:cap="flat" w14:cmpd="sng" w14:algn="ctr">
-                  <w14:noFill/>
-                  <w14:prstDash w14:val="solid"/>
-                  <w14:miter w14:lim="400000"/>
-                </w14:textOutline>
-              </w:rPr>
-              <w:t>1</w:t>
-            </w:r>
           </w:p>
         </w:tc>
         <w:tc>
@@ -6160,18 +5548,6 @@
                 <w:rFonts w:cs="Times New Roman"/>
               </w:rPr>
             </w:pPr>
-            <w:r>
-              <w:rPr>
-                <w:rStyle w:val="None"/>
-                <w:rFonts w:cs="Times New Roman"/>
-                <w14:textOutline w14:w="12700" w14:cap="flat" w14:cmpd="sng" w14:algn="ctr">
-                  <w14:noFill/>
-                  <w14:prstDash w14:val="solid"/>
-                  <w14:miter w14:lim="400000"/>
-                </w14:textOutline>
-              </w:rPr>
-              <w:t>1</w:t>
-            </w:r>
           </w:p>
         </w:tc>
         <w:tc>
@@ -6198,34 +5574,6 @@
                 <w:rFonts w:cs="Times New Roman"/>
               </w:rPr>
             </w:pPr>
-            <w:r>
-              <w:rPr>
-                <w:rStyle w:val="None"/>
-                <w:rFonts w:cs="Times New Roman"/>
-                <w:lang w:val="en-US"/>
-              </w:rPr>
-              <w:t>1</w:t>
-            </w:r>
-            <w:r>
-              <w:rPr>
-                <w:rStyle w:val="None"/>
-                <w:rFonts w:cs="Times New Roman"/>
-                <w:lang w:val="en-US"/>
-              </w:rPr>
-              <w:t xml:space="preserve"> </w:t>
-            </w:r>
-            <w:r>
-              <w:rPr>
-                <w:rStyle w:val="None"/>
-                <w:rFonts w:cs="Times New Roman"/>
-                <w14:textOutline w14:w="12700" w14:cap="flat" w14:cmpd="sng" w14:algn="ctr">
-                  <w14:noFill/>
-                  <w14:prstDash w14:val="solid"/>
-                  <w14:miter w14:lim="400000"/>
-                </w14:textOutline>
-              </w:rPr>
-              <w:t>PA</w:t>
-            </w:r>
           </w:p>
         </w:tc>
         <w:tc>
@@ -6252,18 +5600,6 @@
                 <w:rFonts w:cs="Times New Roman"/>
               </w:rPr>
             </w:pPr>
-            <w:r>
-              <w:rPr>
-                <w:rStyle w:val="None"/>
-                <w:rFonts w:cs="Times New Roman"/>
-                <w14:textOutline w14:w="12700" w14:cap="flat" w14:cmpd="sng" w14:algn="ctr">
-                  <w14:noFill/>
-                  <w14:prstDash w14:val="solid"/>
-                  <w14:miter w14:lim="400000"/>
-                </w14:textOutline>
-              </w:rPr>
-              <w:t>1</w:t>
-            </w:r>
           </w:p>
         </w:tc>
       </w:tr>
@@ -6296,13 +5632,6 @@
                 <w:rFonts w:cs="Times New Roman"/>
               </w:rPr>
             </w:pPr>
-            <w:r>
-              <w:rPr>
-                <w:rStyle w:val="None"/>
-                <w:rFonts w:cs="Times New Roman"/>
-              </w:rPr>
-              <w:t>6</w:t>
-            </w:r>
           </w:p>
         </w:tc>
         <w:tc>
@@ -6329,19 +5658,6 @@
                 <w:lang w:val="en-US"/>
               </w:rPr>
             </w:pPr>
-            <w:r>
-              <w:rPr>
-                <w:rStyle w:val="None"/>
-                <w:rFonts w:cs="Times New Roman"/>
-                <w:lang w:val="en-US"/>
-                <w14:textOutline w14:w="12700" w14:cap="flat" w14:cmpd="sng" w14:algn="ctr">
-                  <w14:noFill/>
-                  <w14:prstDash w14:val="solid"/>
-                  <w14:miter w14:lim="400000"/>
-                </w14:textOutline>
-              </w:rPr>
-              <w:t>The political system of society</w:t>
-            </w:r>
           </w:p>
         </w:tc>
         <w:tc>
@@ -6367,44 +5683,6 @@
                 <w:rFonts w:cs="Times New Roman"/>
               </w:rPr>
             </w:pPr>
-            <w:r>
-              <w:rPr>
-                <w:rStyle w:val="None"/>
-                <w:rFonts w:cs="Times New Roman"/>
-                <w14:textOutline w14:w="12700" w14:cap="flat" w14:cmpd="sng" w14:algn="ctr">
-                  <w14:noFill/>
-                  <w14:prstDash w14:val="solid"/>
-                  <w14:miter w14:lim="400000"/>
-                </w14:textOutline>
-              </w:rPr>
-              <w:t xml:space="preserve">Basic </w:t>
-            </w:r>
-            <w:proofErr w:type="spellStart"/>
-            <w:r>
-              <w:rPr>
-                <w:rStyle w:val="None"/>
-                <w:rFonts w:cs="Times New Roman"/>
-                <w14:textOutline w14:w="12700" w14:cap="flat" w14:cmpd="sng" w14:algn="ctr">
-                  <w14:noFill/>
-                  <w14:prstDash w14:val="solid"/>
-                  <w14:miter w14:lim="400000"/>
-                </w14:textOutline>
-              </w:rPr>
-              <w:t>literature</w:t>
-            </w:r>
-            <w:proofErr w:type="spellEnd"/>
-            <w:r>
-              <w:rPr>
-                <w:rStyle w:val="None"/>
-                <w:rFonts w:cs="Times New Roman"/>
-                <w14:textOutline w14:w="12700" w14:cap="flat" w14:cmpd="sng" w14:algn="ctr">
-                  <w14:noFill/>
-                  <w14:prstDash w14:val="solid"/>
-                  <w14:miter w14:lim="400000"/>
-                </w14:textOutline>
-              </w:rPr>
-              <w:t>, 1, 3 -14</w:t>
-            </w:r>
           </w:p>
         </w:tc>
         <w:tc>
@@ -6431,18 +5709,6 @@
                 <w:rFonts w:cs="Times New Roman"/>
               </w:rPr>
             </w:pPr>
-            <w:r>
-              <w:rPr>
-                <w:rStyle w:val="None"/>
-                <w:rFonts w:cs="Times New Roman"/>
-                <w14:textOutline w14:w="12700" w14:cap="flat" w14:cmpd="sng" w14:algn="ctr">
-                  <w14:noFill/>
-                  <w14:prstDash w14:val="solid"/>
-                  <w14:miter w14:lim="400000"/>
-                </w14:textOutline>
-              </w:rPr>
-              <w:t>1</w:t>
-            </w:r>
           </w:p>
         </w:tc>
         <w:tc>
@@ -6468,18 +5734,6 @@
                 <w:rFonts w:cs="Times New Roman"/>
               </w:rPr>
             </w:pPr>
-            <w:r>
-              <w:rPr>
-                <w:rStyle w:val="None"/>
-                <w:rFonts w:cs="Times New Roman"/>
-                <w14:textOutline w14:w="12700" w14:cap="flat" w14:cmpd="sng" w14:algn="ctr">
-                  <w14:noFill/>
-                  <w14:prstDash w14:val="solid"/>
-                  <w14:miter w14:lim="400000"/>
-                </w14:textOutline>
-              </w:rPr>
-              <w:t>1</w:t>
-            </w:r>
           </w:p>
         </w:tc>
         <w:tc>
@@ -6506,34 +5760,6 @@
                 <w:rFonts w:cs="Times New Roman"/>
               </w:rPr>
             </w:pPr>
-            <w:r>
-              <w:rPr>
-                <w:rStyle w:val="None"/>
-                <w:rFonts w:cs="Times New Roman"/>
-                <w:lang w:val="en-US"/>
-              </w:rPr>
-              <w:t>1</w:t>
-            </w:r>
-            <w:r>
-              <w:rPr>
-                <w:rStyle w:val="None"/>
-                <w:rFonts w:cs="Times New Roman"/>
-                <w:lang w:val="en-US"/>
-              </w:rPr>
-              <w:t xml:space="preserve"> </w:t>
-            </w:r>
-            <w:r>
-              <w:rPr>
-                <w:rStyle w:val="None"/>
-                <w:rFonts w:cs="Times New Roman"/>
-                <w14:textOutline w14:w="12700" w14:cap="flat" w14:cmpd="sng" w14:algn="ctr">
-                  <w14:noFill/>
-                  <w14:prstDash w14:val="solid"/>
-                  <w14:miter w14:lim="400000"/>
-                </w14:textOutline>
-              </w:rPr>
-              <w:t>PA</w:t>
-            </w:r>
           </w:p>
         </w:tc>
         <w:tc>
@@ -6560,18 +5786,6 @@
                 <w:rFonts w:cs="Times New Roman"/>
               </w:rPr>
             </w:pPr>
-            <w:r>
-              <w:rPr>
-                <w:rStyle w:val="None"/>
-                <w:rFonts w:cs="Times New Roman"/>
-                <w14:textOutline w14:w="12700" w14:cap="flat" w14:cmpd="sng" w14:algn="ctr">
-                  <w14:noFill/>
-                  <w14:prstDash w14:val="solid"/>
-                  <w14:miter w14:lim="400000"/>
-                </w14:textOutline>
-              </w:rPr>
-              <w:t>1</w:t>
-            </w:r>
           </w:p>
         </w:tc>
       </w:tr>
@@ -6604,13 +5818,6 @@
                 <w:rFonts w:cs="Times New Roman"/>
               </w:rPr>
             </w:pPr>
-            <w:r>
-              <w:rPr>
-                <w:rStyle w:val="None"/>
-                <w:rFonts w:cs="Times New Roman"/>
-              </w:rPr>
-              <w:t>7</w:t>
-            </w:r>
           </w:p>
         </w:tc>
         <w:tc>
@@ -6637,19 +5844,6 @@
                 <w:lang w:val="en-US"/>
               </w:rPr>
             </w:pPr>
-            <w:r>
-              <w:rPr>
-                <w:rStyle w:val="None"/>
-                <w:rFonts w:cs="Times New Roman"/>
-                <w:lang w:val="en-US"/>
-                <w14:textOutline w14:w="12700" w14:cap="flat" w14:cmpd="sng" w14:algn="ctr">
-                  <w14:noFill/>
-                  <w14:prstDash w14:val="solid"/>
-                  <w14:miter w14:lim="400000"/>
-                </w14:textOutline>
-              </w:rPr>
-              <w:t>State and civil society</w:t>
-            </w:r>
           </w:p>
         </w:tc>
         <w:tc>
@@ -6675,44 +5869,6 @@
                 <w:rFonts w:cs="Times New Roman"/>
               </w:rPr>
             </w:pPr>
-            <w:r>
-              <w:rPr>
-                <w:rStyle w:val="None"/>
-                <w:rFonts w:cs="Times New Roman"/>
-                <w14:textOutline w14:w="12700" w14:cap="flat" w14:cmpd="sng" w14:algn="ctr">
-                  <w14:noFill/>
-                  <w14:prstDash w14:val="solid"/>
-                  <w14:miter w14:lim="400000"/>
-                </w14:textOutline>
-              </w:rPr>
-              <w:t xml:space="preserve">Basic </w:t>
-            </w:r>
-            <w:proofErr w:type="spellStart"/>
-            <w:r>
-              <w:rPr>
-                <w:rStyle w:val="None"/>
-                <w:rFonts w:cs="Times New Roman"/>
-                <w14:textOutline w14:w="12700" w14:cap="flat" w14:cmpd="sng" w14:algn="ctr">
-                  <w14:noFill/>
-                  <w14:prstDash w14:val="solid"/>
-                  <w14:miter w14:lim="400000"/>
-                </w14:textOutline>
-              </w:rPr>
-              <w:t>literature</w:t>
-            </w:r>
-            <w:proofErr w:type="spellEnd"/>
-            <w:r>
-              <w:rPr>
-                <w:rStyle w:val="None"/>
-                <w:rFonts w:cs="Times New Roman"/>
-                <w14:textOutline w14:w="12700" w14:cap="flat" w14:cmpd="sng" w14:algn="ctr">
-                  <w14:noFill/>
-                  <w14:prstDash w14:val="solid"/>
-                  <w14:miter w14:lim="400000"/>
-                </w14:textOutline>
-              </w:rPr>
-              <w:t>, 2, 14-16</w:t>
-            </w:r>
           </w:p>
         </w:tc>
         <w:tc>
@@ -6739,18 +5895,6 @@
                 <w:rFonts w:cs="Times New Roman"/>
               </w:rPr>
             </w:pPr>
-            <w:r>
-              <w:rPr>
-                <w:rStyle w:val="None"/>
-                <w:rFonts w:cs="Times New Roman"/>
-                <w14:textOutline w14:w="12700" w14:cap="flat" w14:cmpd="sng" w14:algn="ctr">
-                  <w14:noFill/>
-                  <w14:prstDash w14:val="solid"/>
-                  <w14:miter w14:lim="400000"/>
-                </w14:textOutline>
-              </w:rPr>
-              <w:t>1</w:t>
-            </w:r>
           </w:p>
         </w:tc>
         <w:tc>
@@ -6776,18 +5920,6 @@
                 <w:rFonts w:cs="Times New Roman"/>
               </w:rPr>
             </w:pPr>
-            <w:r>
-              <w:rPr>
-                <w:rStyle w:val="None"/>
-                <w:rFonts w:cs="Times New Roman"/>
-                <w14:textOutline w14:w="12700" w14:cap="flat" w14:cmpd="sng" w14:algn="ctr">
-                  <w14:noFill/>
-                  <w14:prstDash w14:val="solid"/>
-                  <w14:miter w14:lim="400000"/>
-                </w14:textOutline>
-              </w:rPr>
-              <w:t>1</w:t>
-            </w:r>
           </w:p>
         </w:tc>
         <w:tc>
@@ -6814,34 +5946,6 @@
                 <w:rFonts w:cs="Times New Roman"/>
               </w:rPr>
             </w:pPr>
-            <w:r>
-              <w:rPr>
-                <w:rStyle w:val="None"/>
-                <w:rFonts w:cs="Times New Roman"/>
-                <w:lang w:val="en-US"/>
-              </w:rPr>
-              <w:t>1</w:t>
-            </w:r>
-            <w:r>
-              <w:rPr>
-                <w:rStyle w:val="None"/>
-                <w:rFonts w:cs="Times New Roman"/>
-                <w:lang w:val="en-US"/>
-              </w:rPr>
-              <w:t xml:space="preserve"> </w:t>
-            </w:r>
-            <w:r>
-              <w:rPr>
-                <w:rStyle w:val="None"/>
-                <w:rFonts w:cs="Times New Roman"/>
-                <w14:textOutline w14:w="12700" w14:cap="flat" w14:cmpd="sng" w14:algn="ctr">
-                  <w14:noFill/>
-                  <w14:prstDash w14:val="solid"/>
-                  <w14:miter w14:lim="400000"/>
-                </w14:textOutline>
-              </w:rPr>
-              <w:t>PA</w:t>
-            </w:r>
           </w:p>
         </w:tc>
         <w:tc>
@@ -6865,69 +5969,10 @@
             <w:pPr>
               <w:pStyle w:val="aa"/>
               <w:rPr>
-                <w:rStyle w:val="None"/>
-                <w:rFonts w:cs="Times New Roman"/>
-                <w:lang w:val="en-US"/>
-              </w:rPr>
-            </w:pPr>
-            <w:r>
-              <w:rPr>
-                <w:rStyle w:val="None"/>
-                <w:rFonts w:cs="Times New Roman"/>
-                <w:lang w:val="en-US"/>
-              </w:rPr>
-              <w:t>1</w:t>
-            </w:r>
-          </w:p>
-          <w:p>
-            <w:pPr>
-              <w:pStyle w:val="aa"/>
-              <w:rPr>
-                <w:rFonts w:cs="Times New Roman"/>
-                <w:lang w:val="en-US"/>
-              </w:rPr>
-            </w:pPr>
-            <w:r>
-              <w:rPr>
-                <w:rStyle w:val="None"/>
-                <w:rFonts w:cs="Times New Roman"/>
-                <w:lang w:val="en-US"/>
-                <w14:textOutline w14:w="12700" w14:cap="flat" w14:cmpd="sng" w14:algn="ctr">
-                  <w14:noFill/>
-                  <w14:prstDash w14:val="solid"/>
-                  <w14:miter w14:lim="400000"/>
-                </w14:textOutline>
-              </w:rPr>
-              <w:t xml:space="preserve">Collection of information </w:t>
-            </w:r>
-            <w:proofErr w:type="gramStart"/>
-            <w:r>
-              <w:rPr>
-                <w:rStyle w:val="None"/>
-                <w:rFonts w:cs="Times New Roman"/>
-                <w:lang w:val="en-US"/>
-                <w14:textOutline w14:w="12700" w14:cap="flat" w14:cmpd="sng" w14:algn="ctr">
-                  <w14:noFill/>
-                  <w14:prstDash w14:val="solid"/>
-                  <w14:miter w14:lim="400000"/>
-                </w14:textOutline>
-              </w:rPr>
-              <w:t>( individual</w:t>
-            </w:r>
-            <w:proofErr w:type="gramEnd"/>
-            <w:r>
-              <w:rPr>
-                <w:rStyle w:val="None"/>
-                <w:rFonts w:cs="Times New Roman"/>
-                <w:lang w:val="en-US"/>
-                <w14:textOutline w14:w="12700" w14:cap="flat" w14:cmpd="sng" w14:algn="ctr">
-                  <w14:noFill/>
-                  <w14:prstDash w14:val="solid"/>
-                  <w14:miter w14:lim="400000"/>
-                </w14:textOutline>
-              </w:rPr>
-              <w:t xml:space="preserve"> presentation)</w:t>
-            </w:r>
+                <w:rFonts w:cs="Times New Roman"/>
+                <w:lang w:val="en-US"/>
+              </w:rPr>
+            </w:pPr>
           </w:p>
         </w:tc>
       </w:tr>
@@ -6960,13 +6005,6 @@
                 <w:rFonts w:cs="Times New Roman"/>
               </w:rPr>
             </w:pPr>
-            <w:r>
-              <w:rPr>
-                <w:rStyle w:val="None"/>
-                <w:rFonts w:cs="Times New Roman"/>
-              </w:rPr>
-              <w:t>8</w:t>
-            </w:r>
           </w:p>
         </w:tc>
         <w:tc>
@@ -6993,19 +6031,6 @@
                 <w:lang w:val="en-US"/>
               </w:rPr>
             </w:pPr>
-            <w:r>
-              <w:rPr>
-                <w:rStyle w:val="None"/>
-                <w:rFonts w:cs="Times New Roman"/>
-                <w:lang w:val="en-US"/>
-                <w14:textOutline w14:w="12700" w14:cap="flat" w14:cmpd="sng" w14:algn="ctr">
-                  <w14:noFill/>
-                  <w14:prstDash w14:val="solid"/>
-                  <w14:miter w14:lim="400000"/>
-                </w14:textOutline>
-              </w:rPr>
-              <w:t>Political regimes</w:t>
-            </w:r>
           </w:p>
         </w:tc>
         <w:tc>
@@ -7031,44 +6056,6 @@
                 <w:rFonts w:cs="Times New Roman"/>
               </w:rPr>
             </w:pPr>
-            <w:r>
-              <w:rPr>
-                <w:rStyle w:val="None"/>
-                <w:rFonts w:cs="Times New Roman"/>
-                <w14:textOutline w14:w="12700" w14:cap="flat" w14:cmpd="sng" w14:algn="ctr">
-                  <w14:noFill/>
-                  <w14:prstDash w14:val="solid"/>
-                  <w14:miter w14:lim="400000"/>
-                </w14:textOutline>
-              </w:rPr>
-              <w:t xml:space="preserve">Basic </w:t>
-            </w:r>
-            <w:proofErr w:type="spellStart"/>
-            <w:r>
-              <w:rPr>
-                <w:rStyle w:val="None"/>
-                <w:rFonts w:cs="Times New Roman"/>
-                <w14:textOutline w14:w="12700" w14:cap="flat" w14:cmpd="sng" w14:algn="ctr">
-                  <w14:noFill/>
-                  <w14:prstDash w14:val="solid"/>
-                  <w14:miter w14:lim="400000"/>
-                </w14:textOutline>
-              </w:rPr>
-              <w:t>literature</w:t>
-            </w:r>
-            <w:proofErr w:type="spellEnd"/>
-            <w:r>
-              <w:rPr>
-                <w:rStyle w:val="None"/>
-                <w:rFonts w:cs="Times New Roman"/>
-                <w14:textOutline w14:w="12700" w14:cap="flat" w14:cmpd="sng" w14:algn="ctr">
-                  <w14:noFill/>
-                  <w14:prstDash w14:val="solid"/>
-                  <w14:miter w14:lim="400000"/>
-                </w14:textOutline>
-              </w:rPr>
-              <w:t>, 2, 14-16</w:t>
-            </w:r>
           </w:p>
         </w:tc>
         <w:tc>
@@ -7095,18 +6082,6 @@
                 <w:rFonts w:cs="Times New Roman"/>
               </w:rPr>
             </w:pPr>
-            <w:r>
-              <w:rPr>
-                <w:rStyle w:val="None"/>
-                <w:rFonts w:cs="Times New Roman"/>
-                <w14:textOutline w14:w="12700" w14:cap="flat" w14:cmpd="sng" w14:algn="ctr">
-                  <w14:noFill/>
-                  <w14:prstDash w14:val="solid"/>
-                  <w14:miter w14:lim="400000"/>
-                </w14:textOutline>
-              </w:rPr>
-              <w:t>1</w:t>
-            </w:r>
           </w:p>
         </w:tc>
         <w:tc>
@@ -7132,18 +6107,6 @@
                 <w:rFonts w:cs="Times New Roman"/>
               </w:rPr>
             </w:pPr>
-            <w:r>
-              <w:rPr>
-                <w:rStyle w:val="None"/>
-                <w:rFonts w:cs="Times New Roman"/>
-                <w14:textOutline w14:w="12700" w14:cap="flat" w14:cmpd="sng" w14:algn="ctr">
-                  <w14:noFill/>
-                  <w14:prstDash w14:val="solid"/>
-                  <w14:miter w14:lim="400000"/>
-                </w14:textOutline>
-              </w:rPr>
-              <w:t>1</w:t>
-            </w:r>
           </w:p>
         </w:tc>
         <w:tc>
@@ -7170,34 +6133,6 @@
                 <w:rFonts w:cs="Times New Roman"/>
               </w:rPr>
             </w:pPr>
-            <w:r>
-              <w:rPr>
-                <w:rStyle w:val="None"/>
-                <w:rFonts w:cs="Times New Roman"/>
-                <w:lang w:val="en-US"/>
-              </w:rPr>
-              <w:t>1</w:t>
-            </w:r>
-            <w:r>
-              <w:rPr>
-                <w:rStyle w:val="None"/>
-                <w:rFonts w:cs="Times New Roman"/>
-                <w:lang w:val="en-US"/>
-              </w:rPr>
-              <w:t xml:space="preserve"> </w:t>
-            </w:r>
-            <w:r>
-              <w:rPr>
-                <w:rStyle w:val="None"/>
-                <w:rFonts w:cs="Times New Roman"/>
-                <w14:textOutline w14:w="12700" w14:cap="flat" w14:cmpd="sng" w14:algn="ctr">
-                  <w14:noFill/>
-                  <w14:prstDash w14:val="solid"/>
-                  <w14:miter w14:lim="400000"/>
-                </w14:textOutline>
-              </w:rPr>
-              <w:t>PA</w:t>
-            </w:r>
           </w:p>
         </w:tc>
         <w:tc>
@@ -7224,18 +6159,6 @@
                 <w:rFonts w:cs="Times New Roman"/>
               </w:rPr>
             </w:pPr>
-            <w:r>
-              <w:rPr>
-                <w:rStyle w:val="None"/>
-                <w:rFonts w:cs="Times New Roman"/>
-                <w14:textOutline w14:w="12700" w14:cap="flat" w14:cmpd="sng" w14:algn="ctr">
-                  <w14:noFill/>
-                  <w14:prstDash w14:val="solid"/>
-                  <w14:miter w14:lim="400000"/>
-                </w14:textOutline>
-              </w:rPr>
-              <w:t>1</w:t>
-            </w:r>
           </w:p>
         </w:tc>
       </w:tr>
@@ -7268,14 +6191,6 @@
                 <w:rFonts w:cs="Times New Roman"/>
               </w:rPr>
             </w:pPr>
-            <w:r>
-              <w:rPr>
-                <w:rStyle w:val="None"/>
-                <w:rFonts w:cs="Times New Roman"/>
-              </w:rPr>
-              <w:lastRenderedPageBreak/>
-              <w:t>9</w:t>
-            </w:r>
           </w:p>
         </w:tc>
         <w:tc>
@@ -7302,19 +6217,6 @@
                 <w:lang w:val="en-US"/>
               </w:rPr>
             </w:pPr>
-            <w:r>
-              <w:rPr>
-                <w:rStyle w:val="None"/>
-                <w:rFonts w:cs="Times New Roman"/>
-                <w:lang w:val="en-US"/>
-                <w14:textOutline w14:w="12700" w14:cap="flat" w14:cmpd="sng" w14:algn="ctr">
-                  <w14:noFill/>
-                  <w14:prstDash w14:val="solid"/>
-                  <w14:miter w14:lim="400000"/>
-                </w14:textOutline>
-              </w:rPr>
-              <w:t>Electoral systems and elections</w:t>
-            </w:r>
           </w:p>
         </w:tc>
         <w:tc>
@@ -7340,44 +6242,6 @@
                 <w:rFonts w:cs="Times New Roman"/>
               </w:rPr>
             </w:pPr>
-            <w:r>
-              <w:rPr>
-                <w:rStyle w:val="None"/>
-                <w:rFonts w:cs="Times New Roman"/>
-                <w14:textOutline w14:w="12700" w14:cap="flat" w14:cmpd="sng" w14:algn="ctr">
-                  <w14:noFill/>
-                  <w14:prstDash w14:val="solid"/>
-                  <w14:miter w14:lim="400000"/>
-                </w14:textOutline>
-              </w:rPr>
-              <w:t xml:space="preserve">Basic </w:t>
-            </w:r>
-            <w:proofErr w:type="spellStart"/>
-            <w:r>
-              <w:rPr>
-                <w:rStyle w:val="None"/>
-                <w:rFonts w:cs="Times New Roman"/>
-                <w14:textOutline w14:w="12700" w14:cap="flat" w14:cmpd="sng" w14:algn="ctr">
-                  <w14:noFill/>
-                  <w14:prstDash w14:val="solid"/>
-                  <w14:miter w14:lim="400000"/>
-                </w14:textOutline>
-              </w:rPr>
-              <w:t>literature</w:t>
-            </w:r>
-            <w:proofErr w:type="spellEnd"/>
-            <w:r>
-              <w:rPr>
-                <w:rStyle w:val="None"/>
-                <w:rFonts w:cs="Times New Roman"/>
-                <w14:textOutline w14:w="12700" w14:cap="flat" w14:cmpd="sng" w14:algn="ctr">
-                  <w14:noFill/>
-                  <w14:prstDash w14:val="solid"/>
-                  <w14:miter w14:lim="400000"/>
-                </w14:textOutline>
-              </w:rPr>
-              <w:t>, 2, 14-16</w:t>
-            </w:r>
           </w:p>
         </w:tc>
         <w:tc>
@@ -7404,18 +6268,6 @@
                 <w:rFonts w:cs="Times New Roman"/>
               </w:rPr>
             </w:pPr>
-            <w:r>
-              <w:rPr>
-                <w:rStyle w:val="None"/>
-                <w:rFonts w:cs="Times New Roman"/>
-                <w14:textOutline w14:w="12700" w14:cap="flat" w14:cmpd="sng" w14:algn="ctr">
-                  <w14:noFill/>
-                  <w14:prstDash w14:val="solid"/>
-                  <w14:miter w14:lim="400000"/>
-                </w14:textOutline>
-              </w:rPr>
-              <w:t>1</w:t>
-            </w:r>
           </w:p>
         </w:tc>
         <w:tc>
@@ -7441,18 +6293,6 @@
                 <w:rFonts w:cs="Times New Roman"/>
               </w:rPr>
             </w:pPr>
-            <w:r>
-              <w:rPr>
-                <w:rStyle w:val="None"/>
-                <w:rFonts w:cs="Times New Roman"/>
-                <w14:textOutline w14:w="12700" w14:cap="flat" w14:cmpd="sng" w14:algn="ctr">
-                  <w14:noFill/>
-                  <w14:prstDash w14:val="solid"/>
-                  <w14:miter w14:lim="400000"/>
-                </w14:textOutline>
-              </w:rPr>
-              <w:t>1</w:t>
-            </w:r>
           </w:p>
         </w:tc>
         <w:tc>
@@ -7479,34 +6319,6 @@
                 <w:rFonts w:cs="Times New Roman"/>
               </w:rPr>
             </w:pPr>
-            <w:r>
-              <w:rPr>
-                <w:rStyle w:val="None"/>
-                <w:rFonts w:cs="Times New Roman"/>
-                <w:lang w:val="en-US"/>
-              </w:rPr>
-              <w:t>1</w:t>
-            </w:r>
-            <w:r>
-              <w:rPr>
-                <w:rStyle w:val="None"/>
-                <w:rFonts w:cs="Times New Roman"/>
-                <w:lang w:val="en-US"/>
-              </w:rPr>
-              <w:t xml:space="preserve"> </w:t>
-            </w:r>
-            <w:r>
-              <w:rPr>
-                <w:rStyle w:val="None"/>
-                <w:rFonts w:cs="Times New Roman"/>
-                <w14:textOutline w14:w="12700" w14:cap="flat" w14:cmpd="sng" w14:algn="ctr">
-                  <w14:noFill/>
-                  <w14:prstDash w14:val="solid"/>
-                  <w14:miter w14:lim="400000"/>
-                </w14:textOutline>
-              </w:rPr>
-              <w:t>PA</w:t>
-            </w:r>
           </w:p>
         </w:tc>
         <w:tc>
@@ -7530,69 +6342,10 @@
             <w:pPr>
               <w:pStyle w:val="aa"/>
               <w:rPr>
-                <w:rStyle w:val="None"/>
-                <w:rFonts w:cs="Times New Roman"/>
-                <w:lang w:val="en-US"/>
-              </w:rPr>
-            </w:pPr>
-            <w:r>
-              <w:rPr>
-                <w:rStyle w:val="None"/>
-                <w:rFonts w:cs="Times New Roman"/>
-                <w:lang w:val="en-US"/>
-              </w:rPr>
-              <w:t>1</w:t>
-            </w:r>
-          </w:p>
-          <w:p>
-            <w:pPr>
-              <w:pStyle w:val="aa"/>
-              <w:rPr>
-                <w:rFonts w:cs="Times New Roman"/>
-                <w:lang w:val="en-US"/>
-              </w:rPr>
-            </w:pPr>
-            <w:r>
-              <w:rPr>
-                <w:rStyle w:val="None"/>
-                <w:rFonts w:cs="Times New Roman"/>
-                <w:lang w:val="en-US"/>
-                <w14:textOutline w14:w="12700" w14:cap="flat" w14:cmpd="sng" w14:algn="ctr">
-                  <w14:noFill/>
-                  <w14:prstDash w14:val="solid"/>
-                  <w14:miter w14:lim="400000"/>
-                </w14:textOutline>
-              </w:rPr>
-              <w:t xml:space="preserve">Collection of information </w:t>
-            </w:r>
-            <w:proofErr w:type="gramStart"/>
-            <w:r>
-              <w:rPr>
-                <w:rStyle w:val="None"/>
-                <w:rFonts w:cs="Times New Roman"/>
-                <w:lang w:val="en-US"/>
-                <w14:textOutline w14:w="12700" w14:cap="flat" w14:cmpd="sng" w14:algn="ctr">
-                  <w14:noFill/>
-                  <w14:prstDash w14:val="solid"/>
-                  <w14:miter w14:lim="400000"/>
-                </w14:textOutline>
-              </w:rPr>
-              <w:t>( individual</w:t>
-            </w:r>
-            <w:proofErr w:type="gramEnd"/>
-            <w:r>
-              <w:rPr>
-                <w:rStyle w:val="None"/>
-                <w:rFonts w:cs="Times New Roman"/>
-                <w:lang w:val="en-US"/>
-                <w14:textOutline w14:w="12700" w14:cap="flat" w14:cmpd="sng" w14:algn="ctr">
-                  <w14:noFill/>
-                  <w14:prstDash w14:val="solid"/>
-                  <w14:miter w14:lim="400000"/>
-                </w14:textOutline>
-              </w:rPr>
-              <w:t xml:space="preserve"> presentation)</w:t>
-            </w:r>
+                <w:rFonts w:cs="Times New Roman"/>
+                <w:lang w:val="en-US"/>
+              </w:rPr>
+            </w:pPr>
           </w:p>
         </w:tc>
       </w:tr>
@@ -7625,13 +6378,6 @@
                 <w:rFonts w:cs="Times New Roman"/>
               </w:rPr>
             </w:pPr>
-            <w:r>
-              <w:rPr>
-                <w:rStyle w:val="None"/>
-                <w:rFonts w:cs="Times New Roman"/>
-              </w:rPr>
-              <w:t>10</w:t>
-            </w:r>
           </w:p>
         </w:tc>
         <w:tc>
@@ -7658,19 +6404,6 @@
                 <w:lang w:val="en-US"/>
               </w:rPr>
             </w:pPr>
-            <w:r>
-              <w:rPr>
-                <w:rStyle w:val="None"/>
-                <w:rFonts w:cs="Times New Roman"/>
-                <w:lang w:val="en-US"/>
-                <w14:textOutline w14:w="12700" w14:cap="flat" w14:cmpd="sng" w14:algn="ctr">
-                  <w14:noFill/>
-                  <w14:prstDash w14:val="solid"/>
-                  <w14:miter w14:lim="400000"/>
-                </w14:textOutline>
-              </w:rPr>
-              <w:t>Political parties, party systems and socio-political movements</w:t>
-            </w:r>
           </w:p>
         </w:tc>
         <w:tc>
@@ -7696,44 +6429,6 @@
                 <w:rFonts w:cs="Times New Roman"/>
               </w:rPr>
             </w:pPr>
-            <w:r>
-              <w:rPr>
-                <w:rStyle w:val="None"/>
-                <w:rFonts w:cs="Times New Roman"/>
-                <w14:textOutline w14:w="12700" w14:cap="flat" w14:cmpd="sng" w14:algn="ctr">
-                  <w14:noFill/>
-                  <w14:prstDash w14:val="solid"/>
-                  <w14:miter w14:lim="400000"/>
-                </w14:textOutline>
-              </w:rPr>
-              <w:t xml:space="preserve">Basic </w:t>
-            </w:r>
-            <w:proofErr w:type="spellStart"/>
-            <w:r>
-              <w:rPr>
-                <w:rStyle w:val="None"/>
-                <w:rFonts w:cs="Times New Roman"/>
-                <w14:textOutline w14:w="12700" w14:cap="flat" w14:cmpd="sng" w14:algn="ctr">
-                  <w14:noFill/>
-                  <w14:prstDash w14:val="solid"/>
-                  <w14:miter w14:lim="400000"/>
-                </w14:textOutline>
-              </w:rPr>
-              <w:t>literature</w:t>
-            </w:r>
-            <w:proofErr w:type="spellEnd"/>
-            <w:r>
-              <w:rPr>
-                <w:rStyle w:val="None"/>
-                <w:rFonts w:cs="Times New Roman"/>
-                <w14:textOutline w14:w="12700" w14:cap="flat" w14:cmpd="sng" w14:algn="ctr">
-                  <w14:noFill/>
-                  <w14:prstDash w14:val="solid"/>
-                  <w14:miter w14:lim="400000"/>
-                </w14:textOutline>
-              </w:rPr>
-              <w:t>, 2, 14-16</w:t>
-            </w:r>
           </w:p>
         </w:tc>
         <w:tc>
@@ -7760,18 +6455,6 @@
                 <w:rFonts w:cs="Times New Roman"/>
               </w:rPr>
             </w:pPr>
-            <w:r>
-              <w:rPr>
-                <w:rStyle w:val="None"/>
-                <w:rFonts w:cs="Times New Roman"/>
-                <w14:textOutline w14:w="12700" w14:cap="flat" w14:cmpd="sng" w14:algn="ctr">
-                  <w14:noFill/>
-                  <w14:prstDash w14:val="solid"/>
-                  <w14:miter w14:lim="400000"/>
-                </w14:textOutline>
-              </w:rPr>
-              <w:t>1</w:t>
-            </w:r>
           </w:p>
         </w:tc>
         <w:tc>
@@ -7797,18 +6480,6 @@
                 <w:rFonts w:cs="Times New Roman"/>
               </w:rPr>
             </w:pPr>
-            <w:r>
-              <w:rPr>
-                <w:rStyle w:val="None"/>
-                <w:rFonts w:cs="Times New Roman"/>
-                <w14:textOutline w14:w="12700" w14:cap="flat" w14:cmpd="sng" w14:algn="ctr">
-                  <w14:noFill/>
-                  <w14:prstDash w14:val="solid"/>
-                  <w14:miter w14:lim="400000"/>
-                </w14:textOutline>
-              </w:rPr>
-              <w:t>1</w:t>
-            </w:r>
           </w:p>
         </w:tc>
         <w:tc>
@@ -7835,34 +6506,6 @@
                 <w:rFonts w:cs="Times New Roman"/>
               </w:rPr>
             </w:pPr>
-            <w:r>
-              <w:rPr>
-                <w:rStyle w:val="None"/>
-                <w:rFonts w:cs="Times New Roman"/>
-                <w:lang w:val="en-US"/>
-              </w:rPr>
-              <w:t>1</w:t>
-            </w:r>
-            <w:r>
-              <w:rPr>
-                <w:rStyle w:val="None"/>
-                <w:rFonts w:cs="Times New Roman"/>
-                <w:lang w:val="en-US"/>
-              </w:rPr>
-              <w:t xml:space="preserve"> </w:t>
-            </w:r>
-            <w:r>
-              <w:rPr>
-                <w:rStyle w:val="None"/>
-                <w:rFonts w:cs="Times New Roman"/>
-                <w14:textOutline w14:w="12700" w14:cap="flat" w14:cmpd="sng" w14:algn="ctr">
-                  <w14:noFill/>
-                  <w14:prstDash w14:val="solid"/>
-                  <w14:miter w14:lim="400000"/>
-                </w14:textOutline>
-              </w:rPr>
-              <w:t>PA</w:t>
-            </w:r>
           </w:p>
         </w:tc>
         <w:tc>
@@ -7886,69 +6529,10 @@
             <w:pPr>
               <w:pStyle w:val="aa"/>
               <w:rPr>
-                <w:rStyle w:val="None"/>
-                <w:rFonts w:cs="Times New Roman"/>
-                <w:lang w:val="en-US"/>
-              </w:rPr>
-            </w:pPr>
-            <w:r>
-              <w:rPr>
-                <w:rStyle w:val="None"/>
-                <w:rFonts w:cs="Times New Roman"/>
-                <w:lang w:val="en-US"/>
-              </w:rPr>
-              <w:t>1</w:t>
-            </w:r>
-          </w:p>
-          <w:p>
-            <w:pPr>
-              <w:pStyle w:val="aa"/>
-              <w:rPr>
-                <w:rFonts w:cs="Times New Roman"/>
-                <w:lang w:val="en-US"/>
-              </w:rPr>
-            </w:pPr>
-            <w:r>
-              <w:rPr>
-                <w:rStyle w:val="None"/>
-                <w:rFonts w:cs="Times New Roman"/>
-                <w:lang w:val="en-US"/>
-                <w14:textOutline w14:w="12700" w14:cap="flat" w14:cmpd="sng" w14:algn="ctr">
-                  <w14:noFill/>
-                  <w14:prstDash w14:val="solid"/>
-                  <w14:miter w14:lim="400000"/>
-                </w14:textOutline>
-              </w:rPr>
-              <w:t xml:space="preserve">Collection of information </w:t>
-            </w:r>
-            <w:proofErr w:type="gramStart"/>
-            <w:r>
-              <w:rPr>
-                <w:rStyle w:val="None"/>
-                <w:rFonts w:cs="Times New Roman"/>
-                <w:lang w:val="en-US"/>
-                <w14:textOutline w14:w="12700" w14:cap="flat" w14:cmpd="sng" w14:algn="ctr">
-                  <w14:noFill/>
-                  <w14:prstDash w14:val="solid"/>
-                  <w14:miter w14:lim="400000"/>
-                </w14:textOutline>
-              </w:rPr>
-              <w:t>( individual</w:t>
-            </w:r>
-            <w:proofErr w:type="gramEnd"/>
-            <w:r>
-              <w:rPr>
-                <w:rStyle w:val="None"/>
-                <w:rFonts w:cs="Times New Roman"/>
-                <w:lang w:val="en-US"/>
-                <w14:textOutline w14:w="12700" w14:cap="flat" w14:cmpd="sng" w14:algn="ctr">
-                  <w14:noFill/>
-                  <w14:prstDash w14:val="solid"/>
-                  <w14:miter w14:lim="400000"/>
-                </w14:textOutline>
-              </w:rPr>
-              <w:t xml:space="preserve"> presentation)</w:t>
-            </w:r>
+                <w:rFonts w:cs="Times New Roman"/>
+                <w:lang w:val="en-US"/>
+              </w:rPr>
+            </w:pPr>
           </w:p>
         </w:tc>
       </w:tr>
@@ -7981,13 +6565,6 @@
                 <w:rFonts w:cs="Times New Roman"/>
               </w:rPr>
             </w:pPr>
-            <w:r>
-              <w:rPr>
-                <w:rStyle w:val="None"/>
-                <w:rFonts w:cs="Times New Roman"/>
-              </w:rPr>
-              <w:t>11</w:t>
-            </w:r>
           </w:p>
         </w:tc>
         <w:tc>
@@ -8013,19 +6590,6 @@
                 <w:rFonts w:cs="Times New Roman"/>
               </w:rPr>
             </w:pPr>
-            <w:r>
-              <w:rPr>
-                <w:rStyle w:val="None"/>
-                <w:rFonts w:cs="Times New Roman"/>
-                <w:lang w:val="en-US"/>
-                <w14:textOutline w14:w="12700" w14:cap="flat" w14:cmpd="sng" w14:algn="ctr">
-                  <w14:noFill/>
-                  <w14:prstDash w14:val="solid"/>
-                  <w14:miter w14:lim="400000"/>
-                </w14:textOutline>
-              </w:rPr>
-              <w:t>Political culture and behavior</w:t>
-            </w:r>
           </w:p>
         </w:tc>
         <w:tc>
@@ -8051,44 +6615,6 @@
                 <w:rFonts w:cs="Times New Roman"/>
               </w:rPr>
             </w:pPr>
-            <w:r>
-              <w:rPr>
-                <w:rStyle w:val="None"/>
-                <w:rFonts w:cs="Times New Roman"/>
-                <w14:textOutline w14:w="12700" w14:cap="flat" w14:cmpd="sng" w14:algn="ctr">
-                  <w14:noFill/>
-                  <w14:prstDash w14:val="solid"/>
-                  <w14:miter w14:lim="400000"/>
-                </w14:textOutline>
-              </w:rPr>
-              <w:t xml:space="preserve">Basic </w:t>
-            </w:r>
-            <w:proofErr w:type="spellStart"/>
-            <w:r>
-              <w:rPr>
-                <w:rStyle w:val="None"/>
-                <w:rFonts w:cs="Times New Roman"/>
-                <w14:textOutline w14:w="12700" w14:cap="flat" w14:cmpd="sng" w14:algn="ctr">
-                  <w14:noFill/>
-                  <w14:prstDash w14:val="solid"/>
-                  <w14:miter w14:lim="400000"/>
-                </w14:textOutline>
-              </w:rPr>
-              <w:t>literature</w:t>
-            </w:r>
-            <w:proofErr w:type="spellEnd"/>
-            <w:r>
-              <w:rPr>
-                <w:rStyle w:val="None"/>
-                <w:rFonts w:cs="Times New Roman"/>
-                <w14:textOutline w14:w="12700" w14:cap="flat" w14:cmpd="sng" w14:algn="ctr">
-                  <w14:noFill/>
-                  <w14:prstDash w14:val="solid"/>
-                  <w14:miter w14:lim="400000"/>
-                </w14:textOutline>
-              </w:rPr>
-              <w:t>, 2, 14-16</w:t>
-            </w:r>
           </w:p>
         </w:tc>
         <w:tc>
@@ -8115,18 +6641,6 @@
                 <w:rFonts w:cs="Times New Roman"/>
               </w:rPr>
             </w:pPr>
-            <w:r>
-              <w:rPr>
-                <w:rStyle w:val="None"/>
-                <w:rFonts w:cs="Times New Roman"/>
-                <w14:textOutline w14:w="12700" w14:cap="flat" w14:cmpd="sng" w14:algn="ctr">
-                  <w14:noFill/>
-                  <w14:prstDash w14:val="solid"/>
-                  <w14:miter w14:lim="400000"/>
-                </w14:textOutline>
-              </w:rPr>
-              <w:t>1</w:t>
-            </w:r>
           </w:p>
         </w:tc>
         <w:tc>
@@ -8152,18 +6666,6 @@
                 <w:rFonts w:cs="Times New Roman"/>
               </w:rPr>
             </w:pPr>
-            <w:r>
-              <w:rPr>
-                <w:rStyle w:val="None"/>
-                <w:rFonts w:cs="Times New Roman"/>
-                <w14:textOutline w14:w="12700" w14:cap="flat" w14:cmpd="sng" w14:algn="ctr">
-                  <w14:noFill/>
-                  <w14:prstDash w14:val="solid"/>
-                  <w14:miter w14:lim="400000"/>
-                </w14:textOutline>
-              </w:rPr>
-              <w:t>1</w:t>
-            </w:r>
           </w:p>
         </w:tc>
         <w:tc>
@@ -8190,34 +6692,6 @@
                 <w:rFonts w:cs="Times New Roman"/>
               </w:rPr>
             </w:pPr>
-            <w:r>
-              <w:rPr>
-                <w:rStyle w:val="None"/>
-                <w:rFonts w:cs="Times New Roman"/>
-                <w:lang w:val="en-US"/>
-              </w:rPr>
-              <w:t>1</w:t>
-            </w:r>
-            <w:r>
-              <w:rPr>
-                <w:rStyle w:val="None"/>
-                <w:rFonts w:cs="Times New Roman"/>
-                <w:lang w:val="en-US"/>
-              </w:rPr>
-              <w:t xml:space="preserve"> </w:t>
-            </w:r>
-            <w:r>
-              <w:rPr>
-                <w:rStyle w:val="None"/>
-                <w:rFonts w:cs="Times New Roman"/>
-                <w14:textOutline w14:w="12700" w14:cap="flat" w14:cmpd="sng" w14:algn="ctr">
-                  <w14:noFill/>
-                  <w14:prstDash w14:val="solid"/>
-                  <w14:miter w14:lim="400000"/>
-                </w14:textOutline>
-              </w:rPr>
-              <w:t>PA</w:t>
-            </w:r>
           </w:p>
         </w:tc>
         <w:tc>
@@ -8244,18 +6718,6 @@
                 <w:rFonts w:cs="Times New Roman"/>
               </w:rPr>
             </w:pPr>
-            <w:r>
-              <w:rPr>
-                <w:rStyle w:val="None"/>
-                <w:rFonts w:cs="Times New Roman"/>
-                <w14:textOutline w14:w="12700" w14:cap="flat" w14:cmpd="sng" w14:algn="ctr">
-                  <w14:noFill/>
-                  <w14:prstDash w14:val="solid"/>
-                  <w14:miter w14:lim="400000"/>
-                </w14:textOutline>
-              </w:rPr>
-              <w:t>1</w:t>
-            </w:r>
           </w:p>
         </w:tc>
       </w:tr>
@@ -8288,13 +6750,6 @@
                 <w:rFonts w:cs="Times New Roman"/>
               </w:rPr>
             </w:pPr>
-            <w:r>
-              <w:rPr>
-                <w:rStyle w:val="None"/>
-                <w:rFonts w:cs="Times New Roman"/>
-              </w:rPr>
-              <w:t>12</w:t>
-            </w:r>
           </w:p>
         </w:tc>
         <w:tc>
@@ -8321,19 +6776,6 @@
                 <w:lang w:val="en-US"/>
               </w:rPr>
             </w:pPr>
-            <w:r>
-              <w:rPr>
-                <w:rStyle w:val="None"/>
-                <w:rFonts w:cs="Times New Roman"/>
-                <w:lang w:val="en-US"/>
-                <w14:textOutline w14:w="12700" w14:cap="flat" w14:cmpd="sng" w14:algn="ctr">
-                  <w14:noFill/>
-                  <w14:prstDash w14:val="solid"/>
-                  <w14:miter w14:lim="400000"/>
-                </w14:textOutline>
-              </w:rPr>
-              <w:t>Political consciousness and political ideology</w:t>
-            </w:r>
           </w:p>
         </w:tc>
         <w:tc>
@@ -8359,44 +6801,6 @@
                 <w:rFonts w:cs="Times New Roman"/>
               </w:rPr>
             </w:pPr>
-            <w:r>
-              <w:rPr>
-                <w:rStyle w:val="None"/>
-                <w:rFonts w:cs="Times New Roman"/>
-                <w14:textOutline w14:w="12700" w14:cap="flat" w14:cmpd="sng" w14:algn="ctr">
-                  <w14:noFill/>
-                  <w14:prstDash w14:val="solid"/>
-                  <w14:miter w14:lim="400000"/>
-                </w14:textOutline>
-              </w:rPr>
-              <w:t xml:space="preserve">Basic </w:t>
-            </w:r>
-            <w:proofErr w:type="spellStart"/>
-            <w:r>
-              <w:rPr>
-                <w:rStyle w:val="None"/>
-                <w:rFonts w:cs="Times New Roman"/>
-                <w14:textOutline w14:w="12700" w14:cap="flat" w14:cmpd="sng" w14:algn="ctr">
-                  <w14:noFill/>
-                  <w14:prstDash w14:val="solid"/>
-                  <w14:miter w14:lim="400000"/>
-                </w14:textOutline>
-              </w:rPr>
-              <w:t>literature</w:t>
-            </w:r>
-            <w:proofErr w:type="spellEnd"/>
-            <w:r>
-              <w:rPr>
-                <w:rStyle w:val="None"/>
-                <w:rFonts w:cs="Times New Roman"/>
-                <w14:textOutline w14:w="12700" w14:cap="flat" w14:cmpd="sng" w14:algn="ctr">
-                  <w14:noFill/>
-                  <w14:prstDash w14:val="solid"/>
-                  <w14:miter w14:lim="400000"/>
-                </w14:textOutline>
-              </w:rPr>
-              <w:t>, 2, 14-16</w:t>
-            </w:r>
           </w:p>
         </w:tc>
         <w:tc>
@@ -8423,18 +6827,6 @@
                 <w:rFonts w:cs="Times New Roman"/>
               </w:rPr>
             </w:pPr>
-            <w:r>
-              <w:rPr>
-                <w:rStyle w:val="None"/>
-                <w:rFonts w:cs="Times New Roman"/>
-                <w14:textOutline w14:w="12700" w14:cap="flat" w14:cmpd="sng" w14:algn="ctr">
-                  <w14:noFill/>
-                  <w14:prstDash w14:val="solid"/>
-                  <w14:miter w14:lim="400000"/>
-                </w14:textOutline>
-              </w:rPr>
-              <w:t>1</w:t>
-            </w:r>
           </w:p>
         </w:tc>
         <w:tc>
@@ -8460,18 +6852,6 @@
                 <w:rFonts w:cs="Times New Roman"/>
               </w:rPr>
             </w:pPr>
-            <w:r>
-              <w:rPr>
-                <w:rStyle w:val="None"/>
-                <w:rFonts w:cs="Times New Roman"/>
-                <w14:textOutline w14:w="12700" w14:cap="flat" w14:cmpd="sng" w14:algn="ctr">
-                  <w14:noFill/>
-                  <w14:prstDash w14:val="solid"/>
-                  <w14:miter w14:lim="400000"/>
-                </w14:textOutline>
-              </w:rPr>
-              <w:t>1</w:t>
-            </w:r>
           </w:p>
         </w:tc>
         <w:tc>
@@ -8498,34 +6878,6 @@
                 <w:rFonts w:cs="Times New Roman"/>
               </w:rPr>
             </w:pPr>
-            <w:r>
-              <w:rPr>
-                <w:rStyle w:val="None"/>
-                <w:rFonts w:cs="Times New Roman"/>
-                <w:lang w:val="en-US"/>
-              </w:rPr>
-              <w:t>1</w:t>
-            </w:r>
-            <w:r>
-              <w:rPr>
-                <w:rStyle w:val="None"/>
-                <w:rFonts w:cs="Times New Roman"/>
-                <w:lang w:val="en-US"/>
-              </w:rPr>
-              <w:t xml:space="preserve"> </w:t>
-            </w:r>
-            <w:r>
-              <w:rPr>
-                <w:rStyle w:val="None"/>
-                <w:rFonts w:cs="Times New Roman"/>
-                <w14:textOutline w14:w="12700" w14:cap="flat" w14:cmpd="sng" w14:algn="ctr">
-                  <w14:noFill/>
-                  <w14:prstDash w14:val="solid"/>
-                  <w14:miter w14:lim="400000"/>
-                </w14:textOutline>
-              </w:rPr>
-              <w:t>PA</w:t>
-            </w:r>
           </w:p>
         </w:tc>
         <w:tc>
@@ -8552,18 +6904,6 @@
                 <w:rFonts w:cs="Times New Roman"/>
               </w:rPr>
             </w:pPr>
-            <w:r>
-              <w:rPr>
-                <w:rStyle w:val="None"/>
-                <w:rFonts w:cs="Times New Roman"/>
-                <w14:textOutline w14:w="12700" w14:cap="flat" w14:cmpd="sng" w14:algn="ctr">
-                  <w14:noFill/>
-                  <w14:prstDash w14:val="solid"/>
-                  <w14:miter w14:lim="400000"/>
-                </w14:textOutline>
-              </w:rPr>
-              <w:t>1</w:t>
-            </w:r>
           </w:p>
         </w:tc>
       </w:tr>
@@ -8596,13 +6936,6 @@
                 <w:rFonts w:cs="Times New Roman"/>
               </w:rPr>
             </w:pPr>
-            <w:r>
-              <w:rPr>
-                <w:rStyle w:val="None"/>
-                <w:rFonts w:cs="Times New Roman"/>
-              </w:rPr>
-              <w:t>13</w:t>
-            </w:r>
           </w:p>
         </w:tc>
         <w:tc>
@@ -8629,19 +6962,6 @@
                 <w:lang w:val="en-US"/>
               </w:rPr>
             </w:pPr>
-            <w:r>
-              <w:rPr>
-                <w:rStyle w:val="None"/>
-                <w:rFonts w:cs="Times New Roman"/>
-                <w:lang w:val="en-US"/>
-                <w14:textOutline w14:w="12700" w14:cap="flat" w14:cmpd="sng" w14:algn="ctr">
-                  <w14:noFill/>
-                  <w14:prstDash w14:val="solid"/>
-                  <w14:miter w14:lim="400000"/>
-                </w14:textOutline>
-              </w:rPr>
-              <w:t>Political development and modernization</w:t>
-            </w:r>
           </w:p>
         </w:tc>
         <w:tc>
@@ -8667,44 +6987,6 @@
                 <w:rFonts w:cs="Times New Roman"/>
               </w:rPr>
             </w:pPr>
-            <w:r>
-              <w:rPr>
-                <w:rStyle w:val="None"/>
-                <w:rFonts w:cs="Times New Roman"/>
-                <w14:textOutline w14:w="12700" w14:cap="flat" w14:cmpd="sng" w14:algn="ctr">
-                  <w14:noFill/>
-                  <w14:prstDash w14:val="solid"/>
-                  <w14:miter w14:lim="400000"/>
-                </w14:textOutline>
-              </w:rPr>
-              <w:t xml:space="preserve">Basic </w:t>
-            </w:r>
-            <w:proofErr w:type="spellStart"/>
-            <w:r>
-              <w:rPr>
-                <w:rStyle w:val="None"/>
-                <w:rFonts w:cs="Times New Roman"/>
-                <w14:textOutline w14:w="12700" w14:cap="flat" w14:cmpd="sng" w14:algn="ctr">
-                  <w14:noFill/>
-                  <w14:prstDash w14:val="solid"/>
-                  <w14:miter w14:lim="400000"/>
-                </w14:textOutline>
-              </w:rPr>
-              <w:t>literature</w:t>
-            </w:r>
-            <w:proofErr w:type="spellEnd"/>
-            <w:r>
-              <w:rPr>
-                <w:rStyle w:val="None"/>
-                <w:rFonts w:cs="Times New Roman"/>
-                <w14:textOutline w14:w="12700" w14:cap="flat" w14:cmpd="sng" w14:algn="ctr">
-                  <w14:noFill/>
-                  <w14:prstDash w14:val="solid"/>
-                  <w14:miter w14:lim="400000"/>
-                </w14:textOutline>
-              </w:rPr>
-              <w:t>, 2, 14-16</w:t>
-            </w:r>
           </w:p>
         </w:tc>
         <w:tc>
@@ -8731,18 +7013,6 @@
                 <w:rFonts w:cs="Times New Roman"/>
               </w:rPr>
             </w:pPr>
-            <w:r>
-              <w:rPr>
-                <w:rStyle w:val="None"/>
-                <w:rFonts w:cs="Times New Roman"/>
-                <w14:textOutline w14:w="12700" w14:cap="flat" w14:cmpd="sng" w14:algn="ctr">
-                  <w14:noFill/>
-                  <w14:prstDash w14:val="solid"/>
-                  <w14:miter w14:lim="400000"/>
-                </w14:textOutline>
-              </w:rPr>
-              <w:t>1</w:t>
-            </w:r>
           </w:p>
         </w:tc>
         <w:tc>
@@ -8768,18 +7038,6 @@
                 <w:rFonts w:cs="Times New Roman"/>
               </w:rPr>
             </w:pPr>
-            <w:r>
-              <w:rPr>
-                <w:rStyle w:val="None"/>
-                <w:rFonts w:cs="Times New Roman"/>
-                <w14:textOutline w14:w="12700" w14:cap="flat" w14:cmpd="sng" w14:algn="ctr">
-                  <w14:noFill/>
-                  <w14:prstDash w14:val="solid"/>
-                  <w14:miter w14:lim="400000"/>
-                </w14:textOutline>
-              </w:rPr>
-              <w:t>1</w:t>
-            </w:r>
           </w:p>
         </w:tc>
         <w:tc>
@@ -8806,34 +7064,6 @@
                 <w:rFonts w:cs="Times New Roman"/>
               </w:rPr>
             </w:pPr>
-            <w:r>
-              <w:rPr>
-                <w:rStyle w:val="None"/>
-                <w:rFonts w:cs="Times New Roman"/>
-                <w:lang w:val="en-US"/>
-              </w:rPr>
-              <w:t>1</w:t>
-            </w:r>
-            <w:r>
-              <w:rPr>
-                <w:rStyle w:val="None"/>
-                <w:rFonts w:cs="Times New Roman"/>
-                <w:lang w:val="en-US"/>
-              </w:rPr>
-              <w:t xml:space="preserve"> </w:t>
-            </w:r>
-            <w:r>
-              <w:rPr>
-                <w:rStyle w:val="None"/>
-                <w:rFonts w:cs="Times New Roman"/>
-                <w14:textOutline w14:w="12700" w14:cap="flat" w14:cmpd="sng" w14:algn="ctr">
-                  <w14:noFill/>
-                  <w14:prstDash w14:val="solid"/>
-                  <w14:miter w14:lim="400000"/>
-                </w14:textOutline>
-              </w:rPr>
-              <w:t>PA</w:t>
-            </w:r>
           </w:p>
         </w:tc>
         <w:tc>
@@ -8857,78 +7087,9 @@
             <w:pPr>
               <w:pStyle w:val="aa"/>
               <w:rPr>
-                <w:rStyle w:val="None"/>
-                <w:rFonts w:cs="Times New Roman"/>
-              </w:rPr>
-            </w:pPr>
-            <w:r>
-              <w:rPr>
-                <w:rStyle w:val="None"/>
-                <w:rFonts w:cs="Times New Roman"/>
-                <w:lang w:val="en-US"/>
-              </w:rPr>
-              <w:t>1</w:t>
-            </w:r>
-          </w:p>
-          <w:p>
-            <w:pPr>
-              <w:pStyle w:val="aa"/>
-              <w:rPr>
-                <w:rFonts w:cs="Times New Roman"/>
-              </w:rPr>
-            </w:pPr>
-            <w:proofErr w:type="spellStart"/>
-            <w:r>
-              <w:rPr>
-                <w:rStyle w:val="None"/>
-                <w:rFonts w:cs="Times New Roman"/>
-                <w14:textOutline w14:w="12700" w14:cap="flat" w14:cmpd="sng" w14:algn="ctr">
-                  <w14:noFill/>
-                  <w14:prstDash w14:val="solid"/>
-                  <w14:miter w14:lim="400000"/>
-                </w14:textOutline>
-              </w:rPr>
-              <w:t>Drafting</w:t>
-            </w:r>
-            <w:proofErr w:type="spellEnd"/>
-            <w:r>
-              <w:rPr>
-                <w:rStyle w:val="None"/>
-                <w:rFonts w:cs="Times New Roman"/>
-                <w14:textOutline w14:w="12700" w14:cap="flat" w14:cmpd="sng" w14:algn="ctr">
-                  <w14:noFill/>
-                  <w14:prstDash w14:val="solid"/>
-                  <w14:miter w14:lim="400000"/>
-                </w14:textOutline>
-              </w:rPr>
-              <w:t xml:space="preserve"> </w:t>
-            </w:r>
-            <w:r>
-              <w:rPr>
-                <w:rStyle w:val="None"/>
-                <w:rFonts w:cs="Times New Roman"/>
-                <w:lang w:val="en-US"/>
-                <w14:textOutline w14:w="12700" w14:cap="flat" w14:cmpd="sng" w14:algn="ctr">
-                  <w14:noFill/>
-                  <w14:prstDash w14:val="solid"/>
-                  <w14:miter w14:lim="400000"/>
-                </w14:textOutline>
-              </w:rPr>
-              <w:t>(</w:t>
-            </w:r>
-            <w:r>
-              <w:rPr>
-                <w:rStyle w:val="None"/>
-                <w:rFonts w:cs="Times New Roman"/>
-                <w:lang w:val="en-US"/>
-                <w14:textOutline w14:w="12700" w14:cap="flat" w14:cmpd="sng" w14:algn="ctr">
-                  <w14:noFill/>
-                  <w14:prstDash w14:val="solid"/>
-                  <w14:miter w14:lim="400000"/>
-                </w14:textOutline>
-              </w:rPr>
-              <w:t>individual presentation)</w:t>
-            </w:r>
+                <w:rFonts w:cs="Times New Roman"/>
+              </w:rPr>
+            </w:pPr>
           </w:p>
         </w:tc>
       </w:tr>
@@ -8961,13 +7122,6 @@
                 <w:rFonts w:cs="Times New Roman"/>
               </w:rPr>
             </w:pPr>
-            <w:r>
-              <w:rPr>
-                <w:rStyle w:val="None"/>
-                <w:rFonts w:cs="Times New Roman"/>
-              </w:rPr>
-              <w:t>14</w:t>
-            </w:r>
           </w:p>
         </w:tc>
         <w:tc>
@@ -8993,19 +7147,6 @@
                 <w:rFonts w:cs="Times New Roman"/>
               </w:rPr>
             </w:pPr>
-            <w:r>
-              <w:rPr>
-                <w:rStyle w:val="None"/>
-                <w:rFonts w:cs="Times New Roman"/>
-                <w:lang w:val="en-US"/>
-                <w14:textOutline w14:w="12700" w14:cap="flat" w14:cmpd="sng" w14:algn="ctr">
-                  <w14:noFill/>
-                  <w14:prstDash w14:val="solid"/>
-                  <w14:miter w14:lim="400000"/>
-                </w14:textOutline>
-              </w:rPr>
-              <w:t>Political conflicts and crises</w:t>
-            </w:r>
           </w:p>
         </w:tc>
         <w:tc>
@@ -9031,44 +7172,6 @@
                 <w:rFonts w:cs="Times New Roman"/>
               </w:rPr>
             </w:pPr>
-            <w:r>
-              <w:rPr>
-                <w:rStyle w:val="None"/>
-                <w:rFonts w:cs="Times New Roman"/>
-                <w14:textOutline w14:w="12700" w14:cap="flat" w14:cmpd="sng" w14:algn="ctr">
-                  <w14:noFill/>
-                  <w14:prstDash w14:val="solid"/>
-                  <w14:miter w14:lim="400000"/>
-                </w14:textOutline>
-              </w:rPr>
-              <w:t xml:space="preserve">Basic </w:t>
-            </w:r>
-            <w:proofErr w:type="spellStart"/>
-            <w:r>
-              <w:rPr>
-                <w:rStyle w:val="None"/>
-                <w:rFonts w:cs="Times New Roman"/>
-                <w14:textOutline w14:w="12700" w14:cap="flat" w14:cmpd="sng" w14:algn="ctr">
-                  <w14:noFill/>
-                  <w14:prstDash w14:val="solid"/>
-                  <w14:miter w14:lim="400000"/>
-                </w14:textOutline>
-              </w:rPr>
-              <w:t>literature</w:t>
-            </w:r>
-            <w:proofErr w:type="spellEnd"/>
-            <w:r>
-              <w:rPr>
-                <w:rStyle w:val="None"/>
-                <w:rFonts w:cs="Times New Roman"/>
-                <w14:textOutline w14:w="12700" w14:cap="flat" w14:cmpd="sng" w14:algn="ctr">
-                  <w14:noFill/>
-                  <w14:prstDash w14:val="solid"/>
-                  <w14:miter w14:lim="400000"/>
-                </w14:textOutline>
-              </w:rPr>
-              <w:t>, 2, 14-16</w:t>
-            </w:r>
           </w:p>
         </w:tc>
         <w:tc>
@@ -9095,18 +7198,6 @@
                 <w:rFonts w:cs="Times New Roman"/>
               </w:rPr>
             </w:pPr>
-            <w:r>
-              <w:rPr>
-                <w:rStyle w:val="None"/>
-                <w:rFonts w:cs="Times New Roman"/>
-                <w14:textOutline w14:w="12700" w14:cap="flat" w14:cmpd="sng" w14:algn="ctr">
-                  <w14:noFill/>
-                  <w14:prstDash w14:val="solid"/>
-                  <w14:miter w14:lim="400000"/>
-                </w14:textOutline>
-              </w:rPr>
-              <w:t>1</w:t>
-            </w:r>
           </w:p>
         </w:tc>
         <w:tc>
@@ -9132,18 +7223,6 @@
                 <w:rFonts w:cs="Times New Roman"/>
               </w:rPr>
             </w:pPr>
-            <w:r>
-              <w:rPr>
-                <w:rStyle w:val="None"/>
-                <w:rFonts w:cs="Times New Roman"/>
-                <w14:textOutline w14:w="12700" w14:cap="flat" w14:cmpd="sng" w14:algn="ctr">
-                  <w14:noFill/>
-                  <w14:prstDash w14:val="solid"/>
-                  <w14:miter w14:lim="400000"/>
-                </w14:textOutline>
-              </w:rPr>
-              <w:t>1</w:t>
-            </w:r>
           </w:p>
         </w:tc>
         <w:tc>
@@ -9170,34 +7249,6 @@
                 <w:rFonts w:cs="Times New Roman"/>
               </w:rPr>
             </w:pPr>
-            <w:r>
-              <w:rPr>
-                <w:rStyle w:val="None"/>
-                <w:rFonts w:cs="Times New Roman"/>
-                <w:lang w:val="en-US"/>
-              </w:rPr>
-              <w:t>1</w:t>
-            </w:r>
-            <w:r>
-              <w:rPr>
-                <w:rStyle w:val="None"/>
-                <w:rFonts w:cs="Times New Roman"/>
-                <w:lang w:val="en-US"/>
-              </w:rPr>
-              <w:t xml:space="preserve"> </w:t>
-            </w:r>
-            <w:r>
-              <w:rPr>
-                <w:rStyle w:val="None"/>
-                <w:rFonts w:cs="Times New Roman"/>
-                <w14:textOutline w14:w="12700" w14:cap="flat" w14:cmpd="sng" w14:algn="ctr">
-                  <w14:noFill/>
-                  <w14:prstDash w14:val="solid"/>
-                  <w14:miter w14:lim="400000"/>
-                </w14:textOutline>
-              </w:rPr>
-              <w:t>PA</w:t>
-            </w:r>
           </w:p>
         </w:tc>
         <w:tc>
@@ -9221,65 +7272,9 @@
             <w:pPr>
               <w:pStyle w:val="aa"/>
               <w:rPr>
-                <w:rStyle w:val="None"/>
-                <w:rFonts w:cs="Times New Roman"/>
-              </w:rPr>
-            </w:pPr>
-            <w:r>
-              <w:rPr>
-                <w:rStyle w:val="None"/>
-                <w:rFonts w:cs="Times New Roman"/>
-                <w:lang w:val="en-US"/>
-              </w:rPr>
-              <w:t>1</w:t>
-            </w:r>
-          </w:p>
-          <w:p>
-            <w:pPr>
-              <w:pStyle w:val="aa"/>
-              <w:rPr>
-                <w:rFonts w:cs="Times New Roman"/>
-              </w:rPr>
-            </w:pPr>
-            <w:r>
-              <w:rPr>
-                <w:rStyle w:val="None"/>
-                <w:rFonts w:cs="Times New Roman"/>
-                <w:lang w:val="en-US"/>
-                <w14:textOutline w14:w="12700" w14:cap="flat" w14:cmpd="sng" w14:algn="ctr">
-                  <w14:noFill/>
-                  <w14:prstDash w14:val="solid"/>
-                  <w14:miter w14:lim="400000"/>
-                </w14:textOutline>
-              </w:rPr>
-              <w:t>Presentatio</w:t>
-            </w:r>
-            <w:r>
-              <w:rPr>
-                <w:rStyle w:val="None"/>
-                <w:rFonts w:cs="Times New Roman"/>
-                <w:lang w:val="en-US"/>
-                <w14:textOutline w14:w="12700" w14:cap="flat" w14:cmpd="sng" w14:algn="ctr">
-                  <w14:noFill/>
-                  <w14:prstDash w14:val="solid"/>
-                  <w14:miter w14:lim="400000"/>
-                </w14:textOutline>
-              </w:rPr>
-              <w:t>n (</w:t>
-            </w:r>
-            <w:r>
-              <w:rPr>
-                <w:rStyle w:val="None"/>
-                <w:rFonts w:cs="Times New Roman"/>
-                <w:lang w:val="en-US"/>
-                <w14:textOutline w14:w="12700" w14:cap="flat" w14:cmpd="sng" w14:algn="ctr">
-                  <w14:noFill/>
-                  <w14:prstDash w14:val="solid"/>
-                  <w14:miter w14:lim="400000"/>
-                </w14:textOutline>
-              </w:rPr>
-              <w:t>individual presentation)</w:t>
-            </w:r>
+                <w:rFonts w:cs="Times New Roman"/>
+              </w:rPr>
+            </w:pPr>
           </w:p>
         </w:tc>
       </w:tr>
@@ -9312,13 +7307,6 @@
                 <w:rFonts w:cs="Times New Roman"/>
               </w:rPr>
             </w:pPr>
-            <w:r>
-              <w:rPr>
-                <w:rStyle w:val="None"/>
-                <w:rFonts w:cs="Times New Roman"/>
-              </w:rPr>
-              <w:t>15</w:t>
-            </w:r>
           </w:p>
         </w:tc>
         <w:tc>
@@ -9345,19 +7333,6 @@
                 <w:lang w:val="en-US"/>
               </w:rPr>
             </w:pPr>
-            <w:r>
-              <w:rPr>
-                <w:rStyle w:val="None"/>
-                <w:rFonts w:cs="Times New Roman"/>
-                <w:lang w:val="en-US"/>
-                <w14:textOutline w14:w="12700" w14:cap="flat" w14:cmpd="sng" w14:algn="ctr">
-                  <w14:noFill/>
-                  <w14:prstDash w14:val="solid"/>
-                  <w14:miter w14:lim="400000"/>
-                </w14:textOutline>
-              </w:rPr>
-              <w:t>World politics and modern international relations</w:t>
-            </w:r>
           </w:p>
         </w:tc>
         <w:tc>
@@ -9410,18 +7385,6 @@
                 <w:rFonts w:cs="Times New Roman"/>
               </w:rPr>
             </w:pPr>
-            <w:r>
-              <w:rPr>
-                <w:rStyle w:val="None"/>
-                <w:rFonts w:cs="Times New Roman"/>
-                <w14:textOutline w14:w="12700" w14:cap="flat" w14:cmpd="sng" w14:algn="ctr">
-                  <w14:noFill/>
-                  <w14:prstDash w14:val="solid"/>
-                  <w14:miter w14:lim="400000"/>
-                </w14:textOutline>
-              </w:rPr>
-              <w:t>1</w:t>
-            </w:r>
           </w:p>
         </w:tc>
         <w:tc>
@@ -9447,18 +7410,6 @@
                 <w:rFonts w:cs="Times New Roman"/>
               </w:rPr>
             </w:pPr>
-            <w:r>
-              <w:rPr>
-                <w:rStyle w:val="None"/>
-                <w:rFonts w:cs="Times New Roman"/>
-                <w14:textOutline w14:w="12700" w14:cap="flat" w14:cmpd="sng" w14:algn="ctr">
-                  <w14:noFill/>
-                  <w14:prstDash w14:val="solid"/>
-                  <w14:miter w14:lim="400000"/>
-                </w14:textOutline>
-              </w:rPr>
-              <w:t>1</w:t>
-            </w:r>
           </w:p>
         </w:tc>
         <w:tc>
@@ -9485,18 +7436,6 @@
                 <w:rFonts w:cs="Times New Roman"/>
               </w:rPr>
             </w:pPr>
-            <w:r>
-              <w:rPr>
-                <w:rStyle w:val="None"/>
-                <w:rFonts w:cs="Times New Roman"/>
-                <w14:textOutline w14:w="12700" w14:cap="flat" w14:cmpd="sng" w14:algn="ctr">
-                  <w14:noFill/>
-                  <w14:prstDash w14:val="solid"/>
-                  <w14:miter w14:lim="400000"/>
-                </w14:textOutline>
-              </w:rPr>
-              <w:t>1</w:t>
-            </w:r>
           </w:p>
         </w:tc>
         <w:tc>
@@ -9523,18 +7462,6 @@
                 <w:rFonts w:cs="Times New Roman"/>
               </w:rPr>
             </w:pPr>
-            <w:r>
-              <w:rPr>
-                <w:rStyle w:val="None"/>
-                <w:rFonts w:cs="Times New Roman"/>
-                <w14:textOutline w14:w="12700" w14:cap="flat" w14:cmpd="sng" w14:algn="ctr">
-                  <w14:noFill/>
-                  <w14:prstDash w14:val="solid"/>
-                  <w14:miter w14:lim="400000"/>
-                </w14:textOutline>
-              </w:rPr>
-              <w:t>1</w:t>
-            </w:r>
           </w:p>
         </w:tc>
       </w:tr>
@@ -10174,7 +8101,6 @@
                 <w:rStyle w:val="None"/>
                 <w:rFonts w:cs="Times New Roman"/>
               </w:rPr>
-              <w:lastRenderedPageBreak/>
               <w:t>1</w:t>
             </w:r>
           </w:p>
@@ -10537,6 +8463,7 @@
                 <w:rStyle w:val="None"/>
                 <w:rFonts w:cs="Times New Roman"/>
               </w:rPr>
+              <w:lastRenderedPageBreak/>
               <w:t>2</w:t>
             </w:r>
           </w:p>
@@ -11681,7 +9608,6 @@
               </w:rPr>
               <w:t xml:space="preserve">Ruling elite and </w:t>
             </w:r>
-            <w:proofErr w:type="gramStart"/>
             <w:r>
               <w:rPr>
                 <w:rStyle w:val="None"/>
@@ -11695,7 +9621,6 @@
               </w:rPr>
               <w:t>political</w:t>
             </w:r>
-            <w:proofErr w:type="gramEnd"/>
           </w:p>
           <w:p>
             <w:pPr>
@@ -14369,63 +12294,7 @@
                   <w14:miter w14:lim="400000"/>
                 </w14:textOutline>
               </w:rPr>
-              <w:t xml:space="preserve">Development of </w:t>
-            </w:r>
-            <w:proofErr w:type="gramStart"/>
-            <w:r>
-              <w:rPr>
-                <w:rStyle w:val="None"/>
-                <w:rFonts w:cs="Times New Roman"/>
-                <w:lang w:val="en-US"/>
-                <w14:textOutline w14:w="12700" w14:cap="flat" w14:cmpd="sng" w14:algn="ctr">
-                  <w14:noFill/>
-                  <w14:prstDash w14:val="solid"/>
-                  <w14:miter w14:lim="400000"/>
-                </w14:textOutline>
-              </w:rPr>
-              <w:t>a new</w:t>
-            </w:r>
-            <w:proofErr w:type="gramEnd"/>
-            <w:r>
-              <w:rPr>
-                <w:rStyle w:val="None"/>
-                <w:rFonts w:cs="Times New Roman"/>
-                <w:lang w:val="en-US"/>
-                <w14:textOutline w14:w="12700" w14:cap="flat" w14:cmpd="sng" w14:algn="ctr">
-                  <w14:noFill/>
-                  <w14:prstDash w14:val="solid"/>
-                  <w14:miter w14:lim="400000"/>
-                </w14:textOutline>
-              </w:rPr>
-              <w:t xml:space="preserve"> models of consciousness and </w:t>
-            </w:r>
-            <w:proofErr w:type="gramStart"/>
-            <w:r>
-              <w:rPr>
-                <w:rStyle w:val="None"/>
-                <w:rFonts w:cs="Times New Roman"/>
-                <w:lang w:val="en-US"/>
-                <w14:textOutline w14:w="12700" w14:cap="flat" w14:cmpd="sng" w14:algn="ctr">
-                  <w14:noFill/>
-                  <w14:prstDash w14:val="solid"/>
-                  <w14:miter w14:lim="400000"/>
-                </w14:textOutline>
-              </w:rPr>
-              <w:t>thinking:</w:t>
-            </w:r>
-            <w:proofErr w:type="gramEnd"/>
-            <w:r>
-              <w:rPr>
-                <w:rStyle w:val="None"/>
-                <w:rFonts w:cs="Times New Roman"/>
-                <w:lang w:val="en-US"/>
-                <w14:textOutline w14:w="12700" w14:cap="flat" w14:cmpd="sng" w14:algn="ctr">
-                  <w14:noFill/>
-                  <w14:prstDash w14:val="solid"/>
-                  <w14:miter w14:lim="400000"/>
-                </w14:textOutline>
-              </w:rPr>
-              <w:t xml:space="preserve"> basic strategies and their directions </w:t>
+              <w:t xml:space="preserve">Development of a new models of consciousness and thinking: basic strategies and their directions </w:t>
             </w:r>
             <w:r>
               <w:rPr>
@@ -14904,17 +12773,142 @@
               <w:rPr>
                 <w:rStyle w:val="None"/>
                 <w:rFonts w:cs="Times New Roman"/>
-                <w14:textOutline w14:w="12700" w14:cap="flat" w14:cmpd="sng" w14:algn="ctr">
-                  <w14:noFill/>
-                  <w14:prstDash w14:val="solid"/>
-                  <w14:miter w14:lim="400000"/>
-                </w14:textOutline>
-              </w:rPr>
-            </w:pPr>
-            <w:r>
-              <w:rPr>
-                <w:rStyle w:val="None"/>
-                <w:rFonts w:cs="Times New Roman"/>
+                <w:lang w:val="en-US"/>
+                <w14:textOutline w14:w="12700" w14:cap="flat" w14:cmpd="sng" w14:algn="ctr">
+                  <w14:noFill/>
+                  <w14:prstDash w14:val="solid"/>
+                  <w14:miter w14:lim="400000"/>
+                </w14:textOutline>
+              </w:rPr>
+            </w:pPr>
+            <w:r>
+              <w:rPr>
+                <w:rStyle w:val="None"/>
+                <w:rFonts w:cs="Times New Roman"/>
+                <w14:textOutline w14:w="12700" w14:cap="flat" w14:cmpd="sng" w14:algn="ctr">
+                  <w14:noFill/>
+                  <w14:prstDash w14:val="solid"/>
+                  <w14:miter w14:lim="400000"/>
+                </w14:textOutline>
+              </w:rPr>
+              <w:t>устойчивое</w:t>
+            </w:r>
+            <w:r>
+              <w:rPr>
+                <w:rStyle w:val="None"/>
+                <w:rFonts w:cs="Times New Roman"/>
+                <w:lang w:val="en-US"/>
+                <w14:textOutline w14:w="12700" w14:cap="flat" w14:cmpd="sng" w14:algn="ctr">
+                  <w14:noFill/>
+                  <w14:prstDash w14:val="solid"/>
+                  <w14:miter w14:lim="400000"/>
+                </w14:textOutline>
+              </w:rPr>
+              <w:t xml:space="preserve"> </w:t>
+            </w:r>
+            <w:r>
+              <w:rPr>
+                <w:rStyle w:val="None"/>
+                <w:rFonts w:cs="Times New Roman"/>
+                <w14:textOutline w14:w="12700" w14:cap="flat" w14:cmpd="sng" w14:algn="ctr">
+                  <w14:noFill/>
+                  <w14:prstDash w14:val="solid"/>
+                  <w14:miter w14:lim="400000"/>
+                </w14:textOutline>
+              </w:rPr>
+              <w:t>развитие</w:t>
+            </w:r>
+            <w:r>
+              <w:rPr>
+                <w:rStyle w:val="None"/>
+                <w:rFonts w:cs="Times New Roman"/>
+                <w:lang w:val="en-US"/>
+                <w14:textOutline w14:w="12700" w14:cap="flat" w14:cmpd="sng" w14:algn="ctr">
+                  <w14:noFill/>
+                  <w14:prstDash w14:val="solid"/>
+                  <w14:miter w14:lim="400000"/>
+                </w14:textOutline>
+              </w:rPr>
+              <w:t xml:space="preserve"> </w:t>
+            </w:r>
+          </w:p>
+          <w:p>
+            <w:pPr>
+              <w:pStyle w:val="aa"/>
+              <w:rPr>
+                <w:rStyle w:val="None"/>
+                <w:rFonts w:cs="Times New Roman"/>
+                <w:lang w:val="en-US"/>
+                <w14:textOutline w14:w="12700" w14:cap="flat" w14:cmpd="sng" w14:algn="ctr">
+                  <w14:noFill/>
+                  <w14:prstDash w14:val="solid"/>
+                  <w14:miter w14:lim="400000"/>
+                </w14:textOutline>
+              </w:rPr>
+            </w:pPr>
+            <w:proofErr w:type="spellStart"/>
+            <w:r>
+              <w:rPr>
+                <w:rStyle w:val="None"/>
+                <w:rFonts w:cs="Times New Roman"/>
+                <w:lang w:val="en-US"/>
+                <w14:textOutline w14:w="12700" w14:cap="flat" w14:cmpd="sng" w14:algn="ctr">
+                  <w14:noFill/>
+                  <w14:prstDash w14:val="solid"/>
+                  <w14:miter w14:lim="400000"/>
+                </w14:textOutline>
+              </w:rPr>
+              <w:t>Республики</w:t>
+            </w:r>
+            <w:proofErr w:type="spellEnd"/>
+            <w:r>
+              <w:rPr>
+                <w:rStyle w:val="None"/>
+                <w:rFonts w:cs="Times New Roman"/>
+                <w:lang w:val="en-US"/>
+                <w14:textOutline w14:w="12700" w14:cap="flat" w14:cmpd="sng" w14:algn="ctr">
+                  <w14:noFill/>
+                  <w14:prstDash w14:val="solid"/>
+                  <w14:miter w14:lim="400000"/>
+                </w14:textOutline>
+              </w:rPr>
+              <w:t xml:space="preserve"> </w:t>
+            </w:r>
+            <w:proofErr w:type="spellStart"/>
+            <w:r>
+              <w:rPr>
+                <w:rStyle w:val="None"/>
+                <w:rFonts w:cs="Times New Roman"/>
+                <w:lang w:val="en-US"/>
+                <w14:textOutline w14:w="12700" w14:cap="flat" w14:cmpd="sng" w14:algn="ctr">
+                  <w14:noFill/>
+                  <w14:prstDash w14:val="solid"/>
+                  <w14:miter w14:lim="400000"/>
+                </w14:textOutline>
+              </w:rPr>
+              <w:t>Казахстан</w:t>
+            </w:r>
+            <w:proofErr w:type="spellEnd"/>
+          </w:p>
+          <w:p>
+            <w:pPr>
+              <w:pStyle w:val="aa"/>
+              <w:rPr>
+                <w:rStyle w:val="None"/>
+                <w:rFonts w:cs="Times New Roman"/>
+                <w:lang w:val="en-US"/>
+                <w14:textOutline w14:w="12700" w14:cap="flat" w14:cmpd="sng" w14:algn="ctr">
+                  <w14:noFill/>
+                  <w14:prstDash w14:val="solid"/>
+                  <w14:miter w14:lim="400000"/>
+                </w14:textOutline>
+              </w:rPr>
+            </w:pPr>
+            <w:r>
+              <w:rPr>
+                <w:rStyle w:val="None"/>
+                <w:rFonts w:cs="Times New Roman"/>
+                <w:lang w:val="en-US"/>
                 <w14:textOutline w14:w="12700" w14:cap="flat" w14:cmpd="sng" w14:algn="ctr">
                   <w14:noFill/>
                   <w14:prstDash w14:val="solid"/>
@@ -14922,92 +12916,6 @@
                 </w14:textOutline>
               </w:rPr>
               <w:lastRenderedPageBreak/>
-              <w:t xml:space="preserve">устойчивое развитие </w:t>
-            </w:r>
-          </w:p>
-          <w:p>
-            <w:pPr>
-              <w:pStyle w:val="aa"/>
-              <w:rPr>
-                <w:rStyle w:val="None"/>
-                <w:rFonts w:cs="Times New Roman"/>
-                <w:lang w:val="en-US"/>
-                <w14:textOutline w14:w="12700" w14:cap="flat" w14:cmpd="sng" w14:algn="ctr">
-                  <w14:noFill/>
-                  <w14:prstDash w14:val="solid"/>
-                  <w14:miter w14:lim="400000"/>
-                </w14:textOutline>
-              </w:rPr>
-            </w:pPr>
-            <w:proofErr w:type="spellStart"/>
-            <w:r>
-              <w:rPr>
-                <w:rStyle w:val="None"/>
-                <w:rFonts w:cs="Times New Roman"/>
-                <w:lang w:val="en-US"/>
-                <w14:textOutline w14:w="12700" w14:cap="flat" w14:cmpd="sng" w14:algn="ctr">
-                  <w14:noFill/>
-                  <w14:prstDash w14:val="solid"/>
-                  <w14:miter w14:lim="400000"/>
-                </w14:textOutline>
-              </w:rPr>
-              <w:t>Республики</w:t>
-            </w:r>
-            <w:proofErr w:type="spellEnd"/>
-            <w:r>
-              <w:rPr>
-                <w:rStyle w:val="None"/>
-                <w:rFonts w:cs="Times New Roman"/>
-                <w:lang w:val="en-US"/>
-                <w14:textOutline w14:w="12700" w14:cap="flat" w14:cmpd="sng" w14:algn="ctr">
-                  <w14:noFill/>
-                  <w14:prstDash w14:val="solid"/>
-                  <w14:miter w14:lim="400000"/>
-                </w14:textOutline>
-              </w:rPr>
-              <w:t xml:space="preserve"> </w:t>
-            </w:r>
-            <w:proofErr w:type="spellStart"/>
-            <w:r>
-              <w:rPr>
-                <w:rStyle w:val="None"/>
-                <w:rFonts w:cs="Times New Roman"/>
-                <w:lang w:val="en-US"/>
-                <w14:textOutline w14:w="12700" w14:cap="flat" w14:cmpd="sng" w14:algn="ctr">
-                  <w14:noFill/>
-                  <w14:prstDash w14:val="solid"/>
-                  <w14:miter w14:lim="400000"/>
-                </w14:textOutline>
-              </w:rPr>
-              <w:t>Казахстан</w:t>
-            </w:r>
-            <w:proofErr w:type="spellEnd"/>
-          </w:p>
-          <w:p>
-            <w:pPr>
-              <w:pStyle w:val="aa"/>
-              <w:rPr>
-                <w:rStyle w:val="None"/>
-                <w:rFonts w:cs="Times New Roman"/>
-                <w:lang w:val="en-US"/>
-                <w14:textOutline w14:w="12700" w14:cap="flat" w14:cmpd="sng" w14:algn="ctr">
-                  <w14:noFill/>
-                  <w14:prstDash w14:val="solid"/>
-                  <w14:miter w14:lim="400000"/>
-                </w14:textOutline>
-              </w:rPr>
-            </w:pPr>
-            <w:r>
-              <w:rPr>
-                <w:rStyle w:val="None"/>
-                <w:rFonts w:cs="Times New Roman"/>
-                <w:lang w:val="en-US"/>
-                <w14:textOutline w14:w="12700" w14:cap="flat" w14:cmpd="sng" w14:algn="ctr">
-                  <w14:noFill/>
-                  <w14:prstDash w14:val="solid"/>
-                  <w14:miter w14:lim="400000"/>
-                </w14:textOutline>
-              </w:rPr>
               <w:t xml:space="preserve">Strategies and Programs of Modernization, providing sustainable development of the Republic of Kazakhstan </w:t>
             </w:r>
           </w:p>
@@ -16378,23 +14286,13 @@
                 <w:lang w:val="en-US"/>
               </w:rPr>
             </w:pPr>
-            <w:proofErr w:type="gramStart"/>
-            <w:r>
-              <w:rPr>
-                <w:rStyle w:val="None"/>
-                <w:rFonts w:cs="Times New Roman"/>
-                <w:lang w:val="en-US"/>
-              </w:rPr>
-              <w:t>Prepare</w:t>
-            </w:r>
-            <w:proofErr w:type="gramEnd"/>
-            <w:r>
-              <w:rPr>
-                <w:rStyle w:val="None"/>
-                <w:rFonts w:cs="Times New Roman"/>
-                <w:lang w:val="en-US"/>
-              </w:rPr>
-              <w:t xml:space="preserve"> a presentation</w:t>
+            <w:r>
+              <w:rPr>
+                <w:rStyle w:val="None"/>
+                <w:rFonts w:cs="Times New Roman"/>
+                <w:lang w:val="en-US"/>
+              </w:rPr>
+              <w:t>Prepare a presentation</w:t>
             </w:r>
           </w:p>
           <w:p>
@@ -17875,33 +15773,18 @@
                 </w14:textOutline>
               </w:rPr>
             </w:pPr>
-            <w:proofErr w:type="gramStart"/>
-            <w:r>
-              <w:rPr>
-                <w:rStyle w:val="None"/>
-                <w:rFonts w:cs="Times New Roman"/>
-                <w:lang w:val="en-US"/>
-                <w14:textOutline w14:w="12700" w14:cap="flat" w14:cmpd="sng" w14:algn="ctr">
-                  <w14:noFill/>
-                  <w14:prstDash w14:val="solid"/>
-                  <w14:miter w14:lim="400000"/>
-                </w14:textOutline>
-              </w:rPr>
-              <w:t>Prepare</w:t>
-            </w:r>
-            <w:proofErr w:type="gramEnd"/>
-            <w:r>
-              <w:rPr>
-                <w:rStyle w:val="None"/>
-                <w:rFonts w:cs="Times New Roman"/>
-                <w:lang w:val="en-US"/>
-                <w14:textOutline w14:w="12700" w14:cap="flat" w14:cmpd="sng" w14:algn="ctr">
-                  <w14:noFill/>
-                  <w14:prstDash w14:val="solid"/>
-                  <w14:miter w14:lim="400000"/>
-                </w14:textOutline>
-              </w:rPr>
-              <w:t xml:space="preserve"> a project for</w:t>
+            <w:r>
+              <w:rPr>
+                <w:rStyle w:val="None"/>
+                <w:rFonts w:cs="Times New Roman"/>
+                <w:lang w:val="en-US"/>
+                <w14:textOutline w14:w="12700" w14:cap="flat" w14:cmpd="sng" w14:algn="ctr">
+                  <w14:noFill/>
+                  <w14:prstDash w14:val="solid"/>
+                  <w14:miter w14:lim="400000"/>
+                </w14:textOutline>
+              </w:rPr>
+              <w:t>Prepare a project for</w:t>
             </w:r>
           </w:p>
           <w:p>
@@ -17964,7 +15847,6 @@
                   <w14:miter w14:lim="400000"/>
                 </w14:textOutline>
               </w:rPr>
-              <w:lastRenderedPageBreak/>
               <w:t>(based on the study of strategic documents</w:t>
             </w:r>
             <w:r>
@@ -18016,7 +15898,6 @@
                   <w14:miter w14:lim="400000"/>
                 </w14:textOutline>
               </w:rPr>
-              <w:lastRenderedPageBreak/>
               <w:t>1</w:t>
             </w:r>
           </w:p>
@@ -18286,6 +16167,7 @@
                   <w14:miter w14:lim="400000"/>
                 </w14:textOutline>
               </w:rPr>
+              <w:lastRenderedPageBreak/>
               <w:t>7</w:t>
             </w:r>
           </w:p>
@@ -18857,33 +16739,18 @@
                 <w:lang w:val="en-US"/>
               </w:rPr>
             </w:pPr>
-            <w:proofErr w:type="gramStart"/>
-            <w:r>
-              <w:rPr>
-                <w:rStyle w:val="None"/>
-                <w:rFonts w:cs="Times New Roman"/>
-                <w:lang w:val="en-US"/>
-                <w14:textOutline w14:w="12700" w14:cap="flat" w14:cmpd="sng" w14:algn="ctr">
-                  <w14:noFill/>
-                  <w14:prstDash w14:val="solid"/>
-                  <w14:miter w14:lim="400000"/>
-                </w14:textOutline>
-              </w:rPr>
-              <w:t>justify</w:t>
-            </w:r>
-            <w:proofErr w:type="gramEnd"/>
-            <w:r>
-              <w:rPr>
-                <w:rStyle w:val="None"/>
-                <w:rFonts w:cs="Times New Roman"/>
-                <w:lang w:val="en-US"/>
-                <w14:textOutline w14:w="12700" w14:cap="flat" w14:cmpd="sng" w14:algn="ctr">
-                  <w14:noFill/>
-                  <w14:prstDash w14:val="solid"/>
-                  <w14:miter w14:lim="400000"/>
-                </w14:textOutline>
-              </w:rPr>
-              <w:t xml:space="preserve"> your choice.</w:t>
+            <w:r>
+              <w:rPr>
+                <w:rStyle w:val="None"/>
+                <w:rFonts w:cs="Times New Roman"/>
+                <w:lang w:val="en-US"/>
+                <w14:textOutline w14:w="12700" w14:cap="flat" w14:cmpd="sng" w14:algn="ctr">
+                  <w14:noFill/>
+                  <w14:prstDash w14:val="solid"/>
+                  <w14:miter w14:lim="400000"/>
+                </w14:textOutline>
+              </w:rPr>
+              <w:t>justify your choice.</w:t>
             </w:r>
           </w:p>
         </w:tc>
@@ -21864,7 +19731,6 @@
                 <w:rStyle w:val="None"/>
                 <w:rFonts w:cs="Times New Roman"/>
               </w:rPr>
-              <w:lastRenderedPageBreak/>
               <w:t>№</w:t>
             </w:r>
           </w:p>
@@ -22124,6 +19990,7 @@
                 <w:rStyle w:val="None"/>
                 <w:rFonts w:cs="Times New Roman"/>
               </w:rPr>
+              <w:lastRenderedPageBreak/>
               <w:t>1</w:t>
             </w:r>
           </w:p>
@@ -22531,23 +20398,13 @@
                 <w:lang w:val="en-US"/>
               </w:rPr>
             </w:pPr>
-            <w:proofErr w:type="gramStart"/>
-            <w:r>
-              <w:rPr>
-                <w:rStyle w:val="None"/>
-                <w:rFonts w:cs="Times New Roman"/>
-                <w:lang w:val="en-US"/>
-              </w:rPr>
-              <w:t>Prepare</w:t>
-            </w:r>
-            <w:proofErr w:type="gramEnd"/>
-            <w:r>
-              <w:rPr>
-                <w:rStyle w:val="None"/>
-                <w:rFonts w:cs="Times New Roman"/>
-                <w:lang w:val="en-US"/>
-              </w:rPr>
-              <w:t xml:space="preserve"> a presentation</w:t>
+            <w:r>
+              <w:rPr>
+                <w:rStyle w:val="None"/>
+                <w:rFonts w:cs="Times New Roman"/>
+                <w:lang w:val="en-US"/>
+              </w:rPr>
+              <w:t>Prepare a presentation</w:t>
             </w:r>
           </w:p>
           <w:p>
@@ -24028,33 +21885,18 @@
                 </w14:textOutline>
               </w:rPr>
             </w:pPr>
-            <w:proofErr w:type="gramStart"/>
-            <w:r>
-              <w:rPr>
-                <w:rStyle w:val="None"/>
-                <w:rFonts w:cs="Times New Roman"/>
-                <w:lang w:val="en-US"/>
-                <w14:textOutline w14:w="12700" w14:cap="flat" w14:cmpd="sng" w14:algn="ctr">
-                  <w14:noFill/>
-                  <w14:prstDash w14:val="solid"/>
-                  <w14:miter w14:lim="400000"/>
-                </w14:textOutline>
-              </w:rPr>
-              <w:t>Prepare</w:t>
-            </w:r>
-            <w:proofErr w:type="gramEnd"/>
-            <w:r>
-              <w:rPr>
-                <w:rStyle w:val="None"/>
-                <w:rFonts w:cs="Times New Roman"/>
-                <w:lang w:val="en-US"/>
-                <w14:textOutline w14:w="12700" w14:cap="flat" w14:cmpd="sng" w14:algn="ctr">
-                  <w14:noFill/>
-                  <w14:prstDash w14:val="solid"/>
-                  <w14:miter w14:lim="400000"/>
-                </w14:textOutline>
-              </w:rPr>
-              <w:t xml:space="preserve"> a project for</w:t>
+            <w:r>
+              <w:rPr>
+                <w:rStyle w:val="None"/>
+                <w:rFonts w:cs="Times New Roman"/>
+                <w:lang w:val="en-US"/>
+                <w14:textOutline w14:w="12700" w14:cap="flat" w14:cmpd="sng" w14:algn="ctr">
+                  <w14:noFill/>
+                  <w14:prstDash w14:val="solid"/>
+                  <w14:miter w14:lim="400000"/>
+                </w14:textOutline>
+              </w:rPr>
+              <w:t>Prepare a project for</w:t>
             </w:r>
           </w:p>
           <w:p>
@@ -25008,33 +22850,18 @@
                 <w:lang w:val="en-US"/>
               </w:rPr>
             </w:pPr>
-            <w:proofErr w:type="gramStart"/>
-            <w:r>
-              <w:rPr>
-                <w:rStyle w:val="None"/>
-                <w:rFonts w:cs="Times New Roman"/>
-                <w:lang w:val="en-US"/>
-                <w14:textOutline w14:w="12700" w14:cap="flat" w14:cmpd="sng" w14:algn="ctr">
-                  <w14:noFill/>
-                  <w14:prstDash w14:val="solid"/>
-                  <w14:miter w14:lim="400000"/>
-                </w14:textOutline>
-              </w:rPr>
-              <w:t>justify</w:t>
-            </w:r>
-            <w:proofErr w:type="gramEnd"/>
-            <w:r>
-              <w:rPr>
-                <w:rStyle w:val="None"/>
-                <w:rFonts w:cs="Times New Roman"/>
-                <w:lang w:val="en-US"/>
-                <w14:textOutline w14:w="12700" w14:cap="flat" w14:cmpd="sng" w14:algn="ctr">
-                  <w14:noFill/>
-                  <w14:prstDash w14:val="solid"/>
-                  <w14:miter w14:lim="400000"/>
-                </w14:textOutline>
-              </w:rPr>
-              <w:t xml:space="preserve"> your choice.</w:t>
+            <w:r>
+              <w:rPr>
+                <w:rStyle w:val="None"/>
+                <w:rFonts w:cs="Times New Roman"/>
+                <w:lang w:val="en-US"/>
+                <w14:textOutline w14:w="12700" w14:cap="flat" w14:cmpd="sng" w14:algn="ctr">
+                  <w14:noFill/>
+                  <w14:prstDash w14:val="solid"/>
+                  <w14:miter w14:lim="400000"/>
+                </w14:textOutline>
+              </w:rPr>
+              <w:t>justify your choice.</w:t>
             </w:r>
           </w:p>
         </w:tc>
@@ -26133,7 +23960,6 @@
                   <w14:miter w14:lim="400000"/>
                 </w14:textOutline>
               </w:rPr>
-              <w:lastRenderedPageBreak/>
               <w:t>11</w:t>
             </w:r>
           </w:p>
@@ -26539,6 +24365,7 @@
                   <w14:miter w14:lim="400000"/>
                 </w14:textOutline>
               </w:rPr>
+              <w:lastRenderedPageBreak/>
               <w:t>12</w:t>
             </w:r>
           </w:p>
@@ -28712,7 +26539,6 @@
                 <w:rFonts w:cs="Times New Roman"/>
                 <w:lang w:val="en-US"/>
               </w:rPr>
-              <w:lastRenderedPageBreak/>
               <w:t>2</w:t>
             </w:r>
             <w:r>
@@ -28896,7 +26722,6 @@
               <w:t xml:space="preserve"> </w:t>
             </w:r>
             <w:proofErr w:type="spellStart"/>
-            <w:proofErr w:type="gramStart"/>
             <w:r>
               <w:rPr>
                 <w:rStyle w:val="None"/>
@@ -28918,7 +26743,6 @@
               </w:rPr>
               <w:t>:</w:t>
             </w:r>
-            <w:proofErr w:type="gramEnd"/>
           </w:p>
           <w:p>
             <w:pPr>
@@ -29536,6 +27360,7 @@
                 <w:bCs/>
                 <w:lang w:val="en-US"/>
               </w:rPr>
+              <w:lastRenderedPageBreak/>
               <w:t xml:space="preserve">Total  </w:t>
             </w:r>
           </w:p>
@@ -29630,25 +27455,7 @@
           <w:rFonts w:cs="Times New Roman"/>
           <w:lang w:val="en-US"/>
         </w:rPr>
-        <w:t xml:space="preserve">*If the number of absences exceeds 20%, </w:t>
-      </w:r>
-      <w:proofErr w:type="gramStart"/>
-      <w:r>
-        <w:rPr>
-          <w:rStyle w:val="None"/>
-          <w:rFonts w:cs="Times New Roman"/>
-          <w:lang w:val="en-US"/>
-        </w:rPr>
-        <w:t>student</w:t>
-      </w:r>
-      <w:proofErr w:type="gramEnd"/>
-      <w:r>
-        <w:rPr>
-          <w:rStyle w:val="None"/>
-          <w:rFonts w:cs="Times New Roman"/>
-          <w:lang w:val="en-US"/>
-        </w:rPr>
-        <w:t xml:space="preserve"> will be automatically scheduled for a Retake (summer semester)</w:t>
+        <w:t>*If the number of absences exceeds 20%, student will be automatically scheduled for a Retake (summer semester)</w:t>
       </w:r>
     </w:p>
     <w:p>
@@ -29688,25 +27495,7 @@
           <w:rFonts w:cs="Times New Roman"/>
           <w:lang w:val="en-US"/>
         </w:rPr>
-        <w:t xml:space="preserve">Each type of educational work is evaluated on a 100-point scale and is included in the average assessment of the current control, </w:t>
-      </w:r>
-      <w:proofErr w:type="gramStart"/>
-      <w:r>
-        <w:rPr>
-          <w:rStyle w:val="None"/>
-          <w:rFonts w:cs="Times New Roman"/>
-          <w:lang w:val="en-US"/>
-        </w:rPr>
-        <w:t>taking into account</w:t>
-      </w:r>
-      <w:proofErr w:type="gramEnd"/>
-      <w:r>
-        <w:rPr>
-          <w:rStyle w:val="None"/>
-          <w:rFonts w:cs="Times New Roman"/>
-          <w:lang w:val="en-US"/>
-        </w:rPr>
-        <w:t xml:space="preserve"> the weighting coefficient in accordance with the table</w:t>
+        <w:t>Each type of educational work is evaluated on a 100-point scale and is included in the average assessment of the current control, taking into account the weighting coefficient in accordance with the table</w:t>
       </w:r>
     </w:p>
     <w:tbl>
@@ -31806,25 +29595,7 @@
           <w:rFonts w:cs="Times New Roman"/>
           <w:lang w:val="en-US"/>
         </w:rPr>
-        <w:t xml:space="preserve">*If the number of absences exceeds 20%, </w:t>
-      </w:r>
-      <w:proofErr w:type="gramStart"/>
-      <w:r>
-        <w:rPr>
-          <w:rStyle w:val="None"/>
-          <w:rFonts w:cs="Times New Roman"/>
-          <w:lang w:val="en-US"/>
-        </w:rPr>
-        <w:t>student</w:t>
-      </w:r>
-      <w:proofErr w:type="gramEnd"/>
-      <w:r>
-        <w:rPr>
-          <w:rStyle w:val="None"/>
-          <w:rFonts w:cs="Times New Roman"/>
-          <w:lang w:val="en-US"/>
-        </w:rPr>
-        <w:t xml:space="preserve"> will be automatically scheduled for a Retake (summer semester)</w:t>
+        <w:t>*If the number of absences exceeds 20%, student will be automatically scheduled for a Retake (summer semester)</w:t>
       </w:r>
     </w:p>
     <w:p>
@@ -32196,6 +29967,7 @@
                 <w:b/>
                 <w:bCs/>
               </w:rPr>
+              <w:lastRenderedPageBreak/>
               <w:t>3</w:t>
             </w:r>
           </w:p>
@@ -33211,7 +30983,6 @@
                 <w:rStyle w:val="None"/>
                 <w:rFonts w:cs="Times New Roman"/>
               </w:rPr>
-              <w:lastRenderedPageBreak/>
               <w:t>А-</w:t>
             </w:r>
           </w:p>
@@ -33978,6 +31749,7 @@
                 <w:rStyle w:val="None"/>
                 <w:rFonts w:cs="Times New Roman"/>
               </w:rPr>
+              <w:lastRenderedPageBreak/>
               <w:t>C</w:t>
             </w:r>
           </w:p>
@@ -34722,25 +32494,7 @@
                 <w:rFonts w:cs="Times New Roman"/>
                 <w:lang w:val="en-US"/>
               </w:rPr>
-              <w:t xml:space="preserve">The student demonstrates insufficient knowledge of the </w:t>
-            </w:r>
-            <w:proofErr w:type="gramStart"/>
-            <w:r>
-              <w:rPr>
-                <w:rStyle w:val="None"/>
-                <w:rFonts w:cs="Times New Roman"/>
-                <w:lang w:val="en-US"/>
-              </w:rPr>
-              <w:t>subject,</w:t>
-            </w:r>
-            <w:proofErr w:type="gramEnd"/>
-            <w:r>
-              <w:rPr>
-                <w:rStyle w:val="None"/>
-                <w:rFonts w:cs="Times New Roman"/>
-                <w:lang w:val="en-US"/>
-              </w:rPr>
-              <w:t xml:space="preserve"> positive answers were not given to individual questions.</w:t>
+              <w:t>The student demonstrates insufficient knowledge of the subject, positive answers were not given to individual questions.</w:t>
             </w:r>
           </w:p>
         </w:tc>
@@ -35511,7 +33265,6 @@
             <w14:miter w14:lim="400000"/>
           </w14:textOutline>
         </w:rPr>
-        <w:lastRenderedPageBreak/>
         <w:t xml:space="preserve">Development strategy: theory. </w:t>
       </w:r>
     </w:p>
@@ -35708,25 +33461,7 @@
           <w:rFonts w:cs="Times New Roman"/>
           <w:lang w:val="en-US"/>
         </w:rPr>
-        <w:t xml:space="preserve">It </w:t>
-      </w:r>
-      <w:proofErr w:type="gramStart"/>
-      <w:r>
-        <w:rPr>
-          <w:rStyle w:val="None"/>
-          <w:rFonts w:cs="Times New Roman"/>
-          <w:lang w:val="en-US"/>
-        </w:rPr>
-        <w:t>allows</w:t>
-      </w:r>
-      <w:proofErr w:type="gramEnd"/>
-      <w:r>
-        <w:rPr>
-          <w:rStyle w:val="None"/>
-          <w:rFonts w:cs="Times New Roman"/>
-          <w:lang w:val="en-US"/>
-        </w:rPr>
-        <w:t xml:space="preserve"> to vote</w:t>
+        <w:t>It allows to vote</w:t>
       </w:r>
     </w:p>
     <w:p>
@@ -35806,6 +33541,7 @@
           <w:rFonts w:cs="Times New Roman"/>
           <w:lang w:val="en-US"/>
         </w:rPr>
+        <w:lastRenderedPageBreak/>
         <w:t>christianity</w:t>
       </w:r>
       <w:proofErr w:type="spellEnd"/>
@@ -35826,7 +33562,6 @@
           <w:lang w:val="fr-FR"/>
         </w:rPr>
       </w:pPr>
-      <w:proofErr w:type="gramStart"/>
       <w:r>
         <w:rPr>
           <w:rStyle w:val="None"/>
@@ -35835,7 +33570,6 @@
         </w:rPr>
         <w:t>islam</w:t>
       </w:r>
-      <w:proofErr w:type="gramEnd"/>
     </w:p>
     <w:p>
       <w:pPr>
@@ -35846,7 +33580,6 @@
         </w:rPr>
       </w:pPr>
       <w:proofErr w:type="spellStart"/>
-      <w:proofErr w:type="gramStart"/>
       <w:r>
         <w:rPr>
           <w:rStyle w:val="None"/>
@@ -35856,7 +33589,6 @@
         <w:t>hinduism</w:t>
       </w:r>
       <w:proofErr w:type="spellEnd"/>
-      <w:proofErr w:type="gramEnd"/>
     </w:p>
     <w:p>
       <w:pPr>
@@ -35867,7 +33599,6 @@
         </w:rPr>
       </w:pPr>
       <w:proofErr w:type="spellStart"/>
-      <w:proofErr w:type="gramStart"/>
       <w:r>
         <w:rPr>
           <w:rStyle w:val="None"/>
@@ -35877,7 +33608,6 @@
         <w:t>communism</w:t>
       </w:r>
       <w:proofErr w:type="spellEnd"/>
-      <w:proofErr w:type="gramEnd"/>
     </w:p>
     <w:p>
       <w:pPr>
@@ -35923,25 +33653,7 @@
           <w:rFonts w:cs="Times New Roman"/>
           <w:lang w:val="en-US"/>
         </w:rPr>
-        <w:t xml:space="preserve">Priority of Strategy of 2050 </w:t>
-      </w:r>
-      <w:proofErr w:type="gramStart"/>
-      <w:r>
-        <w:rPr>
-          <w:rStyle w:val="None"/>
-          <w:rFonts w:cs="Times New Roman"/>
-          <w:lang w:val="en-US"/>
-        </w:rPr>
-        <w:t>is __</w:t>
-      </w:r>
-      <w:proofErr w:type="gramEnd"/>
-      <w:r>
-        <w:rPr>
-          <w:rStyle w:val="None"/>
-          <w:rFonts w:cs="Times New Roman"/>
-          <w:lang w:val="en-US"/>
-        </w:rPr>
-        <w:t>___</w:t>
+        <w:t>Priority of Strategy of 2050 is _____</w:t>
       </w:r>
     </w:p>
     <w:p>
@@ -36629,31 +34341,17 @@
                 <w:rFonts w:cs="Times New Roman"/>
               </w:rPr>
             </w:pPr>
-            <w:proofErr w:type="gramStart"/>
-            <w:r>
-              <w:rPr>
-                <w:rStyle w:val="None"/>
-                <w:rFonts w:cs="Times New Roman"/>
-                <w14:textOutline w14:w="12700" w14:cap="flat" w14:cmpd="sng" w14:algn="ctr">
-                  <w14:noFill/>
-                  <w14:prstDash w14:val="solid"/>
-                  <w14:miter w14:lim="400000"/>
-                </w14:textOutline>
-              </w:rPr>
-              <w:t>50 - 48</w:t>
-            </w:r>
-            <w:proofErr w:type="gramEnd"/>
-            <w:r>
-              <w:rPr>
-                <w:rStyle w:val="None"/>
-                <w:rFonts w:cs="Times New Roman"/>
-                <w14:textOutline w14:w="12700" w14:cap="flat" w14:cmpd="sng" w14:algn="ctr">
-                  <w14:noFill/>
-                  <w14:prstDash w14:val="solid"/>
-                  <w14:miter w14:lim="400000"/>
-                </w14:textOutline>
-              </w:rPr>
-              <w:t xml:space="preserve"> </w:t>
+            <w:r>
+              <w:rPr>
+                <w:rStyle w:val="None"/>
+                <w:rFonts w:cs="Times New Roman"/>
+                <w14:textOutline w14:w="12700" w14:cap="flat" w14:cmpd="sng" w14:algn="ctr">
+                  <w14:noFill/>
+                  <w14:prstDash w14:val="solid"/>
+                  <w14:miter w14:lim="400000"/>
+                </w14:textOutline>
+              </w:rPr>
+              <w:t xml:space="preserve">50 - 48 </w:t>
             </w:r>
             <w:proofErr w:type="spellStart"/>
             <w:r>
@@ -36786,31 +34484,17 @@
                 <w:rFonts w:cs="Times New Roman"/>
               </w:rPr>
             </w:pPr>
-            <w:proofErr w:type="gramStart"/>
-            <w:r>
-              <w:rPr>
-                <w:rStyle w:val="None"/>
-                <w:rFonts w:cs="Times New Roman"/>
-                <w14:textOutline w14:w="12700" w14:cap="flat" w14:cmpd="sng" w14:algn="ctr">
-                  <w14:noFill/>
-                  <w14:prstDash w14:val="solid"/>
-                  <w14:miter w14:lim="400000"/>
-                </w14:textOutline>
-              </w:rPr>
-              <w:t>47- 45</w:t>
-            </w:r>
-            <w:proofErr w:type="gramEnd"/>
-            <w:r>
-              <w:rPr>
-                <w:rStyle w:val="None"/>
-                <w:rFonts w:cs="Times New Roman"/>
-                <w14:textOutline w14:w="12700" w14:cap="flat" w14:cmpd="sng" w14:algn="ctr">
-                  <w14:noFill/>
-                  <w14:prstDash w14:val="solid"/>
-                  <w14:miter w14:lim="400000"/>
-                </w14:textOutline>
-              </w:rPr>
-              <w:t xml:space="preserve"> </w:t>
+            <w:r>
+              <w:rPr>
+                <w:rStyle w:val="None"/>
+                <w:rFonts w:cs="Times New Roman"/>
+                <w14:textOutline w14:w="12700" w14:cap="flat" w14:cmpd="sng" w14:algn="ctr">
+                  <w14:noFill/>
+                  <w14:prstDash w14:val="solid"/>
+                  <w14:miter w14:lim="400000"/>
+                </w14:textOutline>
+              </w:rPr>
+              <w:t xml:space="preserve">47- 45 </w:t>
             </w:r>
             <w:proofErr w:type="spellStart"/>
             <w:r>
@@ -36959,31 +34643,17 @@
                 <w:rFonts w:cs="Times New Roman"/>
               </w:rPr>
             </w:pPr>
-            <w:proofErr w:type="gramStart"/>
-            <w:r>
-              <w:rPr>
-                <w:rStyle w:val="None"/>
-                <w:rFonts w:cs="Times New Roman"/>
-                <w14:textOutline w14:w="12700" w14:cap="flat" w14:cmpd="sng" w14:algn="ctr">
-                  <w14:noFill/>
-                  <w14:prstDash w14:val="solid"/>
-                  <w14:miter w14:lim="400000"/>
-                </w14:textOutline>
-              </w:rPr>
-              <w:t>44 - 35</w:t>
-            </w:r>
-            <w:proofErr w:type="gramEnd"/>
-            <w:r>
-              <w:rPr>
-                <w:rStyle w:val="None"/>
-                <w:rFonts w:cs="Times New Roman"/>
-                <w14:textOutline w14:w="12700" w14:cap="flat" w14:cmpd="sng" w14:algn="ctr">
-                  <w14:noFill/>
-                  <w14:prstDash w14:val="solid"/>
-                  <w14:miter w14:lim="400000"/>
-                </w14:textOutline>
-              </w:rPr>
-              <w:t xml:space="preserve"> </w:t>
+            <w:r>
+              <w:rPr>
+                <w:rStyle w:val="None"/>
+                <w:rFonts w:cs="Times New Roman"/>
+                <w14:textOutline w14:w="12700" w14:cap="flat" w14:cmpd="sng" w14:algn="ctr">
+                  <w14:noFill/>
+                  <w14:prstDash w14:val="solid"/>
+                  <w14:miter w14:lim="400000"/>
+                </w14:textOutline>
+              </w:rPr>
+              <w:t xml:space="preserve">44 - 35 </w:t>
             </w:r>
             <w:proofErr w:type="spellStart"/>
             <w:r>
@@ -37465,31 +35135,17 @@
                 <w:rFonts w:cs="Times New Roman"/>
               </w:rPr>
             </w:pPr>
-            <w:proofErr w:type="gramStart"/>
-            <w:r>
-              <w:rPr>
-                <w:rStyle w:val="None"/>
-                <w:rFonts w:cs="Times New Roman"/>
-                <w14:textOutline w14:w="12700" w14:cap="flat" w14:cmpd="sng" w14:algn="ctr">
-                  <w14:noFill/>
-                  <w14:prstDash w14:val="solid"/>
-                  <w14:miter w14:lim="400000"/>
-                </w14:textOutline>
-              </w:rPr>
-              <w:t>34 - 25</w:t>
-            </w:r>
-            <w:proofErr w:type="gramEnd"/>
-            <w:r>
-              <w:rPr>
-                <w:rStyle w:val="None"/>
-                <w:rFonts w:cs="Times New Roman"/>
-                <w14:textOutline w14:w="12700" w14:cap="flat" w14:cmpd="sng" w14:algn="ctr">
-                  <w14:noFill/>
-                  <w14:prstDash w14:val="solid"/>
-                  <w14:miter w14:lim="400000"/>
-                </w14:textOutline>
-              </w:rPr>
-              <w:t xml:space="preserve"> </w:t>
+            <w:r>
+              <w:rPr>
+                <w:rStyle w:val="None"/>
+                <w:rFonts w:cs="Times New Roman"/>
+                <w14:textOutline w14:w="12700" w14:cap="flat" w14:cmpd="sng" w14:algn="ctr">
+                  <w14:noFill/>
+                  <w14:prstDash w14:val="solid"/>
+                  <w14:miter w14:lim="400000"/>
+                </w14:textOutline>
+              </w:rPr>
+              <w:t xml:space="preserve">34 - 25 </w:t>
             </w:r>
             <w:proofErr w:type="spellStart"/>
             <w:r>
@@ -37541,7 +35197,6 @@
                 <w:rStyle w:val="None"/>
                 <w:rFonts w:cs="Times New Roman"/>
               </w:rPr>
-              <w:lastRenderedPageBreak/>
               <w:t>С-</w:t>
             </w:r>
           </w:p>
@@ -37972,31 +35627,17 @@
                 <w:rFonts w:cs="Times New Roman"/>
               </w:rPr>
             </w:pPr>
-            <w:proofErr w:type="gramStart"/>
-            <w:r>
-              <w:rPr>
-                <w:rStyle w:val="None"/>
-                <w:rFonts w:cs="Times New Roman"/>
-                <w14:textOutline w14:w="12700" w14:cap="flat" w14:cmpd="sng" w14:algn="ctr">
-                  <w14:noFill/>
-                  <w14:prstDash w14:val="solid"/>
-                  <w14:miter w14:lim="400000"/>
-                </w14:textOutline>
-              </w:rPr>
-              <w:t>24 - 13</w:t>
-            </w:r>
-            <w:proofErr w:type="gramEnd"/>
-            <w:r>
-              <w:rPr>
-                <w:rStyle w:val="None"/>
-                <w:rFonts w:cs="Times New Roman"/>
-                <w14:textOutline w14:w="12700" w14:cap="flat" w14:cmpd="sng" w14:algn="ctr">
-                  <w14:noFill/>
-                  <w14:prstDash w14:val="solid"/>
-                  <w14:miter w14:lim="400000"/>
-                </w14:textOutline>
-              </w:rPr>
-              <w:t xml:space="preserve"> </w:t>
+            <w:r>
+              <w:rPr>
+                <w:rStyle w:val="None"/>
+                <w:rFonts w:cs="Times New Roman"/>
+                <w14:textOutline w14:w="12700" w14:cap="flat" w14:cmpd="sng" w14:algn="ctr">
+                  <w14:noFill/>
+                  <w14:prstDash w14:val="solid"/>
+                  <w14:miter w14:lim="400000"/>
+                </w14:textOutline>
+              </w:rPr>
+              <w:t xml:space="preserve">24 - 13 </w:t>
             </w:r>
             <w:proofErr w:type="spellStart"/>
             <w:r>
@@ -38129,31 +35770,17 @@
                 <w:rFonts w:cs="Times New Roman"/>
               </w:rPr>
             </w:pPr>
-            <w:proofErr w:type="gramStart"/>
-            <w:r>
-              <w:rPr>
-                <w:rStyle w:val="None"/>
-                <w:rFonts w:cs="Times New Roman"/>
-                <w14:textOutline w14:w="12700" w14:cap="flat" w14:cmpd="sng" w14:algn="ctr">
-                  <w14:noFill/>
-                  <w14:prstDash w14:val="solid"/>
-                  <w14:miter w14:lim="400000"/>
-                </w14:textOutline>
-              </w:rPr>
-              <w:t>12-0</w:t>
-            </w:r>
-            <w:proofErr w:type="gramEnd"/>
-            <w:r>
-              <w:rPr>
-                <w:rStyle w:val="None"/>
-                <w:rFonts w:cs="Times New Roman"/>
-                <w14:textOutline w14:w="12700" w14:cap="flat" w14:cmpd="sng" w14:algn="ctr">
-                  <w14:noFill/>
-                  <w14:prstDash w14:val="solid"/>
-                  <w14:miter w14:lim="400000"/>
-                </w14:textOutline>
-              </w:rPr>
-              <w:t xml:space="preserve"> </w:t>
+            <w:r>
+              <w:rPr>
+                <w:rStyle w:val="None"/>
+                <w:rFonts w:cs="Times New Roman"/>
+                <w14:textOutline w14:w="12700" w14:cap="flat" w14:cmpd="sng" w14:algn="ctr">
+                  <w14:noFill/>
+                  <w14:prstDash w14:val="solid"/>
+                  <w14:miter w14:lim="400000"/>
+                </w14:textOutline>
+              </w:rPr>
+              <w:t xml:space="preserve">12-0 </w:t>
             </w:r>
             <w:proofErr w:type="spellStart"/>
             <w:r>
@@ -38244,6 +35871,7 @@
           <w:rFonts w:cs="Times New Roman"/>
           <w:lang w:val="en-US"/>
         </w:rPr>
+        <w:lastRenderedPageBreak/>
         <w:t xml:space="preserve">Point specific assessment criteria </w:t>
       </w:r>
     </w:p>
@@ -38272,25 +35900,7 @@
           <w:rFonts w:cs="Times New Roman"/>
           <w:lang w:val="en-US"/>
         </w:rPr>
-        <w:t xml:space="preserve">The exam has 5 options and only One is right. The exam will have 50 questions. Every right </w:t>
-      </w:r>
-      <w:proofErr w:type="gramStart"/>
-      <w:r>
-        <w:rPr>
-          <w:rStyle w:val="None"/>
-          <w:rFonts w:cs="Times New Roman"/>
-          <w:lang w:val="en-US"/>
-        </w:rPr>
-        <w:t>answers</w:t>
-      </w:r>
-      <w:proofErr w:type="gramEnd"/>
-      <w:r>
-        <w:rPr>
-          <w:rStyle w:val="None"/>
-          <w:rFonts w:cs="Times New Roman"/>
-          <w:lang w:val="en-US"/>
-        </w:rPr>
-        <w:t xml:space="preserve"> contains 2 points. </w:t>
+        <w:t xml:space="preserve">The exam has 5 options and only One is right. The exam will have 50 questions. Every right answers contains 2 points. </w:t>
       </w:r>
     </w:p>
     <w:p>
@@ -38522,7 +36132,7 @@
           <wp:extent cx="6286500" cy="690880"/>
           <wp:effectExtent l="0" t="0" r="0" b="9525"/>
           <wp:wrapSquare wrapText="bothSides"/>
-          <wp:docPr id="1073741825" name="officeArt object" descr="Рисунок 2"/>
+          <wp:docPr id="847895429" name="officeArt object" descr="Рисунок 2"/>
           <wp:cNvGraphicFramePr/>
           <a:graphic xmlns:a="http://schemas.openxmlformats.org/drawingml/2006/main">
             <a:graphicData uri="http://schemas.openxmlformats.org/drawingml/2006/picture">
@@ -42116,7 +39726,7 @@
   <w:num w:numId="12" w16cid:durableId="573320958">
     <w:abstractNumId w:val="8"/>
     <w:lvlOverride w:ilvl="0">
-      <w:lvl w:ilvl="0" w:tplc="BD76DE64">
+      <w:lvl w:ilvl="0" w:tplc="30300ACA">
         <w:start w:val="1"/>
         <w:numFmt w:val="decimal"/>
         <w:lvlText w:val="%1."/>
@@ -42147,7 +39757,7 @@
       </w:lvl>
     </w:lvlOverride>
     <w:lvlOverride w:ilvl="1">
-      <w:lvl w:ilvl="1" w:tplc="202A7600">
+      <w:lvl w:ilvl="1" w:tplc="479802B8">
         <w:start w:val="1"/>
         <w:numFmt w:val="lowerLetter"/>
         <w:lvlText w:val="%2."/>
@@ -42178,7 +39788,7 @@
       </w:lvl>
     </w:lvlOverride>
     <w:lvlOverride w:ilvl="2">
-      <w:lvl w:ilvl="2" w:tplc="4D483DC8">
+      <w:lvl w:ilvl="2" w:tplc="CA9EBD36">
         <w:start w:val="1"/>
         <w:numFmt w:val="lowerRoman"/>
         <w:lvlText w:val="%3."/>
@@ -42209,7 +39819,7 @@
       </w:lvl>
     </w:lvlOverride>
     <w:lvlOverride w:ilvl="3">
-      <w:lvl w:ilvl="3" w:tplc="AEF4322A">
+      <w:lvl w:ilvl="3" w:tplc="4E16F616">
         <w:start w:val="1"/>
         <w:numFmt w:val="decimal"/>
         <w:lvlText w:val="%4."/>
@@ -42240,7 +39850,7 @@
       </w:lvl>
     </w:lvlOverride>
     <w:lvlOverride w:ilvl="4">
-      <w:lvl w:ilvl="4" w:tplc="F46A1206">
+      <w:lvl w:ilvl="4" w:tplc="40903830">
         <w:start w:val="1"/>
         <w:numFmt w:val="lowerLetter"/>
         <w:lvlText w:val="%5."/>
@@ -42271,7 +39881,7 @@
       </w:lvl>
     </w:lvlOverride>
     <w:lvlOverride w:ilvl="5">
-      <w:lvl w:ilvl="5" w:tplc="F59C1FB2">
+      <w:lvl w:ilvl="5" w:tplc="0220E2B8">
         <w:start w:val="1"/>
         <w:numFmt w:val="lowerRoman"/>
         <w:lvlText w:val="%6."/>
@@ -42302,7 +39912,7 @@
       </w:lvl>
     </w:lvlOverride>
     <w:lvlOverride w:ilvl="6">
-      <w:lvl w:ilvl="6" w:tplc="4FDC3B1E">
+      <w:lvl w:ilvl="6" w:tplc="658E7A06">
         <w:start w:val="1"/>
         <w:numFmt w:val="decimal"/>
         <w:lvlText w:val="%7."/>
@@ -42333,7 +39943,7 @@
       </w:lvl>
     </w:lvlOverride>
     <w:lvlOverride w:ilvl="7">
-      <w:lvl w:ilvl="7" w:tplc="447A720A">
+      <w:lvl w:ilvl="7" w:tplc="C66228B6">
         <w:start w:val="1"/>
         <w:numFmt w:val="lowerLetter"/>
         <w:lvlText w:val="%8."/>
@@ -42364,7 +39974,7 @@
       </w:lvl>
     </w:lvlOverride>
     <w:lvlOverride w:ilvl="8">
-      <w:lvl w:ilvl="8" w:tplc="43BAB194">
+      <w:lvl w:ilvl="8" w:tplc="2C985180">
         <w:start w:val="1"/>
         <w:numFmt w:val="lowerRoman"/>
         <w:lvlText w:val="%9."/>
@@ -42399,7 +40009,7 @@
     <w:abstractNumId w:val="8"/>
     <w:lvlOverride w:ilvl="0">
       <w:startOverride w:val="7"/>
-      <w:lvl w:ilvl="0" w:tplc="BD76DE64">
+      <w:lvl w:ilvl="0" w:tplc="30300ACA">
         <w:start w:val="7"/>
         <w:numFmt w:val="decimal"/>
         <w:lvlText w:val="%1."/>
@@ -42431,7 +40041,7 @@
     </w:lvlOverride>
     <w:lvlOverride w:ilvl="1">
       <w:startOverride w:val="1"/>
-      <w:lvl w:ilvl="1" w:tplc="202A7600">
+      <w:lvl w:ilvl="1" w:tplc="479802B8">
         <w:start w:val="1"/>
         <w:numFmt w:val="lowerLetter"/>
         <w:lvlText w:val="%2."/>
@@ -42463,7 +40073,7 @@
     </w:lvlOverride>
     <w:lvlOverride w:ilvl="2">
       <w:startOverride w:val="1"/>
-      <w:lvl w:ilvl="2" w:tplc="4D483DC8">
+      <w:lvl w:ilvl="2" w:tplc="CA9EBD36">
         <w:start w:val="1"/>
         <w:numFmt w:val="lowerRoman"/>
         <w:lvlText w:val="%3."/>
@@ -42495,7 +40105,7 @@
     </w:lvlOverride>
     <w:lvlOverride w:ilvl="3">
       <w:startOverride w:val="1"/>
-      <w:lvl w:ilvl="3" w:tplc="AEF4322A">
+      <w:lvl w:ilvl="3" w:tplc="4E16F616">
         <w:start w:val="1"/>
         <w:numFmt w:val="decimal"/>
         <w:lvlText w:val="%4."/>
@@ -42527,7 +40137,7 @@
     </w:lvlOverride>
     <w:lvlOverride w:ilvl="4">
       <w:startOverride w:val="1"/>
-      <w:lvl w:ilvl="4" w:tplc="F46A1206">
+      <w:lvl w:ilvl="4" w:tplc="40903830">
         <w:start w:val="1"/>
         <w:numFmt w:val="lowerLetter"/>
         <w:lvlText w:val="%5."/>
@@ -42559,7 +40169,7 @@
     </w:lvlOverride>
     <w:lvlOverride w:ilvl="5">
       <w:startOverride w:val="1"/>
-      <w:lvl w:ilvl="5" w:tplc="F59C1FB2">
+      <w:lvl w:ilvl="5" w:tplc="0220E2B8">
         <w:start w:val="1"/>
         <w:numFmt w:val="lowerRoman"/>
         <w:lvlText w:val="%6."/>
@@ -42591,7 +40201,7 @@
     </w:lvlOverride>
     <w:lvlOverride w:ilvl="6">
       <w:startOverride w:val="1"/>
-      <w:lvl w:ilvl="6" w:tplc="4FDC3B1E">
+      <w:lvl w:ilvl="6" w:tplc="658E7A06">
         <w:start w:val="1"/>
         <w:numFmt w:val="decimal"/>
         <w:lvlText w:val="%7."/>
@@ -42623,7 +40233,7 @@
     </w:lvlOverride>
     <w:lvlOverride w:ilvl="7">
       <w:startOverride w:val="1"/>
-      <w:lvl w:ilvl="7" w:tplc="447A720A">
+      <w:lvl w:ilvl="7" w:tplc="C66228B6">
         <w:start w:val="1"/>
         <w:numFmt w:val="lowerLetter"/>
         <w:lvlText w:val="%8."/>
@@ -42655,7 +40265,7 @@
     </w:lvlOverride>
     <w:lvlOverride w:ilvl="8">
       <w:startOverride w:val="1"/>
-      <w:lvl w:ilvl="8" w:tplc="43BAB194">
+      <w:lvl w:ilvl="8" w:tplc="2C985180">
         <w:start w:val="1"/>
         <w:numFmt w:val="lowerRoman"/>
         <w:lvlText w:val="%9."/>
@@ -42689,7 +40299,7 @@
   <w:num w:numId="14" w16cid:durableId="781268845">
     <w:abstractNumId w:val="8"/>
     <w:lvlOverride w:ilvl="0">
-      <w:lvl w:ilvl="0" w:tplc="BD76DE64">
+      <w:lvl w:ilvl="0" w:tplc="30300ACA">
         <w:start w:val="1"/>
         <w:numFmt w:val="decimal"/>
         <w:lvlText w:val="%1."/>
@@ -42720,7 +40330,7 @@
       </w:lvl>
     </w:lvlOverride>
     <w:lvlOverride w:ilvl="1">
-      <w:lvl w:ilvl="1" w:tplc="202A7600">
+      <w:lvl w:ilvl="1" w:tplc="479802B8">
         <w:start w:val="1"/>
         <w:numFmt w:val="lowerLetter"/>
         <w:lvlText w:val="%2."/>
@@ -42751,7 +40361,7 @@
       </w:lvl>
     </w:lvlOverride>
     <w:lvlOverride w:ilvl="2">
-      <w:lvl w:ilvl="2" w:tplc="4D483DC8">
+      <w:lvl w:ilvl="2" w:tplc="CA9EBD36">
         <w:start w:val="1"/>
         <w:numFmt w:val="lowerRoman"/>
         <w:lvlText w:val="%3."/>
@@ -42782,7 +40392,7 @@
       </w:lvl>
     </w:lvlOverride>
     <w:lvlOverride w:ilvl="3">
-      <w:lvl w:ilvl="3" w:tplc="AEF4322A">
+      <w:lvl w:ilvl="3" w:tplc="4E16F616">
         <w:start w:val="1"/>
         <w:numFmt w:val="decimal"/>
         <w:lvlText w:val="%4."/>
@@ -42813,7 +40423,7 @@
       </w:lvl>
     </w:lvlOverride>
     <w:lvlOverride w:ilvl="4">
-      <w:lvl w:ilvl="4" w:tplc="F46A1206">
+      <w:lvl w:ilvl="4" w:tplc="40903830">
         <w:start w:val="1"/>
         <w:numFmt w:val="lowerLetter"/>
         <w:lvlText w:val="%5."/>
@@ -42844,7 +40454,7 @@
       </w:lvl>
     </w:lvlOverride>
     <w:lvlOverride w:ilvl="5">
-      <w:lvl w:ilvl="5" w:tplc="F59C1FB2">
+      <w:lvl w:ilvl="5" w:tplc="0220E2B8">
         <w:start w:val="1"/>
         <w:numFmt w:val="lowerRoman"/>
         <w:lvlText w:val="%6."/>
@@ -42875,7 +40485,7 @@
       </w:lvl>
     </w:lvlOverride>
     <w:lvlOverride w:ilvl="6">
-      <w:lvl w:ilvl="6" w:tplc="4FDC3B1E">
+      <w:lvl w:ilvl="6" w:tplc="658E7A06">
         <w:start w:val="1"/>
         <w:numFmt w:val="decimal"/>
         <w:lvlText w:val="%7."/>
@@ -42906,7 +40516,7 @@
       </w:lvl>
     </w:lvlOverride>
     <w:lvlOverride w:ilvl="7">
-      <w:lvl w:ilvl="7" w:tplc="447A720A">
+      <w:lvl w:ilvl="7" w:tplc="C66228B6">
         <w:start w:val="1"/>
         <w:numFmt w:val="lowerLetter"/>
         <w:lvlText w:val="%8."/>
@@ -42937,7 +40547,7 @@
       </w:lvl>
     </w:lvlOverride>
     <w:lvlOverride w:ilvl="8">
-      <w:lvl w:ilvl="8" w:tplc="43BAB194">
+      <w:lvl w:ilvl="8" w:tplc="2C985180">
         <w:start w:val="1"/>
         <w:numFmt w:val="lowerRoman"/>
         <w:lvlText w:val="%9."/>
@@ -42972,7 +40582,7 @@
     <w:abstractNumId w:val="8"/>
     <w:lvlOverride w:ilvl="0">
       <w:startOverride w:val="8"/>
-      <w:lvl w:ilvl="0" w:tplc="BD76DE64">
+      <w:lvl w:ilvl="0" w:tplc="30300ACA">
         <w:start w:val="8"/>
         <w:numFmt w:val="decimal"/>
         <w:lvlText w:val="%1."/>
@@ -43004,7 +40614,7 @@
     </w:lvlOverride>
     <w:lvlOverride w:ilvl="1">
       <w:startOverride w:val="1"/>
-      <w:lvl w:ilvl="1" w:tplc="202A7600">
+      <w:lvl w:ilvl="1" w:tplc="479802B8">
         <w:start w:val="1"/>
         <w:numFmt w:val="lowerLetter"/>
         <w:lvlText w:val="%2."/>
@@ -43036,7 +40646,7 @@
     </w:lvlOverride>
     <w:lvlOverride w:ilvl="2">
       <w:startOverride w:val="1"/>
-      <w:lvl w:ilvl="2" w:tplc="4D483DC8">
+      <w:lvl w:ilvl="2" w:tplc="CA9EBD36">
         <w:start w:val="1"/>
         <w:numFmt w:val="lowerRoman"/>
         <w:lvlText w:val="%3."/>
@@ -43068,7 +40678,7 @@
     </w:lvlOverride>
     <w:lvlOverride w:ilvl="3">
       <w:startOverride w:val="1"/>
-      <w:lvl w:ilvl="3" w:tplc="AEF4322A">
+      <w:lvl w:ilvl="3" w:tplc="4E16F616">
         <w:start w:val="1"/>
         <w:numFmt w:val="decimal"/>
         <w:lvlText w:val="%4."/>
@@ -43100,7 +40710,7 @@
     </w:lvlOverride>
     <w:lvlOverride w:ilvl="4">
       <w:startOverride w:val="1"/>
-      <w:lvl w:ilvl="4" w:tplc="F46A1206">
+      <w:lvl w:ilvl="4" w:tplc="40903830">
         <w:start w:val="1"/>
         <w:numFmt w:val="lowerLetter"/>
         <w:lvlText w:val="%5."/>
@@ -43132,7 +40742,7 @@
     </w:lvlOverride>
     <w:lvlOverride w:ilvl="5">
       <w:startOverride w:val="1"/>
-      <w:lvl w:ilvl="5" w:tplc="F59C1FB2">
+      <w:lvl w:ilvl="5" w:tplc="0220E2B8">
         <w:start w:val="1"/>
         <w:numFmt w:val="lowerRoman"/>
         <w:lvlText w:val="%6."/>
@@ -43164,7 +40774,7 @@
     </w:lvlOverride>
     <w:lvlOverride w:ilvl="6">
       <w:startOverride w:val="1"/>
-      <w:lvl w:ilvl="6" w:tplc="4FDC3B1E">
+      <w:lvl w:ilvl="6" w:tplc="658E7A06">
         <w:start w:val="1"/>
         <w:numFmt w:val="decimal"/>
         <w:lvlText w:val="%7."/>
@@ -43196,7 +40806,7 @@
     </w:lvlOverride>
     <w:lvlOverride w:ilvl="7">
       <w:startOverride w:val="1"/>
-      <w:lvl w:ilvl="7" w:tplc="447A720A">
+      <w:lvl w:ilvl="7" w:tplc="C66228B6">
         <w:start w:val="1"/>
         <w:numFmt w:val="lowerLetter"/>
         <w:lvlText w:val="%8."/>
@@ -43228,7 +40838,7 @@
     </w:lvlOverride>
     <w:lvlOverride w:ilvl="8">
       <w:startOverride w:val="1"/>
-      <w:lvl w:ilvl="8" w:tplc="43BAB194">
+      <w:lvl w:ilvl="8" w:tplc="2C985180">
         <w:start w:val="1"/>
         <w:numFmt w:val="lowerRoman"/>
         <w:lvlText w:val="%9."/>
@@ -43263,7 +40873,7 @@
     <w:abstractNumId w:val="8"/>
     <w:lvlOverride w:ilvl="0">
       <w:startOverride w:val="9"/>
-      <w:lvl w:ilvl="0" w:tplc="BD76DE64">
+      <w:lvl w:ilvl="0" w:tplc="30300ACA">
         <w:start w:val="9"/>
         <w:numFmt w:val="decimal"/>
         <w:lvlText w:val="%1."/>
@@ -43295,7 +40905,7 @@
     </w:lvlOverride>
     <w:lvlOverride w:ilvl="1">
       <w:startOverride w:val="1"/>
-      <w:lvl w:ilvl="1" w:tplc="202A7600">
+      <w:lvl w:ilvl="1" w:tplc="479802B8">
         <w:start w:val="1"/>
         <w:numFmt w:val="lowerLetter"/>
         <w:lvlText w:val="%2."/>
@@ -43327,7 +40937,7 @@
     </w:lvlOverride>
     <w:lvlOverride w:ilvl="2">
       <w:startOverride w:val="1"/>
-      <w:lvl w:ilvl="2" w:tplc="4D483DC8">
+      <w:lvl w:ilvl="2" w:tplc="CA9EBD36">
         <w:start w:val="1"/>
         <w:numFmt w:val="lowerRoman"/>
         <w:lvlText w:val="%3."/>
@@ -43359,7 +40969,7 @@
     </w:lvlOverride>
     <w:lvlOverride w:ilvl="3">
       <w:startOverride w:val="1"/>
-      <w:lvl w:ilvl="3" w:tplc="AEF4322A">
+      <w:lvl w:ilvl="3" w:tplc="4E16F616">
         <w:start w:val="1"/>
         <w:numFmt w:val="decimal"/>
         <w:lvlText w:val="%4."/>
@@ -43391,7 +41001,7 @@
     </w:lvlOverride>
     <w:lvlOverride w:ilvl="4">
       <w:startOverride w:val="1"/>
-      <w:lvl w:ilvl="4" w:tplc="F46A1206">
+      <w:lvl w:ilvl="4" w:tplc="40903830">
         <w:start w:val="1"/>
         <w:numFmt w:val="lowerLetter"/>
         <w:lvlText w:val="%5."/>
@@ -43423,7 +41033,7 @@
     </w:lvlOverride>
     <w:lvlOverride w:ilvl="5">
       <w:startOverride w:val="1"/>
-      <w:lvl w:ilvl="5" w:tplc="F59C1FB2">
+      <w:lvl w:ilvl="5" w:tplc="0220E2B8">
         <w:start w:val="1"/>
         <w:numFmt w:val="lowerRoman"/>
         <w:lvlText w:val="%6."/>
@@ -43455,7 +41065,7 @@
     </w:lvlOverride>
     <w:lvlOverride w:ilvl="6">
       <w:startOverride w:val="1"/>
-      <w:lvl w:ilvl="6" w:tplc="4FDC3B1E">
+      <w:lvl w:ilvl="6" w:tplc="658E7A06">
         <w:start w:val="1"/>
         <w:numFmt w:val="decimal"/>
         <w:lvlText w:val="%7."/>
@@ -43487,7 +41097,7 @@
     </w:lvlOverride>
     <w:lvlOverride w:ilvl="7">
       <w:startOverride w:val="1"/>
-      <w:lvl w:ilvl="7" w:tplc="447A720A">
+      <w:lvl w:ilvl="7" w:tplc="C66228B6">
         <w:start w:val="1"/>
         <w:numFmt w:val="lowerLetter"/>
         <w:lvlText w:val="%8."/>
@@ -43519,7 +41129,7 @@
     </w:lvlOverride>
     <w:lvlOverride w:ilvl="8">
       <w:startOverride w:val="1"/>
-      <w:lvl w:ilvl="8" w:tplc="43BAB194">
+      <w:lvl w:ilvl="8" w:tplc="2C985180">
         <w:start w:val="1"/>
         <w:numFmt w:val="lowerRoman"/>
         <w:lvlText w:val="%9."/>
@@ -43554,7 +41164,7 @@
     <w:abstractNumId w:val="8"/>
     <w:lvlOverride w:ilvl="0">
       <w:startOverride w:val="10"/>
-      <w:lvl w:ilvl="0" w:tplc="BD76DE64">
+      <w:lvl w:ilvl="0" w:tplc="30300ACA">
         <w:start w:val="10"/>
         <w:numFmt w:val="decimal"/>
         <w:lvlText w:val="%1."/>
@@ -43586,7 +41196,7 @@
     </w:lvlOverride>
     <w:lvlOverride w:ilvl="1">
       <w:startOverride w:val="1"/>
-      <w:lvl w:ilvl="1" w:tplc="202A7600">
+      <w:lvl w:ilvl="1" w:tplc="479802B8">
         <w:start w:val="1"/>
         <w:numFmt w:val="lowerLetter"/>
         <w:lvlText w:val="%2."/>
@@ -43618,7 +41228,7 @@
     </w:lvlOverride>
     <w:lvlOverride w:ilvl="2">
       <w:startOverride w:val="1"/>
-      <w:lvl w:ilvl="2" w:tplc="4D483DC8">
+      <w:lvl w:ilvl="2" w:tplc="CA9EBD36">
         <w:start w:val="1"/>
         <w:numFmt w:val="lowerRoman"/>
         <w:lvlText w:val="%3."/>
@@ -43650,7 +41260,7 @@
     </w:lvlOverride>
     <w:lvlOverride w:ilvl="3">
       <w:startOverride w:val="1"/>
-      <w:lvl w:ilvl="3" w:tplc="AEF4322A">
+      <w:lvl w:ilvl="3" w:tplc="4E16F616">
         <w:start w:val="1"/>
         <w:numFmt w:val="decimal"/>
         <w:lvlText w:val="%4."/>
@@ -43682,7 +41292,7 @@
     </w:lvlOverride>
     <w:lvlOverride w:ilvl="4">
       <w:startOverride w:val="1"/>
-      <w:lvl w:ilvl="4" w:tplc="F46A1206">
+      <w:lvl w:ilvl="4" w:tplc="40903830">
         <w:start w:val="1"/>
         <w:numFmt w:val="lowerLetter"/>
         <w:lvlText w:val="%5."/>
@@ -43714,7 +41324,7 @@
     </w:lvlOverride>
     <w:lvlOverride w:ilvl="5">
       <w:startOverride w:val="1"/>
-      <w:lvl w:ilvl="5" w:tplc="F59C1FB2">
+      <w:lvl w:ilvl="5" w:tplc="0220E2B8">
         <w:start w:val="1"/>
         <w:numFmt w:val="lowerRoman"/>
         <w:lvlText w:val="%6."/>
@@ -43746,7 +41356,7 @@
     </w:lvlOverride>
     <w:lvlOverride w:ilvl="6">
       <w:startOverride w:val="1"/>
-      <w:lvl w:ilvl="6" w:tplc="4FDC3B1E">
+      <w:lvl w:ilvl="6" w:tplc="658E7A06">
         <w:start w:val="1"/>
         <w:numFmt w:val="decimal"/>
         <w:lvlText w:val="%7."/>
@@ -43778,7 +41388,7 @@
     </w:lvlOverride>
     <w:lvlOverride w:ilvl="7">
       <w:startOverride w:val="1"/>
-      <w:lvl w:ilvl="7" w:tplc="447A720A">
+      <w:lvl w:ilvl="7" w:tplc="C66228B6">
         <w:start w:val="1"/>
         <w:numFmt w:val="lowerLetter"/>
         <w:lvlText w:val="%8."/>
@@ -43810,7 +41420,7 @@
     </w:lvlOverride>
     <w:lvlOverride w:ilvl="8">
       <w:startOverride w:val="1"/>
-      <w:lvl w:ilvl="8" w:tplc="43BAB194">
+      <w:lvl w:ilvl="8" w:tplc="2C985180">
         <w:start w:val="1"/>
         <w:numFmt w:val="lowerRoman"/>
         <w:lvlText w:val="%9."/>
@@ -43845,7 +41455,7 @@
     <w:abstractNumId w:val="8"/>
     <w:lvlOverride w:ilvl="0">
       <w:startOverride w:val="11"/>
-      <w:lvl w:ilvl="0" w:tplc="BD76DE64">
+      <w:lvl w:ilvl="0" w:tplc="30300ACA">
         <w:start w:val="11"/>
         <w:numFmt w:val="decimal"/>
         <w:lvlText w:val="%1."/>
@@ -43877,7 +41487,7 @@
     </w:lvlOverride>
     <w:lvlOverride w:ilvl="1">
       <w:startOverride w:val="1"/>
-      <w:lvl w:ilvl="1" w:tplc="202A7600">
+      <w:lvl w:ilvl="1" w:tplc="479802B8">
         <w:start w:val="1"/>
         <w:numFmt w:val="lowerLetter"/>
         <w:lvlText w:val="%2."/>
@@ -43909,7 +41519,7 @@
     </w:lvlOverride>
     <w:lvlOverride w:ilvl="2">
       <w:startOverride w:val="1"/>
-      <w:lvl w:ilvl="2" w:tplc="4D483DC8">
+      <w:lvl w:ilvl="2" w:tplc="CA9EBD36">
         <w:start w:val="1"/>
         <w:numFmt w:val="lowerRoman"/>
         <w:lvlText w:val="%3."/>
@@ -43941,7 +41551,7 @@
     </w:lvlOverride>
     <w:lvlOverride w:ilvl="3">
       <w:startOverride w:val="1"/>
-      <w:lvl w:ilvl="3" w:tplc="AEF4322A">
+      <w:lvl w:ilvl="3" w:tplc="4E16F616">
         <w:start w:val="1"/>
         <w:numFmt w:val="decimal"/>
         <w:lvlText w:val="%4."/>
@@ -43973,7 +41583,7 @@
     </w:lvlOverride>
     <w:lvlOverride w:ilvl="4">
       <w:startOverride w:val="1"/>
-      <w:lvl w:ilvl="4" w:tplc="F46A1206">
+      <w:lvl w:ilvl="4" w:tplc="40903830">
         <w:start w:val="1"/>
         <w:numFmt w:val="lowerLetter"/>
         <w:lvlText w:val="%5."/>
@@ -44005,7 +41615,7 @@
     </w:lvlOverride>
     <w:lvlOverride w:ilvl="5">
       <w:startOverride w:val="1"/>
-      <w:lvl w:ilvl="5" w:tplc="F59C1FB2">
+      <w:lvl w:ilvl="5" w:tplc="0220E2B8">
         <w:start w:val="1"/>
         <w:numFmt w:val="lowerRoman"/>
         <w:lvlText w:val="%6."/>
@@ -44037,7 +41647,7 @@
     </w:lvlOverride>
     <w:lvlOverride w:ilvl="6">
       <w:startOverride w:val="1"/>
-      <w:lvl w:ilvl="6" w:tplc="4FDC3B1E">
+      <w:lvl w:ilvl="6" w:tplc="658E7A06">
         <w:start w:val="1"/>
         <w:numFmt w:val="decimal"/>
         <w:lvlText w:val="%7."/>
@@ -44069,7 +41679,7 @@
     </w:lvlOverride>
     <w:lvlOverride w:ilvl="7">
       <w:startOverride w:val="1"/>
-      <w:lvl w:ilvl="7" w:tplc="447A720A">
+      <w:lvl w:ilvl="7" w:tplc="C66228B6">
         <w:start w:val="1"/>
         <w:numFmt w:val="lowerLetter"/>
         <w:lvlText w:val="%8."/>
@@ -44101,7 +41711,7 @@
     </w:lvlOverride>
     <w:lvlOverride w:ilvl="8">
       <w:startOverride w:val="1"/>
-      <w:lvl w:ilvl="8" w:tplc="43BAB194">
+      <w:lvl w:ilvl="8" w:tplc="2C985180">
         <w:start w:val="1"/>
         <w:numFmt w:val="lowerRoman"/>
         <w:lvlText w:val="%9."/>
@@ -44136,7 +41746,7 @@
     <w:abstractNumId w:val="8"/>
     <w:lvlOverride w:ilvl="0">
       <w:startOverride w:val="12"/>
-      <w:lvl w:ilvl="0" w:tplc="BD76DE64">
+      <w:lvl w:ilvl="0" w:tplc="30300ACA">
         <w:start w:val="12"/>
         <w:numFmt w:val="decimal"/>
         <w:lvlText w:val="%1."/>
@@ -44168,7 +41778,7 @@
     </w:lvlOverride>
     <w:lvlOverride w:ilvl="1">
       <w:startOverride w:val="1"/>
-      <w:lvl w:ilvl="1" w:tplc="202A7600">
+      <w:lvl w:ilvl="1" w:tplc="479802B8">
         <w:start w:val="1"/>
         <w:numFmt w:val="lowerLetter"/>
         <w:lvlText w:val="%2."/>
@@ -44200,7 +41810,7 @@
     </w:lvlOverride>
     <w:lvlOverride w:ilvl="2">
       <w:startOverride w:val="1"/>
-      <w:lvl w:ilvl="2" w:tplc="4D483DC8">
+      <w:lvl w:ilvl="2" w:tplc="CA9EBD36">
         <w:start w:val="1"/>
         <w:numFmt w:val="lowerRoman"/>
         <w:lvlText w:val="%3."/>
@@ -44232,7 +41842,7 @@
     </w:lvlOverride>
     <w:lvlOverride w:ilvl="3">
       <w:startOverride w:val="1"/>
-      <w:lvl w:ilvl="3" w:tplc="AEF4322A">
+      <w:lvl w:ilvl="3" w:tplc="4E16F616">
         <w:start w:val="1"/>
         <w:numFmt w:val="decimal"/>
         <w:lvlText w:val="%4."/>
@@ -44264,7 +41874,7 @@
     </w:lvlOverride>
     <w:lvlOverride w:ilvl="4">
       <w:startOverride w:val="1"/>
-      <w:lvl w:ilvl="4" w:tplc="F46A1206">
+      <w:lvl w:ilvl="4" w:tplc="40903830">
         <w:start w:val="1"/>
         <w:numFmt w:val="lowerLetter"/>
         <w:lvlText w:val="%5."/>
@@ -44296,7 +41906,7 @@
     </w:lvlOverride>
     <w:lvlOverride w:ilvl="5">
       <w:startOverride w:val="1"/>
-      <w:lvl w:ilvl="5" w:tplc="F59C1FB2">
+      <w:lvl w:ilvl="5" w:tplc="0220E2B8">
         <w:start w:val="1"/>
         <w:numFmt w:val="lowerRoman"/>
         <w:lvlText w:val="%6."/>
@@ -44328,7 +41938,7 @@
     </w:lvlOverride>
     <w:lvlOverride w:ilvl="6">
       <w:startOverride w:val="1"/>
-      <w:lvl w:ilvl="6" w:tplc="4FDC3B1E">
+      <w:lvl w:ilvl="6" w:tplc="658E7A06">
         <w:start w:val="1"/>
         <w:numFmt w:val="decimal"/>
         <w:lvlText w:val="%7."/>
@@ -44360,7 +41970,7 @@
     </w:lvlOverride>
     <w:lvlOverride w:ilvl="7">
       <w:startOverride w:val="1"/>
-      <w:lvl w:ilvl="7" w:tplc="447A720A">
+      <w:lvl w:ilvl="7" w:tplc="C66228B6">
         <w:start w:val="1"/>
         <w:numFmt w:val="lowerLetter"/>
         <w:lvlText w:val="%8."/>
@@ -44392,7 +42002,7 @@
     </w:lvlOverride>
     <w:lvlOverride w:ilvl="8">
       <w:startOverride w:val="1"/>
-      <w:lvl w:ilvl="8" w:tplc="43BAB194">
+      <w:lvl w:ilvl="8" w:tplc="2C985180">
         <w:start w:val="1"/>
         <w:numFmt w:val="lowerRoman"/>
         <w:lvlText w:val="%9."/>
@@ -44438,7 +42048,7 @@
   <w:num w:numId="24" w16cid:durableId="756251144">
     <w:abstractNumId w:val="10"/>
     <w:lvlOverride w:ilvl="0">
-      <w:lvl w:ilvl="0" w:tplc="81BA64EA">
+      <w:lvl w:ilvl="0" w:tplc="F4646100">
         <w:start w:val="1"/>
         <w:numFmt w:val="bullet"/>
         <w:lvlText w:val="•"/>
@@ -44488,7 +42098,7 @@
       </w:lvl>
     </w:lvlOverride>
     <w:lvlOverride w:ilvl="1">
-      <w:lvl w:ilvl="1" w:tplc="D2222046">
+      <w:lvl w:ilvl="1" w:tplc="A1BE88F8">
         <w:start w:val="1"/>
         <w:numFmt w:val="bullet"/>
         <w:lvlText w:val="•"/>
@@ -44538,7 +42148,7 @@
       </w:lvl>
     </w:lvlOverride>
     <w:lvlOverride w:ilvl="2">
-      <w:lvl w:ilvl="2" w:tplc="A9A25E68">
+      <w:lvl w:ilvl="2" w:tplc="080AC9B6">
         <w:start w:val="1"/>
         <w:numFmt w:val="bullet"/>
         <w:lvlText w:val="•"/>
@@ -44588,7 +42198,7 @@
       </w:lvl>
     </w:lvlOverride>
     <w:lvlOverride w:ilvl="3">
-      <w:lvl w:ilvl="3" w:tplc="47B67D0C">
+      <w:lvl w:ilvl="3" w:tplc="D0FCDB68">
         <w:start w:val="1"/>
         <w:numFmt w:val="bullet"/>
         <w:lvlText w:val="•"/>
@@ -44637,7 +42247,7 @@
       </w:lvl>
     </w:lvlOverride>
     <w:lvlOverride w:ilvl="4">
-      <w:lvl w:ilvl="4" w:tplc="AE00AFDC">
+      <w:lvl w:ilvl="4" w:tplc="C352BE42">
         <w:start w:val="1"/>
         <w:numFmt w:val="bullet"/>
         <w:lvlText w:val="•"/>
@@ -44686,7 +42296,7 @@
       </w:lvl>
     </w:lvlOverride>
     <w:lvlOverride w:ilvl="5">
-      <w:lvl w:ilvl="5" w:tplc="FD5A0150">
+      <w:lvl w:ilvl="5" w:tplc="679C308C">
         <w:start w:val="1"/>
         <w:numFmt w:val="bullet"/>
         <w:lvlText w:val="•"/>
@@ -44735,7 +42345,7 @@
       </w:lvl>
     </w:lvlOverride>
     <w:lvlOverride w:ilvl="6">
-      <w:lvl w:ilvl="6" w:tplc="D8864B18">
+      <w:lvl w:ilvl="6" w:tplc="B2064850">
         <w:start w:val="1"/>
         <w:numFmt w:val="bullet"/>
         <w:lvlText w:val="•"/>
@@ -44784,7 +42394,7 @@
       </w:lvl>
     </w:lvlOverride>
     <w:lvlOverride w:ilvl="7">
-      <w:lvl w:ilvl="7" w:tplc="5128F628">
+      <w:lvl w:ilvl="7" w:tplc="93DA77FA">
         <w:start w:val="1"/>
         <w:numFmt w:val="bullet"/>
         <w:lvlText w:val="•"/>
@@ -44833,7 +42443,7 @@
       </w:lvl>
     </w:lvlOverride>
     <w:lvlOverride w:ilvl="8">
-      <w:lvl w:ilvl="8" w:tplc="FACAB528">
+      <w:lvl w:ilvl="8" w:tplc="3BCA0F10">
         <w:start w:val="1"/>
         <w:numFmt w:val="bullet"/>
         <w:lvlText w:val="•"/>
@@ -45302,7 +42912,6 @@
   <w:style w:type="character" w:default="1" w:styleId="a0">
     <w:name w:val="Default Paragraph Font"/>
     <w:uiPriority w:val="1"/>
-    <w:semiHidden/>
     <w:unhideWhenUsed/>
   </w:style>
   <w:style w:type="table" w:default="1" w:styleId="a1">
